--- a/drive/1lab/1labreport.docx
+++ b/drive/1lab/1labreport.docx
@@ -976,15 +976,7 @@
         <w:t xml:space="preserve">с </w:t>
       </w:r>
       <w:r>
-        <w:t xml:space="preserve">постоянными магнитами на примере симуляции в </w:t>
-      </w:r>
-      <w:proofErr w:type="spellStart"/>
-      <w:r>
-        <w:t>SimInTech</w:t>
-      </w:r>
-      <w:proofErr w:type="spellEnd"/>
-      <w:r>
-        <w:t>.</w:t>
+        <w:t>постоянными магнитами на примере симуляции в SimInTech.</w:t>
       </w:r>
     </w:p>
     <w:p>
@@ -1052,21 +1044,7 @@
         <w:rPr>
           <w:sz w:val="28"/>
         </w:rPr>
-        <w:t xml:space="preserve">Составить модель СДПМ в </w:t>
-      </w:r>
-      <w:proofErr w:type="spellStart"/>
-      <w:r>
-        <w:rPr>
-          <w:sz w:val="28"/>
-        </w:rPr>
-        <w:t>SimInTech</w:t>
-      </w:r>
-      <w:proofErr w:type="spellEnd"/>
-      <w:r>
-        <w:rPr>
-          <w:sz w:val="28"/>
-        </w:rPr>
-        <w:t>. В отчет вставить скриншот модели и уравнения, по которым модель была построена.</w:t>
+        <w:t>Составить модель СДПМ в SimInTech. В отчет вставить скриншот модели и уравнения, по которым модель была построена.</w:t>
       </w:r>
     </w:p>
     <w:p>
@@ -1711,21 +1689,7 @@
         <w:rPr>
           <w:sz w:val="28"/>
         </w:rPr>
-        <w:t xml:space="preserve">Построить модель </w:t>
-      </w:r>
-      <w:proofErr w:type="spellStart"/>
-      <w:r>
-        <w:rPr>
-          <w:sz w:val="28"/>
-        </w:rPr>
-        <w:t>полеориентированного</w:t>
-      </w:r>
-      <w:proofErr w:type="spellEnd"/>
-      <w:r>
-        <w:rPr>
-          <w:sz w:val="28"/>
-        </w:rPr>
-        <w:t xml:space="preserve"> управления СДПМ. В отчет вставить скриншот модели, график скорости при задании номинальной скорости.</w:t>
+        <w:t>Построить модель полеориентированного управления СДПМ. В отчет вставить скриншот модели, график скорости при задании номинальной скорости.</w:t>
       </w:r>
     </w:p>
     <w:p>
@@ -1745,21 +1709,7 @@
         <w:rPr>
           <w:sz w:val="28"/>
         </w:rPr>
-        <w:t xml:space="preserve">Добавить в модель </w:t>
-      </w:r>
-      <w:proofErr w:type="spellStart"/>
-      <w:r>
-        <w:rPr>
-          <w:sz w:val="28"/>
-        </w:rPr>
-        <w:t>полеориентированного</w:t>
-      </w:r>
-      <w:proofErr w:type="spellEnd"/>
-      <w:r>
-        <w:rPr>
-          <w:sz w:val="28"/>
-        </w:rPr>
-        <w:t xml:space="preserve"> управления однополярный ШИМ, (добавить фильтрацию токов, выполнить подбор частоты ШИМ). В отчет вставить</w:t>
+        <w:t>Добавить в модель полеориентированного управления однополярный ШИМ, (добавить фильтрацию токов, выполнить подбор частоты ШИМ). В отчет вставить</w:t>
       </w:r>
       <w:r>
         <w:rPr>
@@ -2182,21 +2132,12 @@
               </w:rPr>
               <w:t>М</w:t>
             </w:r>
-            <w:proofErr w:type="spellStart"/>
             <w:r>
               <w:rPr>
                 <w:spacing w:val="-4"/>
                 <w:sz w:val="14"/>
               </w:rPr>
-              <w:t>max</w:t>
-            </w:r>
-            <w:proofErr w:type="spellEnd"/>
-            <w:r>
-              <w:rPr>
-                <w:spacing w:val="-4"/>
-                <w:sz w:val="14"/>
-              </w:rPr>
-              <w:t>,</w:t>
+              <w:t>max,</w:t>
             </w:r>
             <w:r>
               <w:rPr>
@@ -2248,33 +2189,11 @@
               <w:ind w:left="106" w:right="100" w:hanging="5"/>
               <w:jc w:val="center"/>
             </w:pPr>
-            <w:proofErr w:type="spellStart"/>
             <w:r>
               <w:rPr>
                 <w:spacing w:val="-2"/>
               </w:rPr>
-              <w:t>Эффек</w:t>
-            </w:r>
-            <w:proofErr w:type="spellEnd"/>
-            <w:r>
-              <w:rPr>
-                <w:spacing w:val="-2"/>
-              </w:rPr>
-              <w:t xml:space="preserve">- </w:t>
-            </w:r>
-            <w:proofErr w:type="spellStart"/>
-            <w:r>
-              <w:rPr>
-                <w:spacing w:val="-2"/>
-              </w:rPr>
-              <w:t>тивность</w:t>
-            </w:r>
-            <w:proofErr w:type="spellEnd"/>
-            <w:r>
-              <w:rPr>
-                <w:spacing w:val="-2"/>
-              </w:rPr>
-              <w:t>,</w:t>
+              <w:t>Эффек- тивность,</w:t>
             </w:r>
           </w:p>
           <w:p>
@@ -2366,19 +2285,11 @@
               <w:spacing w:before="188" w:line="360" w:lineRule="auto"/>
               <w:ind w:left="106" w:right="88" w:firstLine="4"/>
             </w:pPr>
-            <w:proofErr w:type="spellStart"/>
             <w:r>
               <w:rPr>
                 <w:spacing w:val="-4"/>
               </w:rPr>
-              <w:t>Rs</w:t>
-            </w:r>
-            <w:proofErr w:type="spellEnd"/>
-            <w:r>
-              <w:rPr>
-                <w:spacing w:val="-4"/>
-              </w:rPr>
-              <w:t xml:space="preserve">, </w:t>
+              <w:t xml:space="preserve">Rs, </w:t>
             </w:r>
             <w:r>
               <w:rPr>
@@ -2398,28 +2309,18 @@
               <w:spacing w:before="188" w:line="360" w:lineRule="auto"/>
               <w:ind w:left="107" w:firstLine="9"/>
             </w:pPr>
-            <w:proofErr w:type="spellStart"/>
             <w:r>
               <w:rPr>
                 <w:spacing w:val="-4"/>
               </w:rPr>
-              <w:t>Lm</w:t>
+              <w:t xml:space="preserve">Lm, </w:t>
             </w:r>
-            <w:proofErr w:type="spellEnd"/>
-            <w:r>
-              <w:rPr>
-                <w:spacing w:val="-4"/>
-              </w:rPr>
-              <w:t xml:space="preserve">, </w:t>
-            </w:r>
-            <w:proofErr w:type="spellStart"/>
             <w:r>
               <w:rPr>
                 <w:spacing w:val="-5"/>
               </w:rPr>
               <w:t>мГн</w:t>
             </w:r>
-            <w:proofErr w:type="spellEnd"/>
           </w:p>
         </w:tc>
         <w:tc>
@@ -2445,14 +2346,12 @@
               <w:spacing w:before="126"/>
               <w:ind w:left="107"/>
             </w:pPr>
-            <w:proofErr w:type="spellStart"/>
             <w:r>
               <w:rPr>
                 <w:spacing w:val="-5"/>
               </w:rPr>
               <w:t>мГн</w:t>
             </w:r>
-            <w:proofErr w:type="spellEnd"/>
           </w:p>
         </w:tc>
         <w:tc>
@@ -2945,21 +2844,7 @@
         <w:rPr>
           <w:spacing w:val="-2"/>
         </w:rPr>
-        <w:t xml:space="preserve">На основе уравнений сделаем </w:t>
-      </w:r>
-      <w:proofErr w:type="spellStart"/>
-      <w:r>
-        <w:rPr>
-          <w:spacing w:val="-2"/>
-        </w:rPr>
-        <w:t>субмодель</w:t>
-      </w:r>
-      <w:proofErr w:type="spellEnd"/>
-      <w:r>
-        <w:rPr>
-          <w:spacing w:val="-2"/>
-        </w:rPr>
-        <w:t xml:space="preserve"> СДПМ. Данный тип двигателя описывается уравнениями в подвижных осях A, B, C.</w:t>
+        <w:t>На основе уравнений сделаем субмодель СДПМ. Данный тип двигателя описывается уравнениями в подвижных осях A, B, C.</w:t>
       </w:r>
     </w:p>
     <w:p>
@@ -3904,21 +3789,7 @@
         <w:rPr>
           <w:spacing w:val="-2"/>
         </w:rPr>
-        <w:t xml:space="preserve">Модель, составленная в </w:t>
-      </w:r>
-      <w:proofErr w:type="spellStart"/>
-      <w:r>
-        <w:rPr>
-          <w:spacing w:val="-2"/>
-        </w:rPr>
-        <w:t>SimInTech</w:t>
-      </w:r>
-      <w:proofErr w:type="spellEnd"/>
-      <w:r>
-        <w:rPr>
-          <w:spacing w:val="-2"/>
-        </w:rPr>
-        <w:t xml:space="preserve"> приведена на рисунке 1.</w:t>
+        <w:t>Модель, составленная в SimInTech приведена на рисунке 1.</w:t>
       </w:r>
     </w:p>
     <w:p>
@@ -5165,7 +5036,7 @@
         <w:rPr>
           <w:spacing w:val="-2"/>
         </w:rPr>
-        <w:t>и обратного преобразования Кларка. Составим блоки преобразования, скрипты описывающие данные блоки приведены на рисунках 8 и 9.</w:t>
+        <w:t>и обратного преобразования Кларк. Составим блоки преобразования, скрипты описывающие данные блоки приведены на рисунках 8 и 9.</w:t>
       </w:r>
     </w:p>
     <w:p>
@@ -5500,7 +5371,7 @@
         <w:rPr>
           <w:noProof/>
         </w:rPr>
-        <w:t xml:space="preserve"> Кларка</w:t>
+        <w:t xml:space="preserve"> Кларк</w:t>
       </w:r>
     </w:p>
     <w:p>
@@ -6280,21 +6151,7 @@
         <w:rPr>
           <w:spacing w:val="-2"/>
         </w:rPr>
-        <w:t xml:space="preserve">Для добавления регулятора скорости необходимо добавить в модель блоки прямого преобразования Парка и прямого преобразования Кларка, как это было сделано в предыдущем пункте (рисунки 13 и 14). Регулятор скорости представляет из себя библиотечный ПИ регулятор с ограничением по вектору </w:t>
-      </w:r>
-      <w:proofErr w:type="spellStart"/>
-      <w:r>
-        <w:rPr>
-          <w:spacing w:val="-2"/>
-        </w:rPr>
-        <w:t>ud</w:t>
-      </w:r>
-      <w:proofErr w:type="spellEnd"/>
-      <w:r>
-        <w:rPr>
-          <w:spacing w:val="-2"/>
-        </w:rPr>
-        <w:t>.</w:t>
+        <w:t>Для добавления регулятора скорости необходимо добавить в модель блоки прямого преобразования Парка и прямого преобразования Кларк, как это было сделано в предыдущем пункте (рисунки 13 и 14). Регулятор скорости представляет из себя библиотечный ПИ регулятор с ограничением по вектору ud.</w:t>
       </w:r>
     </w:p>
     <w:p>
@@ -6454,13 +6311,12 @@
         <w:rPr>
           <w:noProof/>
         </w:rPr>
-        <w:t xml:space="preserve"> Кларка</w:t>
-      </w:r>
-    </w:p>
-    <w:p>
-      <w:pPr>
-        <w:pStyle w:val="a3"/>
-        <w:jc w:val="center"/>
+        <w:t xml:space="preserve"> Кларк</w:t>
+      </w:r>
+    </w:p>
+    <w:p>
+      <w:pPr>
+        <w:pStyle w:val="a3"/>
         <w:sectPr>
           <w:pgSz w:w="11910" w:h="16840"/>
           <w:pgMar w:top="1700" w:right="425" w:bottom="1340" w:left="1133" w:header="0" w:footer="1153" w:gutter="0"/>
@@ -6791,16 +6647,8 @@
         <w:rPr>
           <w:noProof/>
         </w:rPr>
-        <w:t xml:space="preserve"> </w:t>
-      </w:r>
-      <w:proofErr w:type="spellStart"/>
-      <w:r>
-        <w:rPr>
-          <w:noProof/>
-        </w:rPr>
-        <w:t>U_lim</w:t>
-      </w:r>
-      <w:proofErr w:type="spellEnd"/>
+        <w:t xml:space="preserve"> U_lim</w:t>
+      </w:r>
     </w:p>
     <w:p>
       <w:pPr>
@@ -7119,21 +6967,7 @@
         <w:rPr>
           <w:spacing w:val="-2"/>
         </w:rPr>
-        <w:t xml:space="preserve">Полученные коэффициенты составили </w:t>
-      </w:r>
-      <w:proofErr w:type="spellStart"/>
-      <w:r>
-        <w:rPr>
-          <w:spacing w:val="-2"/>
-        </w:rPr>
-        <w:t>Kp</w:t>
-      </w:r>
-      <w:proofErr w:type="spellEnd"/>
-      <w:r>
-        <w:rPr>
-          <w:spacing w:val="-2"/>
-        </w:rPr>
-        <w:t xml:space="preserve"> = </w:t>
+        <w:t xml:space="preserve">Полученные коэффициенты составили Kp = </w:t>
       </w:r>
       <w:r>
         <w:rPr>
@@ -7145,21 +6979,7 @@
         <w:rPr>
           <w:spacing w:val="-2"/>
         </w:rPr>
-        <w:t xml:space="preserve">, </w:t>
-      </w:r>
-      <w:proofErr w:type="spellStart"/>
-      <w:r>
-        <w:rPr>
-          <w:spacing w:val="-2"/>
-        </w:rPr>
-        <w:t>Ki</w:t>
-      </w:r>
-      <w:proofErr w:type="spellEnd"/>
-      <w:r>
-        <w:rPr>
-          <w:spacing w:val="-2"/>
-        </w:rPr>
-        <w:t xml:space="preserve"> = 2.5. В таком случае перерегулирование составляет примерно </w:t>
+        <w:t xml:space="preserve">, Ki = 2.5. В таком случае перерегулирование составляет примерно </w:t>
       </w:r>
       <w:r>
         <w:rPr>
@@ -8260,14 +8080,12 @@
         </w:rPr>
         <w:t xml:space="preserve">       </w:t>
       </w:r>
-      <w:proofErr w:type="spellStart"/>
       <w:r>
         <w:rPr>
           <w:spacing w:val="-2"/>
         </w:rPr>
         <w:t>полеориентированное</w:t>
       </w:r>
-      <w:proofErr w:type="spellEnd"/>
       <w:r>
         <w:rPr>
           <w:spacing w:val="-2"/>
@@ -8387,21 +8205,7 @@
         <w:rPr>
           <w:spacing w:val="-2"/>
         </w:rPr>
-        <w:t xml:space="preserve">На рисунке 22 представлена модель </w:t>
-      </w:r>
-      <w:proofErr w:type="spellStart"/>
-      <w:r>
-        <w:rPr>
-          <w:spacing w:val="-2"/>
-        </w:rPr>
-        <w:t>полеориентированного</w:t>
-      </w:r>
-      <w:proofErr w:type="spellEnd"/>
-      <w:r>
-        <w:rPr>
-          <w:spacing w:val="-2"/>
-        </w:rPr>
-        <w:t xml:space="preserve"> управления </w:t>
+        <w:t xml:space="preserve">На рисунке 22 представлена модель полеориентированного управления </w:t>
       </w:r>
       <w:r>
         <w:rPr>
@@ -8521,14 +8325,12 @@
         </w:rPr>
         <w:t xml:space="preserve"> </w:t>
       </w:r>
-      <w:proofErr w:type="spellStart"/>
       <w:r>
         <w:rPr>
           <w:noProof/>
         </w:rPr>
         <w:t>полеориентированного</w:t>
       </w:r>
-      <w:proofErr w:type="spellEnd"/>
       <w:r>
         <w:rPr>
           <w:noProof/>
@@ -9079,28 +8881,13 @@
         <w:jc w:val="both"/>
         <w:rPr>
           <w:spacing w:val="-2"/>
-          <w:lang w:val="en-US"/>
-        </w:rPr>
-      </w:pPr>
-      <w:r>
-        <w:rPr>
-          <w:spacing w:val="-2"/>
-        </w:rPr>
-        <w:t xml:space="preserve">В рамках лабораторной работы было проведено исследование методов управления синхронным двигателем с постоянными магнитами (СДПМ). Анализ прямого пуска от сети показал, что максимальная частота запуска составляет 25 Гц, что в четыре раза ниже номинальной. Были разработаны системы управления на основе преобразований Кларка и Парка. Наиболее простая конфигурация (вентильный двигатель) не обеспечила выход на номинальную скорость в установившемся режиме. Введение регулятора скорости позволило достичь номинальных оборотов, однако сопровождалось перерегулированием в 6%. Последующее добавление регуляторов тока позволило реализовать </w:t>
-      </w:r>
-      <w:proofErr w:type="spellStart"/>
-      <w:r>
-        <w:rPr>
-          <w:spacing w:val="-2"/>
-        </w:rPr>
-        <w:t>полеориентированное</w:t>
-      </w:r>
-      <w:proofErr w:type="spellEnd"/>
-      <w:r>
-        <w:rPr>
-          <w:spacing w:val="-2"/>
-        </w:rPr>
-        <w:t xml:space="preserve"> управление, которое устранило перерегулирование и обеспечило время регулирования 1 с. Интеграция ШИМ-модуляции сократила время переходного процесса до 0,05 с, но привела к установившейся ошибке по скорости.</w:t>
+        </w:rPr>
+      </w:pPr>
+      <w:r>
+        <w:rPr>
+          <w:spacing w:val="-2"/>
+        </w:rPr>
+        <w:t>В рамках лабораторной работы было проведено исследование методов управления синхронным двигателем с постоянными магнитами (СДПМ). Анализ прямого пуска от сети показал, что максимальная частота запуска составляет 25 Гц, что в четыре раза ниже номинальной. Были разработаны системы управления на основе преобразований Кларк и Парка. Наиболее простая конфигурация (вентильный двигатель) не обеспечила выход на номинальную скорость в установившемся режиме. Введение регулятора скорости позволило достичь номинальных оборотов, однако сопровождалось перерегулированием в 6%. Последующее добавление регуляторов тока позволило реализовать полеориентированное управление, которое устранило перерегулирование и обеспечило время регулирования 1 с. Интеграция ШИМ-модуляции сократила время переходного процесса до 0,05 с, но привела к установившейся ошибке по скорости.</w:t>
       </w:r>
     </w:p>
     <w:sectPr>

--- a/drive/1lab/1labreport.docx
+++ b/drive/1lab/1labreport.docx
@@ -911,8 +911,9 @@
     <w:p>
       <w:pPr>
         <w:pStyle w:val="a3"/>
-        <w:spacing w:before="154" w:line="362" w:lineRule="auto"/>
-        <w:ind w:right="98" w:firstLine="709"/>
+        <w:spacing w:before="154" w:line="360" w:lineRule="auto"/>
+        <w:ind w:right="6" w:firstLine="709"/>
+        <w:contextualSpacing/>
         <w:jc w:val="both"/>
       </w:pPr>
       <w:r>
@@ -973,16 +974,30 @@
         <w:rPr>
           <w:spacing w:val="-10"/>
         </w:rPr>
-        <w:t xml:space="preserve">с </w:t>
-      </w:r>
-      <w:r>
-        <w:t>постоянными магнитами на примере симуляции в SimInTech.</w:t>
+        <w:t>с</w:t>
+      </w:r>
+      <w:r>
+        <w:rPr>
+          <w:spacing w:val="-10"/>
+        </w:rPr>
+        <w:t xml:space="preserve"> </w:t>
+      </w:r>
+      <w:r>
+        <w:t xml:space="preserve">постоянными магнитами на примере симуляции в </w:t>
+      </w:r>
+      <w:proofErr w:type="spellStart"/>
+      <w:r>
+        <w:t>SimInTech</w:t>
+      </w:r>
+      <w:proofErr w:type="spellEnd"/>
+      <w:r>
+        <w:t>.</w:t>
       </w:r>
     </w:p>
     <w:p>
       <w:pPr>
         <w:spacing w:line="320" w:lineRule="exact"/>
-        <w:ind w:firstLine="709"/>
+        <w:ind w:right="4" w:firstLine="709"/>
         <w:rPr>
           <w:b/>
           <w:sz w:val="28"/>
@@ -1029,33 +1044,47 @@
     </w:p>
     <w:p>
       <w:pPr>
-        <w:pStyle w:val="a4"/>
+        <w:pStyle w:val="a5"/>
         <w:numPr>
           <w:ilvl w:val="0"/>
           <w:numId w:val="2"/>
         </w:numPr>
         <w:spacing w:before="158" w:line="362" w:lineRule="auto"/>
-        <w:ind w:left="0" w:right="93" w:firstLine="709"/>
-        <w:rPr>
-          <w:sz w:val="28"/>
-        </w:rPr>
-      </w:pPr>
-      <w:r>
-        <w:rPr>
-          <w:sz w:val="28"/>
-        </w:rPr>
-        <w:t>Составить модель СДПМ в SimInTech. В отчет вставить скриншот модели и уравнения, по которым модель была построена.</w:t>
-      </w:r>
-    </w:p>
-    <w:p>
-      <w:pPr>
-        <w:pStyle w:val="a4"/>
+        <w:ind w:left="0" w:right="4" w:firstLine="709"/>
+        <w:rPr>
+          <w:sz w:val="28"/>
+        </w:rPr>
+      </w:pPr>
+      <w:r>
+        <w:rPr>
+          <w:sz w:val="28"/>
+        </w:rPr>
+        <w:t xml:space="preserve">Составить модель СДПМ в </w:t>
+      </w:r>
+      <w:proofErr w:type="spellStart"/>
+      <w:r>
+        <w:rPr>
+          <w:sz w:val="28"/>
+        </w:rPr>
+        <w:t>SimInTech</w:t>
+      </w:r>
+      <w:proofErr w:type="spellEnd"/>
+      <w:r>
+        <w:rPr>
+          <w:sz w:val="28"/>
+        </w:rPr>
+        <w:t>. В отчет вставить скриншот модели и уравнения, по которым модель была построена.</w:t>
+      </w:r>
+    </w:p>
+    <w:p>
+      <w:pPr>
+        <w:pStyle w:val="a5"/>
         <w:numPr>
           <w:ilvl w:val="1"/>
           <w:numId w:val="2"/>
         </w:numPr>
         <w:spacing w:line="362" w:lineRule="auto"/>
-        <w:ind w:left="0" w:right="91" w:firstLine="709"/>
+        <w:ind w:left="0" w:right="4" w:firstLine="709"/>
         <w:rPr>
           <w:sz w:val="28"/>
         </w:rPr>
@@ -1212,13 +1241,13 @@
     </w:p>
     <w:p>
       <w:pPr>
-        <w:pStyle w:val="a4"/>
+        <w:pStyle w:val="a5"/>
         <w:numPr>
           <w:ilvl w:val="1"/>
           <w:numId w:val="2"/>
         </w:numPr>
         <w:spacing w:line="360" w:lineRule="auto"/>
-        <w:ind w:left="0" w:right="98" w:firstLine="709"/>
+        <w:ind w:left="0" w:right="4" w:firstLine="709"/>
         <w:rPr>
           <w:sz w:val="28"/>
         </w:rPr>
@@ -1375,13 +1404,13 @@
     </w:p>
     <w:p>
       <w:pPr>
-        <w:pStyle w:val="a4"/>
+        <w:pStyle w:val="a5"/>
         <w:numPr>
           <w:ilvl w:val="1"/>
           <w:numId w:val="2"/>
         </w:numPr>
         <w:spacing w:line="362" w:lineRule="auto"/>
-        <w:ind w:left="0" w:right="99" w:firstLine="709"/>
+        <w:ind w:left="0" w:right="4" w:firstLine="709"/>
         <w:rPr>
           <w:sz w:val="28"/>
         </w:rPr>
@@ -1512,13 +1541,13 @@
     </w:p>
     <w:p>
       <w:pPr>
-        <w:pStyle w:val="a4"/>
+        <w:pStyle w:val="a5"/>
         <w:numPr>
           <w:ilvl w:val="1"/>
           <w:numId w:val="2"/>
         </w:numPr>
         <w:spacing w:line="314" w:lineRule="exact"/>
-        <w:ind w:left="0" w:firstLine="709"/>
+        <w:ind w:left="0" w:right="4" w:firstLine="709"/>
         <w:rPr>
           <w:sz w:val="28"/>
         </w:rPr>
@@ -1665,7 +1694,7 @@
       <w:pPr>
         <w:pStyle w:val="a3"/>
         <w:spacing w:before="148" w:line="357" w:lineRule="auto"/>
-        <w:ind w:right="99" w:firstLine="709"/>
+        <w:ind w:right="4" w:firstLine="709"/>
         <w:jc w:val="both"/>
       </w:pPr>
       <w:r>
@@ -1674,42 +1703,70 @@
     </w:p>
     <w:p>
       <w:pPr>
-        <w:pStyle w:val="a4"/>
+        <w:pStyle w:val="a5"/>
         <w:numPr>
           <w:ilvl w:val="1"/>
           <w:numId w:val="2"/>
         </w:numPr>
         <w:spacing w:before="6" w:line="362" w:lineRule="auto"/>
-        <w:ind w:left="0" w:right="100" w:firstLine="709"/>
-        <w:rPr>
-          <w:sz w:val="28"/>
-        </w:rPr>
-      </w:pPr>
-      <w:r>
-        <w:rPr>
-          <w:sz w:val="28"/>
-        </w:rPr>
-        <w:t>Построить модель полеориентированного управления СДПМ. В отчет вставить скриншот модели, график скорости при задании номинальной скорости.</w:t>
-      </w:r>
-    </w:p>
-    <w:p>
-      <w:pPr>
-        <w:pStyle w:val="a4"/>
+        <w:ind w:left="0" w:right="4" w:firstLine="709"/>
+        <w:rPr>
+          <w:sz w:val="28"/>
+        </w:rPr>
+      </w:pPr>
+      <w:r>
+        <w:rPr>
+          <w:sz w:val="28"/>
+        </w:rPr>
+        <w:t xml:space="preserve">Построить модель </w:t>
+      </w:r>
+      <w:proofErr w:type="spellStart"/>
+      <w:r>
+        <w:rPr>
+          <w:sz w:val="28"/>
+        </w:rPr>
+        <w:t>полеориентированного</w:t>
+      </w:r>
+      <w:proofErr w:type="spellEnd"/>
+      <w:r>
+        <w:rPr>
+          <w:sz w:val="28"/>
+        </w:rPr>
+        <w:t xml:space="preserve"> управления СДПМ. В отчет вставить скриншот модели, график скорости при задании номинальной скорости.</w:t>
+      </w:r>
+    </w:p>
+    <w:p>
+      <w:pPr>
+        <w:pStyle w:val="a5"/>
         <w:numPr>
           <w:ilvl w:val="1"/>
           <w:numId w:val="2"/>
         </w:numPr>
         <w:spacing w:line="360" w:lineRule="auto"/>
-        <w:ind w:left="0" w:right="95" w:firstLine="709"/>
-        <w:rPr>
-          <w:sz w:val="28"/>
-        </w:rPr>
-      </w:pPr>
-      <w:r>
-        <w:rPr>
-          <w:sz w:val="28"/>
-        </w:rPr>
-        <w:t>Добавить в модель полеориентированного управления однополярный ШИМ, (добавить фильтрацию токов, выполнить подбор частоты ШИМ). В отчет вставить</w:t>
+        <w:ind w:left="0" w:right="4" w:firstLine="709"/>
+        <w:rPr>
+          <w:sz w:val="28"/>
+        </w:rPr>
+      </w:pPr>
+      <w:r>
+        <w:rPr>
+          <w:sz w:val="28"/>
+        </w:rPr>
+        <w:t xml:space="preserve">Добавить в модель </w:t>
+      </w:r>
+      <w:proofErr w:type="spellStart"/>
+      <w:r>
+        <w:rPr>
+          <w:sz w:val="28"/>
+        </w:rPr>
+        <w:t>полеориентированного</w:t>
+      </w:r>
+      <w:proofErr w:type="spellEnd"/>
+      <w:r>
+        <w:rPr>
+          <w:sz w:val="28"/>
+        </w:rPr>
+        <w:t xml:space="preserve"> управления однополярный ШИМ, (выполнить подбор частоты ШИМ). В отчет вставить</w:t>
       </w:r>
       <w:r>
         <w:rPr>
@@ -2132,12 +2189,21 @@
               </w:rPr>
               <w:t>М</w:t>
             </w:r>
+            <w:proofErr w:type="spellStart"/>
             <w:r>
               <w:rPr>
                 <w:spacing w:val="-4"/>
                 <w:sz w:val="14"/>
               </w:rPr>
-              <w:t>max,</w:t>
+              <w:t>max</w:t>
+            </w:r>
+            <w:proofErr w:type="spellEnd"/>
+            <w:r>
+              <w:rPr>
+                <w:spacing w:val="-4"/>
+                <w:sz w:val="14"/>
+              </w:rPr>
+              <w:t>,</w:t>
             </w:r>
             <w:r>
               <w:rPr>
@@ -2189,11 +2255,33 @@
               <w:ind w:left="106" w:right="100" w:hanging="5"/>
               <w:jc w:val="center"/>
             </w:pPr>
+            <w:proofErr w:type="spellStart"/>
             <w:r>
               <w:rPr>
                 <w:spacing w:val="-2"/>
               </w:rPr>
-              <w:t>Эффек- тивность,</w:t>
+              <w:t>Эффек</w:t>
+            </w:r>
+            <w:proofErr w:type="spellEnd"/>
+            <w:r>
+              <w:rPr>
+                <w:spacing w:val="-2"/>
+              </w:rPr>
+              <w:t xml:space="preserve">- </w:t>
+            </w:r>
+            <w:proofErr w:type="spellStart"/>
+            <w:r>
+              <w:rPr>
+                <w:spacing w:val="-2"/>
+              </w:rPr>
+              <w:t>тивность</w:t>
+            </w:r>
+            <w:proofErr w:type="spellEnd"/>
+            <w:r>
+              <w:rPr>
+                <w:spacing w:val="-2"/>
+              </w:rPr>
+              <w:t>,</w:t>
             </w:r>
           </w:p>
           <w:p>
@@ -2285,11 +2373,19 @@
               <w:spacing w:before="188" w:line="360" w:lineRule="auto"/>
               <w:ind w:left="106" w:right="88" w:firstLine="4"/>
             </w:pPr>
+            <w:proofErr w:type="spellStart"/>
             <w:r>
               <w:rPr>
                 <w:spacing w:val="-4"/>
               </w:rPr>
-              <w:t xml:space="preserve">Rs, </w:t>
+              <w:t>Rs</w:t>
+            </w:r>
+            <w:proofErr w:type="spellEnd"/>
+            <w:r>
+              <w:rPr>
+                <w:spacing w:val="-4"/>
+              </w:rPr>
+              <w:t xml:space="preserve">, </w:t>
             </w:r>
             <w:r>
               <w:rPr>
@@ -2309,18 +2405,28 @@
               <w:spacing w:before="188" w:line="360" w:lineRule="auto"/>
               <w:ind w:left="107" w:firstLine="9"/>
             </w:pPr>
+            <w:proofErr w:type="spellStart"/>
             <w:r>
               <w:rPr>
                 <w:spacing w:val="-4"/>
               </w:rPr>
-              <w:t xml:space="preserve">Lm, </w:t>
+              <w:t>Lm</w:t>
             </w:r>
+            <w:proofErr w:type="spellEnd"/>
+            <w:r>
+              <w:rPr>
+                <w:spacing w:val="-4"/>
+              </w:rPr>
+              <w:t xml:space="preserve">, </w:t>
+            </w:r>
+            <w:proofErr w:type="spellStart"/>
             <w:r>
               <w:rPr>
                 <w:spacing w:val="-5"/>
               </w:rPr>
               <w:t>мГн</w:t>
             </w:r>
+            <w:proofErr w:type="spellEnd"/>
           </w:p>
         </w:tc>
         <w:tc>
@@ -2346,12 +2452,14 @@
               <w:spacing w:before="126"/>
               <w:ind w:left="107"/>
             </w:pPr>
+            <w:proofErr w:type="spellStart"/>
             <w:r>
               <w:rPr>
                 <w:spacing w:val="-5"/>
               </w:rPr>
               <w:t>мГн</w:t>
             </w:r>
+            <w:proofErr w:type="spellEnd"/>
           </w:p>
         </w:tc>
         <w:tc>
@@ -2794,7 +2902,7 @@
     </w:p>
     <w:p>
       <w:pPr>
-        <w:pStyle w:val="a4"/>
+        <w:pStyle w:val="a5"/>
         <w:numPr>
           <w:ilvl w:val="0"/>
           <w:numId w:val="3"/>
@@ -2834,7 +2942,7 @@
       <w:pPr>
         <w:pStyle w:val="a3"/>
         <w:spacing w:before="154" w:line="362" w:lineRule="auto"/>
-        <w:ind w:right="98" w:firstLine="709"/>
+        <w:ind w:right="4" w:firstLine="709"/>
         <w:jc w:val="both"/>
         <w:rPr>
           <w:spacing w:val="-2"/>
@@ -2844,7 +2952,21 @@
         <w:rPr>
           <w:spacing w:val="-2"/>
         </w:rPr>
-        <w:t>На основе уравнений сделаем субмодель СДПМ. Данный тип двигателя описывается уравнениями в подвижных осях A, B, C.</w:t>
+        <w:t xml:space="preserve">На основе уравнений сделаем </w:t>
+      </w:r>
+      <w:proofErr w:type="spellStart"/>
+      <w:r>
+        <w:rPr>
+          <w:spacing w:val="-2"/>
+        </w:rPr>
+        <w:t>субмодель</w:t>
+      </w:r>
+      <w:proofErr w:type="spellEnd"/>
+      <w:r>
+        <w:rPr>
+          <w:spacing w:val="-2"/>
+        </w:rPr>
+        <w:t xml:space="preserve"> СДПМ. Данный тип двигателя описывается уравнениями в подвижных осях A, B, C.</w:t>
       </w:r>
     </w:p>
     <w:p>
@@ -3780,22 +3902,38 @@
       <w:pPr>
         <w:pStyle w:val="a3"/>
         <w:spacing w:before="154" w:line="362" w:lineRule="auto"/>
-        <w:ind w:right="98" w:firstLine="709"/>
-        <w:rPr>
-          <w:spacing w:val="-2"/>
-        </w:rPr>
-      </w:pPr>
-      <w:r>
-        <w:rPr>
-          <w:spacing w:val="-2"/>
-        </w:rPr>
-        <w:t>Модель, составленная в SimInTech приведена на рисунке 1.</w:t>
+        <w:ind w:right="4" w:firstLine="709"/>
+        <w:jc w:val="both"/>
+        <w:rPr>
+          <w:spacing w:val="-2"/>
+        </w:rPr>
+      </w:pPr>
+      <w:r>
+        <w:rPr>
+          <w:spacing w:val="-2"/>
+        </w:rPr>
+        <w:t xml:space="preserve">Модель, составленная в </w:t>
+      </w:r>
+      <w:proofErr w:type="spellStart"/>
+      <w:r>
+        <w:rPr>
+          <w:spacing w:val="-2"/>
+        </w:rPr>
+        <w:t>SimInTech</w:t>
+      </w:r>
+      <w:proofErr w:type="spellEnd"/>
+      <w:r>
+        <w:rPr>
+          <w:spacing w:val="-2"/>
+        </w:rPr>
+        <w:t xml:space="preserve"> приведена на рисунке 1.</w:t>
       </w:r>
     </w:p>
     <w:p>
       <w:pPr>
         <w:pStyle w:val="a3"/>
         <w:spacing w:before="5"/>
+        <w:jc w:val="center"/>
         <w:rPr>
           <w:sz w:val="12"/>
         </w:rPr>
@@ -3806,17 +3944,9 @@
           <w:sz w:val="12"/>
         </w:rPr>
         <w:drawing>
-          <wp:anchor distT="0" distB="0" distL="0" distR="0" simplePos="0" relativeHeight="487588864" behindDoc="1" locked="0" layoutInCell="1" allowOverlap="1" wp14:anchorId="68A50D69" wp14:editId="1F005C7A">
-            <wp:simplePos x="0" y="0"/>
-            <wp:positionH relativeFrom="page">
-              <wp:posOffset>2193544</wp:posOffset>
-            </wp:positionH>
-            <wp:positionV relativeFrom="paragraph">
-              <wp:posOffset>106472</wp:posOffset>
-            </wp:positionV>
-            <wp:extent cx="4041639" cy="2803398"/>
+          <wp:inline distT="0" distB="0" distL="0" distR="0" wp14:anchorId="68A50D69" wp14:editId="27C81A91">
+            <wp:extent cx="4041140" cy="2802890"/>
             <wp:effectExtent l="0" t="0" r="0" b="0"/>
-            <wp:wrapTopAndBottom/>
             <wp:docPr id="9" name="Image 9"/>
             <wp:cNvGraphicFramePr>
               <a:graphicFrameLocks xmlns:a="http://schemas.openxmlformats.org/drawingml/2006/main"/>
@@ -3829,7 +3959,13 @@
                     <pic:cNvPicPr/>
                   </pic:nvPicPr>
                   <pic:blipFill>
-                    <a:blip r:embed="rId8" cstate="print"/>
+                    <a:blip r:embed="rId8" cstate="print">
+                      <a:extLst>
+                        <a:ext uri="{28A0092B-C50C-407E-A947-70E740481C1C}">
+                          <a14:useLocalDpi xmlns:a14="http://schemas.microsoft.com/office/drawing/2010/main" val="0"/>
+                        </a:ext>
+                      </a:extLst>
+                    </a:blip>
                     <a:stretch>
                       <a:fillRect/>
                     </a:stretch>
@@ -3837,7 +3973,7 @@
                   <pic:spPr>
                     <a:xfrm>
                       <a:off x="0" y="0"/>
-                      <a:ext cx="4041639" cy="2803398"/>
+                      <a:ext cx="4041140" cy="2802890"/>
                     </a:xfrm>
                     <a:prstGeom prst="rect">
                       <a:avLst/>
@@ -3846,7 +3982,7 @@
                 </pic:pic>
               </a:graphicData>
             </a:graphic>
-          </wp:anchor>
+          </wp:inline>
         </w:drawing>
       </w:r>
     </w:p>
@@ -3854,7 +3990,7 @@
       <w:pPr>
         <w:pStyle w:val="a3"/>
         <w:spacing w:before="160"/>
-        <w:ind w:left="3856"/>
+        <w:jc w:val="center"/>
       </w:pPr>
       <w:r>
         <w:t>Рисунок</w:t>
@@ -3901,7 +4037,7 @@
     </w:p>
     <w:p>
       <w:pPr>
-        <w:pStyle w:val="a4"/>
+        <w:pStyle w:val="a5"/>
         <w:numPr>
           <w:ilvl w:val="0"/>
           <w:numId w:val="3"/>
@@ -3959,8 +4095,9 @@
     <w:p>
       <w:pPr>
         <w:pStyle w:val="a3"/>
-        <w:spacing w:before="154" w:line="362" w:lineRule="auto"/>
-        <w:ind w:right="98" w:firstLine="709"/>
+        <w:spacing w:before="154" w:line="360" w:lineRule="auto"/>
+        <w:ind w:right="6" w:firstLine="709"/>
+        <w:contextualSpacing/>
         <w:jc w:val="both"/>
         <w:rPr>
           <w:spacing w:val="-2"/>
@@ -3970,7 +4107,37 @@
         <w:rPr>
           <w:spacing w:val="-2"/>
         </w:rPr>
-        <w:t>Составим модель для пуска СДПМ от сети (рисунок 2). В скрипте модели зададим исходные параметры двигателя исходя из заданного варианта.</w:t>
+        <w:t>Составим модель для пуска СДПМ от сети (</w:t>
+      </w:r>
+      <w:r>
+        <w:rPr>
+          <w:spacing w:val="-2"/>
+        </w:rPr>
+        <w:t>Р</w:t>
+      </w:r>
+      <w:r>
+        <w:rPr>
+          <w:spacing w:val="-2"/>
+        </w:rPr>
+        <w:t xml:space="preserve">исунок 2). В скрипте </w:t>
+      </w:r>
+      <w:r>
+        <w:rPr>
+          <w:spacing w:val="-2"/>
+        </w:rPr>
+        <w:t>модели</w:t>
+      </w:r>
+      <w:r>
+        <w:rPr>
+          <w:spacing w:val="-2"/>
+        </w:rPr>
+        <w:t xml:space="preserve"> (Рисунок 3)</w:t>
+      </w:r>
+      <w:r>
+        <w:rPr>
+          <w:spacing w:val="-2"/>
+        </w:rPr>
+        <w:t xml:space="preserve"> зададим исходные параметры двигателя исходя из заданного варианта.</w:t>
       </w:r>
     </w:p>
     <w:p>
@@ -3988,15 +4155,10 @@
     <w:p>
       <w:pPr>
         <w:pStyle w:val="a3"/>
-        <w:ind w:left="1405"/>
-        <w:rPr>
-          <w:sz w:val="20"/>
-        </w:rPr>
-      </w:pPr>
-      <w:r>
-        <w:rPr>
-          <w:noProof/>
-        </w:rPr>
+        <w:spacing w:before="160"/>
+        <w:jc w:val="center"/>
+      </w:pPr>
+      <w:r>
         <w:lastRenderedPageBreak/>
         <w:drawing>
           <wp:inline distT="0" distB="0" distL="0" distR="0" wp14:anchorId="65072904" wp14:editId="1BCC63AD">
@@ -4038,81 +4200,156 @@
     <w:p>
       <w:pPr>
         <w:pStyle w:val="a3"/>
-        <w:spacing w:before="101"/>
-      </w:pPr>
-    </w:p>
-    <w:p>
-      <w:pPr>
-        <w:pStyle w:val="a3"/>
-        <w:ind w:left="3198"/>
+        <w:spacing w:before="160"/>
+        <w:jc w:val="center"/>
+      </w:pPr>
+    </w:p>
+    <w:p>
+      <w:pPr>
+        <w:pStyle w:val="a3"/>
+        <w:spacing w:before="160"/>
+        <w:jc w:val="center"/>
+      </w:pPr>
+      <w:r>
+        <w:t>Рисунок</w:t>
+      </w:r>
+      <w:r>
+        <w:t xml:space="preserve"> </w:t>
+      </w:r>
+      <w:r>
+        <w:t>2</w:t>
+      </w:r>
+      <w:r>
+        <w:t xml:space="preserve"> </w:t>
+      </w:r>
+      <w:r>
+        <w:t>–</w:t>
+      </w:r>
+      <w:r>
+        <w:t xml:space="preserve"> </w:t>
+      </w:r>
+      <w:r>
+        <w:t>Пуск</w:t>
+      </w:r>
+      <w:r>
+        <w:t xml:space="preserve"> </w:t>
+      </w:r>
+      <w:r>
+        <w:t>СДПМ</w:t>
+      </w:r>
+      <w:r>
+        <w:t xml:space="preserve"> </w:t>
+      </w:r>
+      <w:r>
+        <w:t>от</w:t>
+      </w:r>
+      <w:r>
+        <w:t xml:space="preserve"> сети</w:t>
+      </w:r>
+    </w:p>
+    <w:p>
+      <w:pPr>
+        <w:pStyle w:val="a3"/>
+        <w:spacing w:before="160"/>
+        <w:jc w:val="center"/>
+      </w:pPr>
+      <w:r>
+        <w:drawing>
+          <wp:inline distT="0" distB="0" distL="0" distR="0" wp14:anchorId="3DCCB9DA" wp14:editId="55A21D1F">
+            <wp:extent cx="5313708" cy="4528868"/>
+            <wp:effectExtent l="0" t="0" r="1270" b="5080"/>
+            <wp:docPr id="1840534699" name="Рисунок 1"/>
+            <wp:cNvGraphicFramePr>
+              <a:graphicFrameLocks xmlns:a="http://schemas.openxmlformats.org/drawingml/2006/main" noChangeAspect="1"/>
+            </wp:cNvGraphicFramePr>
+            <a:graphic xmlns:a="http://schemas.openxmlformats.org/drawingml/2006/main">
+              <a:graphicData uri="http://schemas.openxmlformats.org/drawingml/2006/picture">
+                <pic:pic xmlns:pic="http://schemas.openxmlformats.org/drawingml/2006/picture">
+                  <pic:nvPicPr>
+                    <pic:cNvPr id="1840534699" name=""/>
+                    <pic:cNvPicPr/>
+                  </pic:nvPicPr>
+                  <pic:blipFill>
+                    <a:blip r:embed="rId10"/>
+                    <a:stretch>
+                      <a:fillRect/>
+                    </a:stretch>
+                  </pic:blipFill>
+                  <pic:spPr>
+                    <a:xfrm>
+                      <a:off x="0" y="0"/>
+                      <a:ext cx="5321663" cy="4535648"/>
+                    </a:xfrm>
+                    <a:prstGeom prst="rect">
+                      <a:avLst/>
+                    </a:prstGeom>
+                  </pic:spPr>
+                </pic:pic>
+              </a:graphicData>
+            </a:graphic>
+          </wp:inline>
+        </w:drawing>
+      </w:r>
+    </w:p>
+    <w:p>
+      <w:pPr>
+        <w:pStyle w:val="a3"/>
+        <w:spacing w:before="160"/>
+        <w:jc w:val="center"/>
+      </w:pPr>
+      <w:r>
+        <w:t>Рисунок</w:t>
+      </w:r>
+      <w:r>
+        <w:t xml:space="preserve"> </w:t>
+      </w:r>
+      <w:r>
+        <w:t>3</w:t>
+      </w:r>
+      <w:r>
+        <w:t xml:space="preserve"> </w:t>
+      </w:r>
+      <w:r>
+        <w:t>–</w:t>
+      </w:r>
+      <w:r>
+        <w:t xml:space="preserve"> </w:t>
+      </w:r>
+      <w:r>
+        <w:t>Параметры моделирования в скрипте</w:t>
+      </w:r>
+    </w:p>
+    <w:p>
+      <w:pPr>
+        <w:pStyle w:val="a3"/>
+        <w:ind w:hanging="3198"/>
+        <w:jc w:val="center"/>
+      </w:pPr>
+    </w:p>
+    <w:p>
+      <w:pPr>
+        <w:pStyle w:val="a3"/>
+        <w:spacing w:before="154" w:line="360" w:lineRule="auto"/>
+        <w:ind w:right="6" w:firstLine="709"/>
+        <w:contextualSpacing/>
         <w:jc w:val="both"/>
-      </w:pPr>
-      <w:r>
-        <w:t>Рисунок</w:t>
-      </w:r>
-      <w:r>
-        <w:rPr>
-          <w:spacing w:val="-6"/>
-        </w:rPr>
-        <w:t xml:space="preserve"> </w:t>
-      </w:r>
-      <w:r>
-        <w:t>2</w:t>
-      </w:r>
-      <w:r>
-        <w:rPr>
-          <w:spacing w:val="-5"/>
-        </w:rPr>
-        <w:t xml:space="preserve"> </w:t>
-      </w:r>
-      <w:r>
-        <w:t>–</w:t>
-      </w:r>
-      <w:r>
-        <w:rPr>
-          <w:spacing w:val="-1"/>
-        </w:rPr>
-        <w:t xml:space="preserve"> </w:t>
-      </w:r>
-      <w:r>
-        <w:t>Пуск</w:t>
-      </w:r>
-      <w:r>
-        <w:rPr>
-          <w:spacing w:val="-5"/>
-        </w:rPr>
-        <w:t xml:space="preserve"> </w:t>
-      </w:r>
-      <w:r>
-        <w:t>СДПМ</w:t>
-      </w:r>
-      <w:r>
-        <w:rPr>
-          <w:spacing w:val="-4"/>
-        </w:rPr>
-        <w:t xml:space="preserve"> </w:t>
-      </w:r>
-      <w:r>
-        <w:t>от</w:t>
-      </w:r>
-      <w:r>
-        <w:rPr>
-          <w:spacing w:val="-6"/>
-        </w:rPr>
-        <w:t xml:space="preserve"> </w:t>
-      </w:r>
-      <w:r>
-        <w:rPr>
-          <w:spacing w:val="-4"/>
-        </w:rPr>
-        <w:t>сети</w:t>
-      </w:r>
-    </w:p>
-    <w:p>
-      <w:pPr>
-        <w:pStyle w:val="a3"/>
-        <w:spacing w:before="154" w:line="362" w:lineRule="auto"/>
-        <w:ind w:right="98" w:firstLine="709"/>
+        <w:rPr>
+          <w:spacing w:val="-2"/>
+        </w:rPr>
+      </w:pPr>
+      <w:r>
+        <w:rPr>
+          <w:spacing w:val="-2"/>
+        </w:rPr>
+        <w:t>Данная модель описывается уравнениями в подвижных осях A, B, C.</w:t>
+      </w:r>
+    </w:p>
+    <w:p>
+      <w:pPr>
+        <w:pStyle w:val="a3"/>
+        <w:spacing w:before="154" w:line="360" w:lineRule="auto"/>
+        <w:ind w:right="6" w:firstLine="709"/>
+        <w:contextualSpacing/>
         <w:jc w:val="both"/>
         <w:rPr>
           <w:spacing w:val="-2"/>
@@ -4122,38 +4359,40 @@
         <w:rPr>
           <w:spacing w:val="-2"/>
         </w:rPr>
-        <w:t>Данная модель описывается уравнениями в подвижных осях A, B, C.</w:t>
-      </w:r>
-    </w:p>
-    <w:p>
-      <w:pPr>
-        <w:pStyle w:val="a3"/>
-        <w:spacing w:before="154" w:line="362" w:lineRule="auto"/>
-        <w:ind w:right="98" w:firstLine="709"/>
-        <w:jc w:val="both"/>
-        <w:rPr>
-          <w:spacing w:val="-2"/>
-        </w:rPr>
-      </w:pPr>
-      <w:r>
-        <w:rPr>
-          <w:spacing w:val="-2"/>
-        </w:rPr>
-        <w:t>Далее будем подбирать максимальную частоту сети, при который двигатель запускается и набирает установившуюся скорость вращения. Результаты моделирования при различных частотах представлены на рисунках 3 – 6.</w:t>
-      </w:r>
-    </w:p>
-    <w:p>
-      <w:pPr>
-        <w:pStyle w:val="a3"/>
+        <w:t xml:space="preserve">Далее будем подбирать максимальную частоту сети, при который двигатель запускается и набирает установившуюся скорость вращения. Результаты моделирования при различных частотах представлены на рисунках </w:t>
+      </w:r>
+      <w:r>
+        <w:rPr>
+          <w:spacing w:val="-2"/>
+        </w:rPr>
+        <w:t>4</w:t>
+      </w:r>
+      <w:r>
+        <w:rPr>
+          <w:spacing w:val="-2"/>
+        </w:rPr>
+        <w:t xml:space="preserve"> – </w:t>
+      </w:r>
+      <w:r>
+        <w:rPr>
+          <w:spacing w:val="-2"/>
+        </w:rPr>
+        <w:t>7</w:t>
+      </w:r>
+      <w:r>
+        <w:rPr>
+          <w:spacing w:val="-2"/>
+        </w:rPr>
+        <w:t>.</w:t>
+      </w:r>
+    </w:p>
+    <w:p>
+      <w:pPr>
+        <w:pStyle w:val="a3"/>
+        <w:spacing w:before="160"/>
         <w:jc w:val="center"/>
-        <w:rPr>
-          <w:sz w:val="20"/>
-        </w:rPr>
-      </w:pPr>
-      <w:r>
-        <w:rPr>
-          <w:noProof/>
-        </w:rPr>
+      </w:pPr>
+      <w:r>
         <w:drawing>
           <wp:inline distT="0" distB="0" distL="0" distR="0" wp14:anchorId="2883AD3B" wp14:editId="69AB0B14">
             <wp:extent cx="5648325" cy="3498011"/>
@@ -4170,7 +4409,7 @@
                     <pic:cNvPicPr/>
                   </pic:nvPicPr>
                   <pic:blipFill>
-                    <a:blip r:embed="rId10"/>
+                    <a:blip r:embed="rId11"/>
                     <a:stretch>
                       <a:fillRect/>
                     </a:stretch>
@@ -4194,113 +4433,74 @@
     <w:p>
       <w:pPr>
         <w:pStyle w:val="a3"/>
-        <w:spacing w:before="149"/>
+        <w:spacing w:before="160"/>
         <w:jc w:val="center"/>
       </w:pPr>
       <w:r>
         <w:t>Рисунок</w:t>
       </w:r>
       <w:r>
-        <w:rPr>
-          <w:spacing w:val="-7"/>
-        </w:rPr>
-        <w:t xml:space="preserve"> </w:t>
-      </w:r>
-      <w:r>
-        <w:t>3</w:t>
-      </w:r>
-      <w:r>
-        <w:rPr>
-          <w:spacing w:val="-6"/>
-        </w:rPr>
+        <w:t xml:space="preserve"> </w:t>
+      </w:r>
+      <w:r>
+        <w:t>4</w:t>
+      </w:r>
+      <w:r>
         <w:t xml:space="preserve"> </w:t>
       </w:r>
       <w:r>
         <w:t>–</w:t>
       </w:r>
       <w:r>
-        <w:rPr>
-          <w:spacing w:val="-6"/>
-        </w:rPr>
         <w:t xml:space="preserve"> </w:t>
       </w:r>
       <w:r>
         <w:t>График</w:t>
       </w:r>
       <w:r>
-        <w:rPr>
-          <w:spacing w:val="-8"/>
-        </w:rPr>
         <w:t xml:space="preserve"> </w:t>
       </w:r>
       <w:r>
         <w:t>скорости</w:t>
       </w:r>
       <w:r>
-        <w:rPr>
-          <w:spacing w:val="-2"/>
-        </w:rPr>
         <w:t xml:space="preserve"> </w:t>
       </w:r>
       <w:r>
         <w:t>вращения</w:t>
       </w:r>
       <w:r>
-        <w:rPr>
-          <w:spacing w:val="-6"/>
-        </w:rPr>
         <w:t xml:space="preserve"> </w:t>
       </w:r>
       <w:r>
         <w:t>вала</w:t>
       </w:r>
       <w:r>
-        <w:rPr>
-          <w:spacing w:val="-6"/>
-        </w:rPr>
         <w:t xml:space="preserve"> </w:t>
       </w:r>
       <w:r>
         <w:t>при</w:t>
       </w:r>
       <w:r>
-        <w:rPr>
-          <w:spacing w:val="-7"/>
-        </w:rPr>
         <w:t xml:space="preserve"> </w:t>
       </w:r>
       <w:r>
         <w:t>частоте</w:t>
       </w:r>
       <w:r>
-        <w:rPr>
-          <w:spacing w:val="-6"/>
-        </w:rPr>
         <w:t xml:space="preserve"> </w:t>
       </w:r>
       <w:r>
         <w:t>сети</w:t>
       </w:r>
       <w:r>
-        <w:rPr>
-          <w:spacing w:val="-7"/>
-        </w:rPr>
         <w:t xml:space="preserve"> </w:t>
       </w:r>
       <w:r>
         <w:t>100</w:t>
       </w:r>
       <w:r>
-        <w:rPr>
-          <w:spacing w:val="-7"/>
-        </w:rPr>
-        <w:t xml:space="preserve"> </w:t>
-      </w:r>
-      <w:r>
-        <w:rPr>
-          <w:spacing w:val="-5"/>
-        </w:rPr>
-        <w:t>Гц</w:t>
+        <w:t xml:space="preserve"> Гц</w:t>
       </w:r>
     </w:p>
     <w:p>
@@ -4316,15 +4516,10 @@
     <w:p>
       <w:pPr>
         <w:pStyle w:val="a3"/>
+        <w:spacing w:before="160"/>
         <w:jc w:val="center"/>
-        <w:rPr>
-          <w:sz w:val="20"/>
-        </w:rPr>
-      </w:pPr>
-      <w:r>
-        <w:rPr>
-          <w:noProof/>
-        </w:rPr>
+      </w:pPr>
+      <w:r>
         <w:lastRenderedPageBreak/>
         <w:drawing>
           <wp:inline distT="0" distB="0" distL="0" distR="0" wp14:anchorId="02347069" wp14:editId="3A3E44FE">
@@ -4342,7 +4537,7 @@
                     <pic:cNvPicPr/>
                   </pic:nvPicPr>
                   <pic:blipFill>
-                    <a:blip r:embed="rId11"/>
+                    <a:blip r:embed="rId12"/>
                     <a:stretch>
                       <a:fillRect/>
                     </a:stretch>
@@ -4366,153 +4561,102 @@
     <w:p>
       <w:pPr>
         <w:pStyle w:val="a3"/>
-        <w:spacing w:before="11"/>
+        <w:spacing w:before="160"/>
         <w:jc w:val="center"/>
       </w:pPr>
     </w:p>
     <w:p>
       <w:pPr>
         <w:pStyle w:val="a3"/>
-        <w:ind w:right="54"/>
+        <w:spacing w:before="160"/>
         <w:jc w:val="center"/>
       </w:pPr>
       <w:r>
         <w:t>Рисунок</w:t>
       </w:r>
       <w:r>
-        <w:rPr>
-          <w:spacing w:val="-6"/>
-        </w:rPr>
-        <w:t xml:space="preserve"> </w:t>
-      </w:r>
-      <w:r>
-        <w:t>4</w:t>
-      </w:r>
-      <w:r>
-        <w:rPr>
-          <w:spacing w:val="-5"/>
-        </w:rPr>
+        <w:t xml:space="preserve"> </w:t>
+      </w:r>
+      <w:r>
+        <w:t>5</w:t>
+      </w:r>
+      <w:r>
         <w:t xml:space="preserve"> </w:t>
       </w:r>
       <w:r>
         <w:t>–</w:t>
       </w:r>
       <w:r>
-        <w:rPr>
-          <w:spacing w:val="-5"/>
-        </w:rPr>
         <w:t xml:space="preserve"> </w:t>
       </w:r>
       <w:r>
         <w:t>Графики</w:t>
       </w:r>
       <w:r>
-        <w:rPr>
-          <w:spacing w:val="-6"/>
-        </w:rPr>
         <w:t xml:space="preserve"> </w:t>
       </w:r>
       <w:r>
         <w:t>тока</w:t>
       </w:r>
       <w:r>
-        <w:rPr>
-          <w:spacing w:val="-5"/>
-        </w:rPr>
         <w:t xml:space="preserve"> </w:t>
       </w:r>
       <w:r>
         <w:t>и</w:t>
       </w:r>
       <w:r>
-        <w:rPr>
-          <w:spacing w:val="-6"/>
-        </w:rPr>
         <w:t xml:space="preserve"> </w:t>
       </w:r>
       <w:r>
         <w:t>напряжения</w:t>
       </w:r>
       <w:r>
-        <w:rPr>
-          <w:spacing w:val="-5"/>
-        </w:rPr>
         <w:t xml:space="preserve"> </w:t>
       </w:r>
       <w:r>
         <w:t>одной</w:t>
       </w:r>
       <w:r>
-        <w:rPr>
-          <w:spacing w:val="-6"/>
-        </w:rPr>
         <w:t xml:space="preserve"> </w:t>
       </w:r>
       <w:r>
         <w:t>обмотки</w:t>
       </w:r>
       <w:r>
-        <w:rPr>
-          <w:spacing w:val="-6"/>
-        </w:rPr>
         <w:t xml:space="preserve"> </w:t>
       </w:r>
       <w:r>
         <w:t>при</w:t>
       </w:r>
       <w:r>
-        <w:rPr>
-          <w:spacing w:val="-6"/>
-        </w:rPr>
         <w:t xml:space="preserve"> </w:t>
       </w:r>
       <w:r>
         <w:t>частоте</w:t>
       </w:r>
       <w:r>
-        <w:rPr>
-          <w:spacing w:val="-5"/>
-        </w:rPr>
         <w:t xml:space="preserve"> </w:t>
       </w:r>
       <w:r>
         <w:t>сети</w:t>
       </w:r>
       <w:r>
-        <w:rPr>
-          <w:spacing w:val="-6"/>
-        </w:rPr>
         <w:t xml:space="preserve"> </w:t>
       </w:r>
       <w:r>
         <w:t>100</w:t>
       </w:r>
       <w:r>
-        <w:rPr>
-          <w:spacing w:val="-6"/>
-        </w:rPr>
-        <w:t xml:space="preserve"> </w:t>
-      </w:r>
-      <w:r>
-        <w:rPr>
-          <w:spacing w:val="-5"/>
-        </w:rPr>
-        <w:t>Гц</w:t>
-      </w:r>
-    </w:p>
-    <w:p>
-      <w:pPr>
-        <w:pStyle w:val="a3"/>
-        <w:spacing w:before="112"/>
+        <w:t xml:space="preserve"> Гц</w:t>
+      </w:r>
+    </w:p>
+    <w:p>
+      <w:pPr>
+        <w:pStyle w:val="a3"/>
+        <w:spacing w:before="160"/>
         <w:jc w:val="center"/>
-        <w:rPr>
-          <w:sz w:val="20"/>
-        </w:rPr>
-      </w:pPr>
-      <w:r>
-        <w:rPr>
-          <w:noProof/>
-        </w:rPr>
+      </w:pPr>
+      <w:r>
         <w:drawing>
           <wp:inline distT="0" distB="0" distL="0" distR="0" wp14:anchorId="33317CE2" wp14:editId="6F1798BD">
             <wp:extent cx="6162675" cy="3852267"/>
@@ -4529,7 +4673,7 @@
                     <pic:cNvPicPr/>
                   </pic:nvPicPr>
                   <pic:blipFill>
-                    <a:blip r:embed="rId12"/>
+                    <a:blip r:embed="rId13"/>
                     <a:stretch>
                       <a:fillRect/>
                     </a:stretch>
@@ -4553,114 +4697,74 @@
     <w:p>
       <w:pPr>
         <w:pStyle w:val="a3"/>
-        <w:spacing w:before="82"/>
-        <w:ind w:right="57"/>
+        <w:spacing w:before="160"/>
         <w:jc w:val="center"/>
       </w:pPr>
       <w:r>
         <w:t>Рисунок</w:t>
       </w:r>
       <w:r>
-        <w:rPr>
-          <w:spacing w:val="-7"/>
-        </w:rPr>
-        <w:t xml:space="preserve"> </w:t>
-      </w:r>
-      <w:r>
-        <w:t>5</w:t>
-      </w:r>
-      <w:r>
-        <w:rPr>
-          <w:spacing w:val="-6"/>
-        </w:rPr>
+        <w:t xml:space="preserve"> </w:t>
+      </w:r>
+      <w:r>
+        <w:t>6</w:t>
+      </w:r>
+      <w:r>
         <w:t xml:space="preserve"> </w:t>
       </w:r>
       <w:r>
         <w:t>–</w:t>
       </w:r>
       <w:r>
-        <w:rPr>
-          <w:spacing w:val="-6"/>
-        </w:rPr>
         <w:t xml:space="preserve"> </w:t>
       </w:r>
       <w:r>
         <w:t>График</w:t>
       </w:r>
       <w:r>
-        <w:rPr>
-          <w:spacing w:val="-7"/>
-        </w:rPr>
         <w:t xml:space="preserve"> </w:t>
       </w:r>
       <w:r>
         <w:t>скорости</w:t>
       </w:r>
       <w:r>
-        <w:rPr>
-          <w:spacing w:val="-3"/>
-        </w:rPr>
         <w:t xml:space="preserve"> </w:t>
       </w:r>
       <w:r>
         <w:t>вращения</w:t>
       </w:r>
       <w:r>
-        <w:rPr>
-          <w:spacing w:val="-5"/>
-        </w:rPr>
         <w:t xml:space="preserve"> </w:t>
       </w:r>
       <w:r>
         <w:t>вала</w:t>
       </w:r>
       <w:r>
-        <w:rPr>
-          <w:spacing w:val="-6"/>
-        </w:rPr>
         <w:t xml:space="preserve"> </w:t>
       </w:r>
       <w:r>
         <w:t>при</w:t>
       </w:r>
       <w:r>
-        <w:rPr>
-          <w:spacing w:val="-7"/>
-        </w:rPr>
         <w:t xml:space="preserve"> </w:t>
       </w:r>
       <w:r>
         <w:t>частоте</w:t>
       </w:r>
       <w:r>
-        <w:rPr>
-          <w:spacing w:val="-6"/>
-        </w:rPr>
         <w:t xml:space="preserve"> </w:t>
       </w:r>
       <w:r>
         <w:t>сети</w:t>
       </w:r>
       <w:r>
-        <w:rPr>
-          <w:spacing w:val="-6"/>
-        </w:rPr>
         <w:t xml:space="preserve"> </w:t>
       </w:r>
       <w:r>
         <w:t>25</w:t>
       </w:r>
       <w:r>
-        <w:rPr>
-          <w:spacing w:val="-7"/>
-        </w:rPr>
-        <w:t xml:space="preserve"> </w:t>
-      </w:r>
-      <w:r>
-        <w:rPr>
-          <w:spacing w:val="-5"/>
-        </w:rPr>
-        <w:t>Гц</w:t>
+        <w:t xml:space="preserve"> Гц</w:t>
       </w:r>
     </w:p>
     <w:p>
@@ -4677,15 +4781,10 @@
     <w:p>
       <w:pPr>
         <w:pStyle w:val="a3"/>
+        <w:spacing w:before="160"/>
         <w:jc w:val="center"/>
-        <w:rPr>
-          <w:sz w:val="20"/>
-        </w:rPr>
-      </w:pPr>
-      <w:r>
-        <w:rPr>
-          <w:noProof/>
-        </w:rPr>
+      </w:pPr>
+      <w:r>
         <w:lastRenderedPageBreak/>
         <w:drawing>
           <wp:inline distT="0" distB="0" distL="0" distR="0" wp14:anchorId="09399583" wp14:editId="1948ACCB">
@@ -4703,7 +4802,7 @@
                     <pic:cNvPicPr/>
                   </pic:nvPicPr>
                   <pic:blipFill>
-                    <a:blip r:embed="rId13"/>
+                    <a:blip r:embed="rId14"/>
                     <a:stretch>
                       <a:fillRect/>
                     </a:stretch>
@@ -4727,51 +4826,44 @@
     <w:p>
       <w:pPr>
         <w:pStyle w:val="a3"/>
-        <w:spacing w:before="7"/>
+        <w:spacing w:before="160"/>
         <w:jc w:val="center"/>
       </w:pPr>
     </w:p>
     <w:p>
       <w:pPr>
         <w:pStyle w:val="a3"/>
-        <w:tabs>
-          <w:tab w:val="left" w:pos="2059"/>
-          <w:tab w:val="left" w:pos="3637"/>
-          <w:tab w:val="left" w:pos="4961"/>
-          <w:tab w:val="left" w:pos="6649"/>
-          <w:tab w:val="left" w:pos="8463"/>
-          <w:tab w:val="left" w:pos="10126"/>
-        </w:tabs>
-        <w:spacing w:before="154" w:line="362" w:lineRule="auto"/>
-        <w:ind w:right="98" w:firstLine="709"/>
+        <w:spacing w:before="160"/>
         <w:jc w:val="center"/>
       </w:pPr>
       <w:r>
-        <w:t xml:space="preserve">Рисунок 6 – Графики тока и напряжения одной обмотки при частоте сети 25 Гц </w:t>
-      </w:r>
-    </w:p>
-    <w:p>
-      <w:pPr>
-        <w:pStyle w:val="a3"/>
-        <w:spacing w:before="154" w:line="362" w:lineRule="auto"/>
-        <w:ind w:right="98" w:firstLine="709"/>
+        <w:t xml:space="preserve">Рисунок </w:t>
+      </w:r>
+      <w:r>
+        <w:t>7</w:t>
+      </w:r>
+      <w:r>
+        <w:t xml:space="preserve"> – Графики тока и напряжения одной обмотки при частоте сети 25 Гц </w:t>
+      </w:r>
+    </w:p>
+    <w:p>
+      <w:pPr>
+        <w:pStyle w:val="a3"/>
+        <w:spacing w:before="154" w:line="360" w:lineRule="auto"/>
+        <w:ind w:right="6" w:firstLine="709"/>
+        <w:contextualSpacing/>
         <w:jc w:val="both"/>
         <w:rPr>
           <w:spacing w:val="-2"/>
         </w:rPr>
       </w:pPr>
-      <w:r>
-        <w:rPr>
-          <w:spacing w:val="-2"/>
-        </w:rPr>
-        <w:t>Максимальная частота сети, при которой двигатель запускается – 25 Гц.</w:t>
-      </w:r>
-    </w:p>
-    <w:p>
-      <w:pPr>
-        <w:pStyle w:val="a3"/>
-        <w:spacing w:before="154" w:line="362" w:lineRule="auto"/>
-        <w:ind w:right="98" w:firstLine="709"/>
+    </w:p>
+    <w:p>
+      <w:pPr>
+        <w:pStyle w:val="a3"/>
+        <w:spacing w:before="154" w:line="360" w:lineRule="auto"/>
+        <w:ind w:right="6" w:firstLine="709"/>
+        <w:contextualSpacing/>
         <w:jc w:val="both"/>
         <w:rPr>
           <w:spacing w:val="-2"/>
@@ -4781,33 +4873,475 @@
         <w:rPr>
           <w:spacing w:val="-2"/>
         </w:rPr>
-        <w:t>Проведем еще несколько опытов при частотах ниже 25 Гц. Построим зависимость скорости вращения двигателя от частоты сети. Данная зависимость приведена на рисунке 7.</w:t>
-      </w:r>
-    </w:p>
-    <w:p>
-      <w:pPr>
-        <w:pStyle w:val="a3"/>
-        <w:spacing w:before="154" w:line="362" w:lineRule="auto"/>
-        <w:ind w:right="98" w:firstLine="709"/>
+        <w:t>Подберём</w:t>
+      </w:r>
+      <w:r>
+        <w:rPr>
+          <w:spacing w:val="-2"/>
+        </w:rPr>
+        <w:tab/>
+      </w:r>
+      <w:r>
+        <w:rPr>
+          <w:spacing w:val="-2"/>
+        </w:rPr>
+        <w:t>максимальную</w:t>
+      </w:r>
+      <w:r>
+        <w:rPr>
+          <w:spacing w:val="-2"/>
+        </w:rPr>
+        <w:tab/>
+      </w:r>
+      <w:r>
+        <w:rPr>
+          <w:spacing w:val="-2"/>
+        </w:rPr>
+        <w:t>частоту,</w:t>
+      </w:r>
+      <w:r>
+        <w:rPr>
+          <w:spacing w:val="-2"/>
+        </w:rPr>
+        <w:tab/>
+        <w:t>на</w:t>
+      </w:r>
+      <w:r>
+        <w:rPr>
+          <w:spacing w:val="-2"/>
+        </w:rPr>
+        <w:tab/>
+      </w:r>
+      <w:r>
+        <w:rPr>
+          <w:spacing w:val="-2"/>
+        </w:rPr>
+        <w:t>которой</w:t>
+      </w:r>
+      <w:r>
+        <w:rPr>
+          <w:spacing w:val="-2"/>
+        </w:rPr>
+        <w:tab/>
+      </w:r>
+      <w:r>
+        <w:rPr>
+          <w:spacing w:val="-2"/>
+        </w:rPr>
+        <w:t>двигатель</w:t>
+      </w:r>
+      <w:r>
+        <w:rPr>
+          <w:spacing w:val="-2"/>
+        </w:rPr>
+        <w:tab/>
+      </w:r>
+      <w:r>
+        <w:rPr>
+          <w:spacing w:val="-2"/>
+        </w:rPr>
+        <w:t>сможет</w:t>
+      </w:r>
+      <w:r>
+        <w:rPr>
+          <w:spacing w:val="-2"/>
+        </w:rPr>
+        <w:t xml:space="preserve"> </w:t>
+      </w:r>
+      <w:r>
+        <w:rPr>
+          <w:spacing w:val="-2"/>
+        </w:rPr>
+        <w:t xml:space="preserve">запуститься от сети и стабильно работать. Этой частотой оказалась </w:t>
+      </w:r>
+      <w:r>
+        <w:rPr>
+          <w:spacing w:val="-2"/>
+        </w:rPr>
+        <w:t>26</w:t>
+      </w:r>
+      <w:r>
+        <w:rPr>
+          <w:spacing w:val="-2"/>
+        </w:rPr>
+        <w:t xml:space="preserve"> Гц.</w:t>
+      </w:r>
+      <w:r>
+        <w:rPr>
+          <w:spacing w:val="-2"/>
+        </w:rPr>
+        <w:t xml:space="preserve"> </w:t>
+      </w:r>
+      <w:r>
+        <w:rPr>
+          <w:spacing w:val="-2"/>
+        </w:rPr>
+        <w:t xml:space="preserve">На частоте </w:t>
+      </w:r>
+      <w:r>
+        <w:rPr>
+          <w:spacing w:val="-2"/>
+        </w:rPr>
+        <w:t xml:space="preserve">26 </w:t>
+      </w:r>
+      <w:r>
+        <w:rPr>
+          <w:spacing w:val="-2"/>
+        </w:rPr>
+        <w:t xml:space="preserve">Гц скорость вращения составила </w:t>
+      </w:r>
+      <w:r>
+        <w:rPr>
+          <w:spacing w:val="-2"/>
+        </w:rPr>
+        <w:t>780</w:t>
+      </w:r>
+      <w:r>
+        <w:rPr>
+          <w:spacing w:val="-2"/>
+        </w:rPr>
+        <w:t xml:space="preserve"> об/мин.</w:t>
+      </w:r>
+      <w:r>
+        <w:rPr>
+          <w:spacing w:val="-2"/>
+        </w:rPr>
+        <w:t xml:space="preserve"> </w:t>
+      </w:r>
+      <m:oMath>
+        <m:f>
+          <m:fPr>
+            <m:ctrlPr>
+              <w:rPr>
+                <w:rFonts w:ascii="Cambria Math" w:hAnsi="Cambria Math"/>
+                <w:spacing w:val="-2"/>
+              </w:rPr>
+            </m:ctrlPr>
+          </m:fPr>
+          <m:num>
+            <m:r>
+              <m:rPr>
+                <m:sty m:val="p"/>
+              </m:rPr>
+              <w:rPr>
+                <w:rFonts w:ascii="Cambria Math" w:hAnsi="Cambria Math"/>
+                <w:spacing w:val="-2"/>
+              </w:rPr>
+              <m:t>780</m:t>
+            </m:r>
+          </m:num>
+          <m:den>
+            <m:r>
+              <m:rPr>
+                <m:sty m:val="p"/>
+              </m:rPr>
+              <w:rPr>
+                <w:rFonts w:ascii="Cambria Math" w:hAnsi="Cambria Math"/>
+                <w:spacing w:val="-2"/>
+              </w:rPr>
+              <m:t>60</m:t>
+            </m:r>
+          </m:den>
+        </m:f>
+        <m:r>
+          <m:rPr>
+            <m:sty m:val="p"/>
+          </m:rPr>
+          <w:rPr>
+            <w:rFonts w:ascii="Cambria Math" w:hAnsi="Cambria Math"/>
+            <w:spacing w:val="-2"/>
+          </w:rPr>
+          <m:t xml:space="preserve"> = 13 Гц.</m:t>
+        </m:r>
+      </m:oMath>
+    </w:p>
+    <w:p>
+      <w:pPr>
+        <w:pStyle w:val="a3"/>
+        <w:spacing w:before="154" w:line="360" w:lineRule="auto"/>
+        <w:ind w:right="6" w:firstLine="709"/>
+        <w:contextualSpacing/>
         <w:jc w:val="both"/>
         <w:rPr>
           <w:spacing w:val="-2"/>
         </w:rPr>
       </w:pPr>
-    </w:p>
-    <w:p>
-      <w:pPr>
-        <w:pStyle w:val="a3"/>
+      <m:oMathPara>
+        <m:oMath>
+          <m:sSub>
+            <m:sSubPr>
+              <m:ctrlPr>
+                <w:rPr>
+                  <w:rFonts w:ascii="Cambria Math" w:hAnsi="Cambria Math"/>
+                  <w:spacing w:val="-2"/>
+                </w:rPr>
+              </m:ctrlPr>
+            </m:sSubPr>
+            <m:e>
+              <m:r>
+                <m:rPr>
+                  <m:sty m:val="p"/>
+                </m:rPr>
+                <w:rPr>
+                  <w:rFonts w:ascii="Cambria Math" w:hAnsi="Cambria Math"/>
+                  <w:spacing w:val="-2"/>
+                </w:rPr>
+                <m:t>Z</m:t>
+              </m:r>
+            </m:e>
+            <m:sub>
+              <m:r>
+                <m:rPr>
+                  <m:sty m:val="p"/>
+                </m:rPr>
+                <w:rPr>
+                  <w:rFonts w:ascii="Cambria Math" w:hAnsi="Cambria Math"/>
+                  <w:spacing w:val="-2"/>
+                </w:rPr>
+                <m:t>p</m:t>
+              </m:r>
+            </m:sub>
+          </m:sSub>
+          <m:r>
+            <m:rPr>
+              <m:sty m:val="p"/>
+            </m:rPr>
+            <w:rPr>
+              <w:rFonts w:ascii="Cambria Math" w:hAnsi="Cambria Math"/>
+              <w:spacing w:val="-2"/>
+            </w:rPr>
+            <m:t>=</m:t>
+          </m:r>
+          <m:f>
+            <m:fPr>
+              <m:ctrlPr>
+                <w:rPr>
+                  <w:rFonts w:ascii="Cambria Math" w:hAnsi="Cambria Math"/>
+                  <w:spacing w:val="-2"/>
+                </w:rPr>
+              </m:ctrlPr>
+            </m:fPr>
+            <m:num>
+              <m:r>
+                <m:rPr>
+                  <m:sty m:val="p"/>
+                </m:rPr>
+                <w:rPr>
+                  <w:rFonts w:ascii="Cambria Math" w:hAnsi="Cambria Math"/>
+                  <w:spacing w:val="-2"/>
+                </w:rPr>
+                <m:t>f</m:t>
+              </m:r>
+            </m:num>
+            <m:den>
+              <m:sSub>
+                <m:sSubPr>
+                  <m:ctrlPr>
+                    <w:rPr>
+                      <w:rFonts w:ascii="Cambria Math" w:hAnsi="Cambria Math"/>
+                      <w:spacing w:val="-2"/>
+                    </w:rPr>
+                  </m:ctrlPr>
+                </m:sSubPr>
+                <m:e>
+                  <m:r>
+                    <m:rPr>
+                      <m:sty m:val="p"/>
+                    </m:rPr>
+                    <w:rPr>
+                      <w:rFonts w:ascii="Cambria Math" w:hAnsi="Cambria Math"/>
+                      <w:spacing w:val="-2"/>
+                    </w:rPr>
+                    <m:t>f</m:t>
+                  </m:r>
+                </m:e>
+                <m:sub>
+                  <m:r>
+                    <m:rPr>
+                      <m:sty m:val="p"/>
+                    </m:rPr>
+                    <w:rPr>
+                      <w:rFonts w:ascii="Cambria Math" w:hAnsi="Cambria Math"/>
+                      <w:spacing w:val="-2"/>
+                    </w:rPr>
+                    <m:t>r</m:t>
+                  </m:r>
+                </m:sub>
+              </m:sSub>
+            </m:den>
+          </m:f>
+          <m:r>
+            <m:rPr>
+              <m:sty m:val="p"/>
+            </m:rPr>
+            <w:rPr>
+              <w:rFonts w:ascii="Cambria Math" w:hAnsi="Cambria Math"/>
+              <w:spacing w:val="-2"/>
+            </w:rPr>
+            <m:t>=</m:t>
+          </m:r>
+          <m:f>
+            <m:fPr>
+              <m:ctrlPr>
+                <w:rPr>
+                  <w:rFonts w:ascii="Cambria Math" w:hAnsi="Cambria Math"/>
+                  <w:spacing w:val="-2"/>
+                </w:rPr>
+              </m:ctrlPr>
+            </m:fPr>
+            <m:num>
+              <m:r>
+                <m:rPr>
+                  <m:sty m:val="p"/>
+                </m:rPr>
+                <w:rPr>
+                  <w:rFonts w:ascii="Cambria Math" w:hAnsi="Cambria Math"/>
+                  <w:spacing w:val="-2"/>
+                </w:rPr>
+                <m:t>26</m:t>
+              </m:r>
+            </m:num>
+            <m:den>
+              <m:r>
+                <m:rPr>
+                  <m:sty m:val="p"/>
+                </m:rPr>
+                <w:rPr>
+                  <w:rFonts w:ascii="Cambria Math" w:hAnsi="Cambria Math"/>
+                  <w:spacing w:val="-2"/>
+                </w:rPr>
+                <m:t>13</m:t>
+              </m:r>
+            </m:den>
+          </m:f>
+          <m:r>
+            <m:rPr>
+              <m:sty m:val="p"/>
+            </m:rPr>
+            <w:rPr>
+              <w:rFonts w:ascii="Cambria Math" w:hAnsi="Cambria Math"/>
+              <w:spacing w:val="-2"/>
+            </w:rPr>
+            <m:t>=2.</m:t>
+          </m:r>
+        </m:oMath>
+      </m:oMathPara>
+    </w:p>
+    <w:p>
+      <w:pPr>
+        <w:pStyle w:val="a3"/>
+        <w:spacing w:before="154" w:line="360" w:lineRule="auto"/>
+        <w:ind w:right="6" w:firstLine="709"/>
+        <w:contextualSpacing/>
+        <w:jc w:val="both"/>
+        <w:rPr>
+          <w:spacing w:val="-2"/>
+        </w:rPr>
+        <w:sectPr>
+          <w:pgSz w:w="11910" w:h="16840"/>
+          <w:pgMar w:top="1040" w:right="711" w:bottom="1240" w:left="850" w:header="0" w:footer="1051" w:gutter="0"/>
+          <w:cols w:space="720"/>
+        </w:sectPr>
+      </w:pPr>
+      <w:r>
+        <w:rPr>
+          <w:spacing w:val="-2"/>
+        </w:rPr>
+        <w:t xml:space="preserve">Это подтверждается конструкцией нашего двигателя, которые имеет </w:t>
+      </w:r>
+      <w:r>
+        <w:rPr>
+          <w:spacing w:val="-2"/>
+        </w:rPr>
+        <w:t>2</w:t>
+      </w:r>
+      <w:r>
+        <w:rPr>
+          <w:spacing w:val="-2"/>
+        </w:rPr>
+        <w:t xml:space="preserve"> пары полюсов</w:t>
+      </w:r>
+      <w:r>
+        <w:rPr>
+          <w:spacing w:val="-2"/>
+        </w:rPr>
+        <w:t xml:space="preserve">, то есть </w:t>
+      </w:r>
+      <w:proofErr w:type="spellStart"/>
+      <w:r>
+        <w:rPr>
+          <w:spacing w:val="-2"/>
+        </w:rPr>
+        <w:t>четырехполюсной</w:t>
+      </w:r>
+      <w:proofErr w:type="spellEnd"/>
+      <w:r>
+        <w:rPr>
+          <w:spacing w:val="-2"/>
+        </w:rPr>
+        <w:t>.</w:t>
+      </w:r>
+    </w:p>
+    <w:p>
+      <w:pPr>
+        <w:pStyle w:val="a3"/>
+        <w:spacing w:before="154" w:line="360" w:lineRule="auto"/>
+        <w:ind w:right="6" w:firstLine="709"/>
+        <w:contextualSpacing/>
+        <w:jc w:val="both"/>
+        <w:rPr>
+          <w:rFonts w:ascii="Cambria Math" w:eastAsia="Cambria Math"/>
+          <w:sz w:val="20"/>
+        </w:rPr>
+        <w:sectPr>
+          <w:type w:val="continuous"/>
+          <w:pgSz w:w="11910" w:h="16840"/>
+          <w:pgMar w:top="1040" w:right="0" w:bottom="280" w:left="850" w:header="0" w:footer="1051" w:gutter="0"/>
+          <w:cols w:num="2" w:space="720" w:equalWidth="0">
+            <w:col w:w="8998" w:space="40"/>
+            <w:col w:w="2022"/>
+          </w:cols>
+        </w:sectPr>
+      </w:pPr>
+    </w:p>
+    <w:p>
+      <w:pPr>
+        <w:pStyle w:val="a3"/>
+        <w:spacing w:before="154" w:line="360" w:lineRule="auto"/>
+        <w:ind w:right="6" w:firstLine="709"/>
+        <w:contextualSpacing/>
+        <w:jc w:val="both"/>
+        <w:rPr>
+          <w:spacing w:val="-2"/>
+        </w:rPr>
+      </w:pPr>
+      <w:r>
+        <w:rPr>
+          <w:spacing w:val="-2"/>
+        </w:rPr>
+        <w:lastRenderedPageBreak/>
+        <w:t xml:space="preserve">Проведем еще несколько опытов при частотах ниже 25 Гц. Построим зависимость скорости вращения двигателя от частоты сети. Данная зависимость приведена на рисунке </w:t>
+      </w:r>
+      <w:r>
+        <w:rPr>
+          <w:spacing w:val="-2"/>
+        </w:rPr>
+        <w:t>8</w:t>
+      </w:r>
+      <w:r>
+        <w:rPr>
+          <w:spacing w:val="-2"/>
+        </w:rPr>
+        <w:t>.</w:t>
+      </w:r>
+    </w:p>
+    <w:p>
+      <w:pPr>
+        <w:pStyle w:val="a3"/>
+        <w:spacing w:before="160"/>
         <w:jc w:val="center"/>
-        <w:rPr>
-          <w:sz w:val="20"/>
-        </w:rPr>
-      </w:pPr>
-      <w:r>
-        <w:rPr>
-          <w:noProof/>
-        </w:rPr>
-        <w:lastRenderedPageBreak/>
+      </w:pPr>
+      <w:r>
         <w:drawing>
           <wp:inline distT="0" distB="0" distL="0" distR="0" wp14:anchorId="302CCA06" wp14:editId="414F1787">
             <wp:extent cx="4572000" cy="2743200"/>
@@ -4822,7 +5356,7 @@
             <wp:cNvGraphicFramePr/>
             <a:graphic xmlns:a="http://schemas.openxmlformats.org/drawingml/2006/main">
               <a:graphicData uri="http://schemas.openxmlformats.org/drawingml/2006/chart">
-                <c:chart xmlns:c="http://schemas.openxmlformats.org/drawingml/2006/chart" xmlns:r="http://schemas.openxmlformats.org/officeDocument/2006/relationships" r:id="rId14"/>
+                <c:chart xmlns:c="http://schemas.openxmlformats.org/drawingml/2006/chart" xmlns:r="http://schemas.openxmlformats.org/officeDocument/2006/relationships" r:id="rId15"/>
               </a:graphicData>
             </a:graphic>
           </wp:inline>
@@ -4832,97 +5366,62 @@
     <w:p>
       <w:pPr>
         <w:pStyle w:val="a3"/>
+        <w:spacing w:before="160"/>
         <w:jc w:val="center"/>
-        <w:rPr>
-          <w:spacing w:val="-4"/>
-        </w:rPr>
       </w:pPr>
       <w:r>
         <w:t>Рисунок</w:t>
       </w:r>
       <w:r>
-        <w:rPr>
-          <w:spacing w:val="-7"/>
-        </w:rPr>
-        <w:t xml:space="preserve"> </w:t>
-      </w:r>
-      <w:r>
-        <w:t>7</w:t>
-      </w:r>
-      <w:r>
-        <w:rPr>
-          <w:spacing w:val="-6"/>
-        </w:rPr>
+        <w:t xml:space="preserve"> </w:t>
+      </w:r>
+      <w:r>
+        <w:t>8</w:t>
+      </w:r>
+      <w:r>
         <w:t xml:space="preserve"> </w:t>
       </w:r>
       <w:r>
         <w:t>–</w:t>
       </w:r>
       <w:r>
-        <w:rPr>
-          <w:spacing w:val="-5"/>
-        </w:rPr>
         <w:t xml:space="preserve"> </w:t>
       </w:r>
       <w:r>
         <w:t>График</w:t>
       </w:r>
       <w:r>
-        <w:rPr>
-          <w:spacing w:val="-8"/>
-        </w:rPr>
         <w:t xml:space="preserve"> </w:t>
       </w:r>
       <w:r>
         <w:t>зависимости</w:t>
       </w:r>
       <w:r>
-        <w:rPr>
-          <w:spacing w:val="-6"/>
-        </w:rPr>
         <w:t xml:space="preserve"> </w:t>
       </w:r>
       <w:r>
         <w:t>скорости</w:t>
       </w:r>
       <w:r>
-        <w:rPr>
-          <w:spacing w:val="-7"/>
-        </w:rPr>
         <w:t xml:space="preserve"> </w:t>
       </w:r>
       <w:r>
         <w:t>от</w:t>
       </w:r>
       <w:r>
-        <w:rPr>
-          <w:spacing w:val="-8"/>
-        </w:rPr>
         <w:t xml:space="preserve"> </w:t>
       </w:r>
       <w:r>
         <w:t>частоты</w:t>
       </w:r>
       <w:r>
-        <w:rPr>
-          <w:spacing w:val="-6"/>
-        </w:rPr>
         <w:t xml:space="preserve"> </w:t>
       </w:r>
       <w:r>
         <w:t>питающей</w:t>
       </w:r>
       <w:r>
-        <w:rPr>
-          <w:spacing w:val="-7"/>
-        </w:rPr>
-        <w:t xml:space="preserve"> </w:t>
-      </w:r>
-      <w:r>
-        <w:rPr>
-          <w:spacing w:val="-4"/>
-        </w:rPr>
-        <w:t>сети</w:t>
+        <w:t xml:space="preserve"> сети</w:t>
       </w:r>
     </w:p>
     <w:p>
@@ -4933,7 +5432,7 @@
     </w:p>
     <w:p>
       <w:pPr>
-        <w:pStyle w:val="a4"/>
+        <w:pStyle w:val="a5"/>
         <w:numPr>
           <w:ilvl w:val="0"/>
           <w:numId w:val="3"/>
@@ -4977,6 +5476,96 @@
     <w:p>
       <w:pPr>
         <w:pStyle w:val="a3"/>
+        <w:spacing w:before="154" w:line="360" w:lineRule="auto"/>
+        <w:ind w:right="6" w:firstLine="709"/>
+        <w:contextualSpacing/>
+        <w:jc w:val="both"/>
+        <w:rPr>
+          <w:spacing w:val="-2"/>
+        </w:rPr>
+      </w:pPr>
+      <w:r>
+        <w:rPr>
+          <w:spacing w:val="-2"/>
+        </w:rPr>
+        <w:t>Вентильный двигатель основан на векторном управлении в декартовой системе координат с</w:t>
+      </w:r>
+      <w:r>
+        <w:rPr>
+          <w:spacing w:val="-2"/>
+        </w:rPr>
+        <w:t xml:space="preserve"> </w:t>
+      </w:r>
+      <w:r>
+        <w:rPr>
+          <w:spacing w:val="-2"/>
+        </w:rPr>
+        <w:t>помощью</w:t>
+      </w:r>
+      <w:r>
+        <w:rPr>
+          <w:spacing w:val="-2"/>
+        </w:rPr>
+        <w:t xml:space="preserve"> </w:t>
+      </w:r>
+      <w:r>
+        <w:rPr>
+          <w:spacing w:val="-2"/>
+        </w:rPr>
+        <w:t>обратного преобразования</w:t>
+      </w:r>
+      <w:r>
+        <w:rPr>
+          <w:spacing w:val="-2"/>
+        </w:rPr>
+        <w:t xml:space="preserve"> </w:t>
+      </w:r>
+      <w:r>
+        <w:rPr>
+          <w:spacing w:val="-2"/>
+        </w:rPr>
+        <w:t>Парка</w:t>
+      </w:r>
+      <w:r>
+        <w:rPr>
+          <w:spacing w:val="-2"/>
+        </w:rPr>
+        <w:t xml:space="preserve"> </w:t>
+      </w:r>
+      <w:r>
+        <w:rPr>
+          <w:spacing w:val="-2"/>
+        </w:rPr>
+        <w:t xml:space="preserve">и обратного преобразования Кларк. Составим блоки преобразования, скрипты описывающие данные блоки приведены на рисунках </w:t>
+      </w:r>
+      <w:r>
+        <w:rPr>
+          <w:spacing w:val="-2"/>
+        </w:rPr>
+        <w:t>9</w:t>
+      </w:r>
+      <w:r>
+        <w:rPr>
+          <w:spacing w:val="-2"/>
+        </w:rPr>
+        <w:t xml:space="preserve"> и </w:t>
+      </w:r>
+      <w:r>
+        <w:rPr>
+          <w:spacing w:val="-2"/>
+        </w:rPr>
+        <w:t>10</w:t>
+      </w:r>
+      <w:r>
+        <w:rPr>
+          <w:spacing w:val="-2"/>
+        </w:rPr>
+        <w:t>.</w:t>
+      </w:r>
+    </w:p>
+    <w:p>
+      <w:pPr>
+        <w:pStyle w:val="a3"/>
         <w:spacing w:before="154" w:line="362" w:lineRule="auto"/>
         <w:ind w:right="98" w:firstLine="709"/>
         <w:jc w:val="both"/>
@@ -4984,84 +5573,14 @@
           <w:spacing w:val="-2"/>
         </w:rPr>
       </w:pPr>
-      <w:r>
-        <w:rPr>
-          <w:spacing w:val="-2"/>
-        </w:rPr>
-        <w:t>Вентильный двигатель основан на векторном управлении в декартовой системе координат с</w:t>
-      </w:r>
-      <w:r>
-        <w:rPr>
-          <w:spacing w:val="-2"/>
-        </w:rPr>
-        <w:t xml:space="preserve"> </w:t>
-      </w:r>
-      <w:r>
-        <w:rPr>
-          <w:spacing w:val="-2"/>
-        </w:rPr>
-        <w:t>помощью</w:t>
-      </w:r>
-      <w:r>
-        <w:rPr>
-          <w:spacing w:val="-2"/>
-        </w:rPr>
-        <w:t xml:space="preserve"> </w:t>
-      </w:r>
-      <w:r>
-        <w:rPr>
-          <w:spacing w:val="-2"/>
-        </w:rPr>
-        <w:t>обратного преобразования</w:t>
-      </w:r>
-      <w:r>
-        <w:rPr>
-          <w:spacing w:val="-2"/>
-        </w:rPr>
-        <w:t xml:space="preserve"> </w:t>
-      </w:r>
-      <w:r>
-        <w:rPr>
-          <w:spacing w:val="-2"/>
-        </w:rPr>
-        <w:t>Парка</w:t>
-      </w:r>
-      <w:r>
-        <w:rPr>
-          <w:spacing w:val="-2"/>
-        </w:rPr>
-        <w:t xml:space="preserve"> </w:t>
-      </w:r>
-      <w:r>
-        <w:rPr>
-          <w:spacing w:val="-2"/>
-        </w:rPr>
-        <w:t>и обратного преобразования Кларк. Составим блоки преобразования, скрипты описывающие данные блоки приведены на рисунках 8 и 9.</w:t>
-      </w:r>
-    </w:p>
-    <w:p>
-      <w:pPr>
-        <w:pStyle w:val="a3"/>
-        <w:spacing w:before="154" w:line="362" w:lineRule="auto"/>
-        <w:ind w:right="98" w:firstLine="709"/>
-        <w:jc w:val="both"/>
-        <w:rPr>
-          <w:spacing w:val="-2"/>
-        </w:rPr>
-      </w:pPr>
-    </w:p>
-    <w:p>
-      <w:pPr>
-        <w:pStyle w:val="a3"/>
+    </w:p>
+    <w:p>
+      <w:pPr>
+        <w:pStyle w:val="a3"/>
+        <w:spacing w:before="160"/>
         <w:jc w:val="center"/>
-        <w:rPr>
-          <w:noProof/>
-        </w:rPr>
-      </w:pPr>
-      <w:r>
-        <w:rPr>
-          <w:noProof/>
-        </w:rPr>
+      </w:pPr>
+      <w:r>
         <w:drawing>
           <wp:inline distT="0" distB="0" distL="0" distR="0" wp14:anchorId="5D609B9E" wp14:editId="5E3ED962">
             <wp:extent cx="3755178" cy="1371600"/>
@@ -5078,7 +5597,7 @@
                     <pic:cNvPicPr/>
                   </pic:nvPicPr>
                   <pic:blipFill>
-                    <a:blip r:embed="rId15" cstate="print">
+                    <a:blip r:embed="rId16" cstate="print">
                       <a:extLst>
                         <a:ext uri="{28A0092B-C50C-407E-A947-70E740481C1C}">
                           <a14:useLocalDpi xmlns:a14="http://schemas.microsoft.com/office/drawing/2010/main" val="0"/>
@@ -5108,126 +5627,77 @@
     <w:p>
       <w:pPr>
         <w:pStyle w:val="a3"/>
+        <w:spacing w:before="160"/>
         <w:jc w:val="center"/>
+      </w:pPr>
+      <w:r>
+        <w:t>Рисунок</w:t>
+      </w:r>
+      <w:r>
+        <w:t xml:space="preserve"> </w:t>
+      </w:r>
+      <w:r>
+        <w:t>9</w:t>
+      </w:r>
+      <w:r>
+        <w:t xml:space="preserve"> </w:t>
+      </w:r>
+      <w:r>
+        <w:t>–</w:t>
+      </w:r>
+      <w:r>
+        <w:t xml:space="preserve"> </w:t>
+      </w:r>
+      <w:r>
+        <w:t>Описание</w:t>
+      </w:r>
+      <w:r>
+        <w:t xml:space="preserve"> </w:t>
+      </w:r>
+      <w:r>
+        <w:t>блока</w:t>
+      </w:r>
+      <w:r>
+        <w:t xml:space="preserve"> </w:t>
+      </w:r>
+      <w:r>
+        <w:t>обратного</w:t>
+      </w:r>
+      <w:r>
+        <w:t xml:space="preserve"> </w:t>
+      </w:r>
+      <w:r>
+        <w:t>преобразования</w:t>
+      </w:r>
+      <w:r>
+        <w:t xml:space="preserve"> Парка</w:t>
+      </w:r>
+    </w:p>
+    <w:p>
+      <w:pPr>
+        <w:pStyle w:val="a3"/>
+        <w:jc w:val="center"/>
         <w:rPr>
           <w:noProof/>
         </w:rPr>
       </w:pPr>
-      <w:r>
+    </w:p>
+    <w:p>
+      <w:pPr>
+        <w:pStyle w:val="a3"/>
+        <w:jc w:val="center"/>
         <w:rPr>
           <w:noProof/>
         </w:rPr>
-        <w:t>Рисунок</w:t>
-      </w:r>
-      <w:r>
-        <w:rPr>
-          <w:noProof/>
-        </w:rPr>
-        <w:t xml:space="preserve"> </w:t>
-      </w:r>
-      <w:r>
-        <w:rPr>
-          <w:noProof/>
-        </w:rPr>
-        <w:t>8</w:t>
-      </w:r>
-      <w:r>
-        <w:rPr>
-          <w:noProof/>
-        </w:rPr>
-        <w:t xml:space="preserve"> </w:t>
-      </w:r>
-      <w:r>
-        <w:rPr>
-          <w:noProof/>
-        </w:rPr>
-        <w:t>–</w:t>
-      </w:r>
-      <w:r>
-        <w:rPr>
-          <w:noProof/>
-        </w:rPr>
-        <w:t xml:space="preserve"> </w:t>
-      </w:r>
-      <w:r>
-        <w:rPr>
-          <w:noProof/>
-        </w:rPr>
-        <w:t>Описание</w:t>
-      </w:r>
-      <w:r>
-        <w:rPr>
-          <w:noProof/>
-        </w:rPr>
-        <w:t xml:space="preserve"> </w:t>
-      </w:r>
-      <w:r>
-        <w:rPr>
-          <w:noProof/>
-        </w:rPr>
-        <w:t>блока</w:t>
-      </w:r>
-      <w:r>
-        <w:rPr>
-          <w:noProof/>
-        </w:rPr>
-        <w:t xml:space="preserve"> </w:t>
-      </w:r>
-      <w:r>
-        <w:rPr>
-          <w:noProof/>
-        </w:rPr>
-        <w:t>обратного</w:t>
-      </w:r>
-      <w:r>
-        <w:rPr>
-          <w:noProof/>
-        </w:rPr>
-        <w:t xml:space="preserve"> </w:t>
-      </w:r>
-      <w:r>
-        <w:rPr>
-          <w:noProof/>
-        </w:rPr>
-        <w:t>преобразования</w:t>
-      </w:r>
-      <w:r>
-        <w:rPr>
-          <w:noProof/>
-        </w:rPr>
-        <w:t xml:space="preserve"> Парка</w:t>
-      </w:r>
-    </w:p>
-    <w:p>
-      <w:pPr>
-        <w:pStyle w:val="a3"/>
+      </w:pPr>
+    </w:p>
+    <w:p>
+      <w:pPr>
+        <w:pStyle w:val="a3"/>
+        <w:spacing w:before="160"/>
         <w:jc w:val="center"/>
-        <w:rPr>
-          <w:noProof/>
-        </w:rPr>
-      </w:pPr>
-    </w:p>
-    <w:p>
-      <w:pPr>
-        <w:pStyle w:val="a3"/>
-        <w:jc w:val="center"/>
-        <w:rPr>
-          <w:noProof/>
-        </w:rPr>
-      </w:pPr>
-    </w:p>
-    <w:p>
-      <w:pPr>
-        <w:pStyle w:val="a3"/>
-        <w:jc w:val="center"/>
-        <w:rPr>
-          <w:noProof/>
-        </w:rPr>
-      </w:pPr>
-      <w:r>
-        <w:rPr>
-          <w:noProof/>
-        </w:rPr>
+      </w:pPr>
+      <w:r>
         <w:lastRenderedPageBreak/>
         <w:drawing>
           <wp:inline distT="0" distB="0" distL="0" distR="0" wp14:anchorId="5D8C1ABE" wp14:editId="57E53EAA">
@@ -5245,7 +5715,7 @@
                     <pic:cNvPicPr/>
                   </pic:nvPicPr>
                   <pic:blipFill>
-                    <a:blip r:embed="rId16" cstate="print">
+                    <a:blip r:embed="rId17" cstate="print">
                       <a:extLst>
                         <a:ext uri="{28A0092B-C50C-407E-A947-70E740481C1C}">
                           <a14:useLocalDpi xmlns:a14="http://schemas.microsoft.com/office/drawing/2010/main" val="0"/>
@@ -5275,7 +5745,63 @@
     <w:p>
       <w:pPr>
         <w:pStyle w:val="a3"/>
+        <w:spacing w:before="160"/>
         <w:jc w:val="center"/>
+      </w:pPr>
+    </w:p>
+    <w:p>
+      <w:pPr>
+        <w:pStyle w:val="a3"/>
+        <w:spacing w:before="160"/>
+        <w:jc w:val="center"/>
+      </w:pPr>
+      <w:r>
+        <w:t>Рисунок</w:t>
+      </w:r>
+      <w:r>
+        <w:t xml:space="preserve"> </w:t>
+      </w:r>
+      <w:r>
+        <w:t>10</w:t>
+      </w:r>
+      <w:r>
+        <w:t xml:space="preserve"> </w:t>
+      </w:r>
+      <w:r>
+        <w:t>–</w:t>
+      </w:r>
+      <w:r>
+        <w:t xml:space="preserve"> </w:t>
+      </w:r>
+      <w:r>
+        <w:t>Описания</w:t>
+      </w:r>
+      <w:r>
+        <w:t xml:space="preserve"> </w:t>
+      </w:r>
+      <w:r>
+        <w:t>блока</w:t>
+      </w:r>
+      <w:r>
+        <w:t xml:space="preserve"> </w:t>
+      </w:r>
+      <w:r>
+        <w:t>обратного</w:t>
+      </w:r>
+      <w:r>
+        <w:t xml:space="preserve"> </w:t>
+      </w:r>
+      <w:r>
+        <w:t>преобразования</w:t>
+      </w:r>
+      <w:r>
+        <w:t xml:space="preserve"> Кларк</w:t>
+      </w:r>
+    </w:p>
+    <w:p>
+      <w:pPr>
+        <w:pStyle w:val="a3"/>
+        <w:jc w:val="center"/>
         <w:rPr>
           <w:noProof/>
         </w:rPr>
@@ -5284,252 +5810,159 @@
     <w:p>
       <w:pPr>
         <w:pStyle w:val="a3"/>
+        <w:spacing w:before="154" w:line="360" w:lineRule="auto"/>
+        <w:ind w:right="6" w:firstLine="709"/>
+        <w:contextualSpacing/>
+        <w:jc w:val="both"/>
+        <w:rPr>
+          <w:spacing w:val="-2"/>
+        </w:rPr>
+      </w:pPr>
+      <w:r>
+        <w:rPr>
+          <w:spacing w:val="-2"/>
+        </w:rPr>
+        <w:t>С</w:t>
+      </w:r>
+      <w:r>
+        <w:rPr>
+          <w:spacing w:val="-2"/>
+        </w:rPr>
+        <w:t xml:space="preserve"> </w:t>
+      </w:r>
+      <w:r>
+        <w:rPr>
+          <w:spacing w:val="-2"/>
+        </w:rPr>
+        <w:t>помощью</w:t>
+      </w:r>
+      <w:r>
+        <w:rPr>
+          <w:spacing w:val="-2"/>
+        </w:rPr>
+        <w:t xml:space="preserve"> </w:t>
+      </w:r>
+      <w:r>
+        <w:rPr>
+          <w:spacing w:val="-2"/>
+        </w:rPr>
+        <w:t>созданных</w:t>
+      </w:r>
+      <w:r>
+        <w:rPr>
+          <w:spacing w:val="-2"/>
+        </w:rPr>
+        <w:t xml:space="preserve"> </w:t>
+      </w:r>
+      <w:r>
+        <w:rPr>
+          <w:spacing w:val="-2"/>
+        </w:rPr>
+        <w:t>блоков</w:t>
+      </w:r>
+      <w:r>
+        <w:rPr>
+          <w:spacing w:val="-2"/>
+        </w:rPr>
+        <w:t xml:space="preserve"> </w:t>
+      </w:r>
+      <w:r>
+        <w:rPr>
+          <w:spacing w:val="-2"/>
+        </w:rPr>
+        <w:t>составим</w:t>
+      </w:r>
+      <w:r>
+        <w:rPr>
+          <w:spacing w:val="-2"/>
+        </w:rPr>
+        <w:t xml:space="preserve"> </w:t>
+      </w:r>
+      <w:r>
+        <w:rPr>
+          <w:spacing w:val="-2"/>
+        </w:rPr>
+        <w:t>полную</w:t>
+      </w:r>
+      <w:r>
+        <w:rPr>
+          <w:spacing w:val="-2"/>
+        </w:rPr>
+        <w:t xml:space="preserve"> </w:t>
+      </w:r>
+      <w:r>
+        <w:rPr>
+          <w:spacing w:val="-2"/>
+        </w:rPr>
+        <w:t>модель</w:t>
+      </w:r>
+      <w:r>
+        <w:rPr>
+          <w:spacing w:val="-2"/>
+        </w:rPr>
+        <w:t xml:space="preserve"> </w:t>
+      </w:r>
+      <w:r>
+        <w:rPr>
+          <w:spacing w:val="-2"/>
+        </w:rPr>
+        <w:t>вентильного</w:t>
+      </w:r>
+      <w:r>
+        <w:rPr>
+          <w:spacing w:val="-2"/>
+        </w:rPr>
+        <w:t xml:space="preserve"> </w:t>
+      </w:r>
+      <w:r>
+        <w:rPr>
+          <w:spacing w:val="-2"/>
+        </w:rPr>
+        <w:t>двигателя.</w:t>
+      </w:r>
+    </w:p>
+    <w:p>
+      <w:pPr>
+        <w:pStyle w:val="a3"/>
+        <w:spacing w:before="154" w:line="360" w:lineRule="auto"/>
+        <w:ind w:right="6" w:firstLine="709"/>
+        <w:contextualSpacing/>
+        <w:jc w:val="both"/>
+        <w:rPr>
+          <w:spacing w:val="-2"/>
+        </w:rPr>
+      </w:pPr>
+      <w:r>
+        <w:rPr>
+          <w:spacing w:val="-2"/>
+        </w:rPr>
+        <w:t>Данная модель представлена на рисунке 1</w:t>
+      </w:r>
+      <w:r>
+        <w:rPr>
+          <w:spacing w:val="-2"/>
+        </w:rPr>
+        <w:t>1</w:t>
+      </w:r>
+      <w:r>
+        <w:rPr>
+          <w:spacing w:val="-2"/>
+        </w:rPr>
+        <w:t>.</w:t>
+      </w:r>
+    </w:p>
+    <w:p>
+      <w:pPr>
+        <w:pStyle w:val="a3"/>
+        <w:spacing w:before="160"/>
         <w:jc w:val="center"/>
-        <w:rPr>
-          <w:noProof/>
-        </w:rPr>
-      </w:pPr>
-      <w:r>
-        <w:rPr>
-          <w:noProof/>
-        </w:rPr>
-        <w:t>Рисунок</w:t>
-      </w:r>
-      <w:r>
-        <w:rPr>
-          <w:noProof/>
-        </w:rPr>
-        <w:t xml:space="preserve"> </w:t>
-      </w:r>
-      <w:r>
-        <w:rPr>
-          <w:noProof/>
-        </w:rPr>
-        <w:t>9</w:t>
-      </w:r>
-      <w:r>
-        <w:rPr>
-          <w:noProof/>
-        </w:rPr>
-        <w:t xml:space="preserve"> </w:t>
-      </w:r>
-      <w:r>
-        <w:rPr>
-          <w:noProof/>
-        </w:rPr>
-        <w:t>–</w:t>
-      </w:r>
-      <w:r>
-        <w:rPr>
-          <w:noProof/>
-        </w:rPr>
-        <w:t xml:space="preserve"> </w:t>
-      </w:r>
-      <w:r>
-        <w:rPr>
-          <w:noProof/>
-        </w:rPr>
-        <w:t>Описания</w:t>
-      </w:r>
-      <w:r>
-        <w:rPr>
-          <w:noProof/>
-        </w:rPr>
-        <w:t xml:space="preserve"> </w:t>
-      </w:r>
-      <w:r>
-        <w:rPr>
-          <w:noProof/>
-        </w:rPr>
-        <w:t>блока</w:t>
-      </w:r>
-      <w:r>
-        <w:rPr>
-          <w:noProof/>
-        </w:rPr>
-        <w:t xml:space="preserve"> </w:t>
-      </w:r>
-      <w:r>
-        <w:rPr>
-          <w:noProof/>
-        </w:rPr>
-        <w:t>обратного</w:t>
-      </w:r>
-      <w:r>
-        <w:rPr>
-          <w:noProof/>
-        </w:rPr>
-        <w:t xml:space="preserve"> </w:t>
-      </w:r>
-      <w:r>
-        <w:rPr>
-          <w:noProof/>
-        </w:rPr>
-        <w:t>преобразования</w:t>
-      </w:r>
-      <w:r>
-        <w:rPr>
-          <w:noProof/>
-        </w:rPr>
-        <w:t xml:space="preserve"> Кларк</w:t>
-      </w:r>
-    </w:p>
-    <w:p>
-      <w:pPr>
-        <w:pStyle w:val="a3"/>
-        <w:jc w:val="center"/>
-        <w:rPr>
-          <w:noProof/>
-        </w:rPr>
-      </w:pPr>
-    </w:p>
-    <w:p>
-      <w:pPr>
-        <w:pStyle w:val="a3"/>
-        <w:spacing w:before="154" w:line="362" w:lineRule="auto"/>
-        <w:ind w:right="98" w:firstLine="720"/>
-        <w:jc w:val="both"/>
-        <w:rPr>
-          <w:spacing w:val="-2"/>
-        </w:rPr>
-      </w:pPr>
-      <w:r>
-        <w:rPr>
-          <w:spacing w:val="-2"/>
-        </w:rPr>
-        <w:t>С</w:t>
-      </w:r>
-      <w:r>
-        <w:rPr>
-          <w:spacing w:val="-2"/>
-        </w:rPr>
-        <w:t xml:space="preserve"> </w:t>
-      </w:r>
-      <w:r>
-        <w:rPr>
-          <w:spacing w:val="-2"/>
-        </w:rPr>
-        <w:t>помощью</w:t>
-      </w:r>
-      <w:r>
-        <w:rPr>
-          <w:spacing w:val="-2"/>
-        </w:rPr>
-        <w:t xml:space="preserve"> </w:t>
-      </w:r>
-      <w:r>
-        <w:rPr>
-          <w:spacing w:val="-2"/>
-        </w:rPr>
-        <w:t>созданных</w:t>
-      </w:r>
-      <w:r>
-        <w:rPr>
-          <w:spacing w:val="-2"/>
-        </w:rPr>
-        <w:t xml:space="preserve"> </w:t>
-      </w:r>
-      <w:r>
-        <w:rPr>
-          <w:spacing w:val="-2"/>
-        </w:rPr>
-        <w:t>блоков</w:t>
-      </w:r>
-      <w:r>
-        <w:rPr>
-          <w:spacing w:val="-2"/>
-        </w:rPr>
-        <w:t xml:space="preserve"> </w:t>
-      </w:r>
-      <w:r>
-        <w:rPr>
-          <w:spacing w:val="-2"/>
-        </w:rPr>
-        <w:t>составим</w:t>
-      </w:r>
-      <w:r>
-        <w:rPr>
-          <w:spacing w:val="-2"/>
-        </w:rPr>
-        <w:t xml:space="preserve"> </w:t>
-      </w:r>
-      <w:r>
-        <w:rPr>
-          <w:spacing w:val="-2"/>
-        </w:rPr>
-        <w:t>полную</w:t>
-      </w:r>
-      <w:r>
-        <w:rPr>
-          <w:spacing w:val="-2"/>
-        </w:rPr>
-        <w:t xml:space="preserve"> </w:t>
-      </w:r>
-      <w:r>
-        <w:rPr>
-          <w:spacing w:val="-2"/>
-        </w:rPr>
-        <w:t>модель</w:t>
-      </w:r>
-      <w:r>
-        <w:rPr>
-          <w:spacing w:val="-2"/>
-        </w:rPr>
-        <w:t xml:space="preserve"> </w:t>
-      </w:r>
-      <w:r>
-        <w:rPr>
-          <w:spacing w:val="-2"/>
-        </w:rPr>
-        <w:t>вентильного</w:t>
-      </w:r>
-      <w:r>
-        <w:rPr>
-          <w:spacing w:val="-2"/>
-        </w:rPr>
-        <w:t xml:space="preserve"> </w:t>
-      </w:r>
-      <w:r>
-        <w:rPr>
-          <w:spacing w:val="-2"/>
-        </w:rPr>
-        <w:t>двигателя.</w:t>
-      </w:r>
-    </w:p>
-    <w:p>
-      <w:pPr>
-        <w:pStyle w:val="a3"/>
-        <w:spacing w:before="154" w:line="362" w:lineRule="auto"/>
-        <w:ind w:right="98"/>
-        <w:jc w:val="both"/>
-        <w:rPr>
-          <w:spacing w:val="-2"/>
-        </w:rPr>
-      </w:pPr>
-      <w:r>
-        <w:rPr>
-          <w:spacing w:val="-2"/>
-        </w:rPr>
-        <w:t>Данная модель представлена на рисунке 10.</w:t>
-      </w:r>
-    </w:p>
-    <w:p>
-      <w:pPr>
-        <w:pStyle w:val="a3"/>
-        <w:jc w:val="center"/>
-        <w:rPr>
-          <w:noProof/>
-        </w:rPr>
-      </w:pPr>
-      <w:r>
-        <w:rPr>
-          <w:noProof/>
-        </w:rPr>
+      </w:pPr>
+      <w:r>
         <w:drawing>
-          <wp:inline distT="0" distB="0" distL="0" distR="0" wp14:anchorId="305734CB" wp14:editId="480B21F5">
-            <wp:extent cx="6573520" cy="2498725"/>
+          <wp:inline distT="0" distB="0" distL="0" distR="0" wp14:anchorId="79F0E840" wp14:editId="3EB41E06">
+            <wp:extent cx="6573520" cy="2580640"/>
             <wp:effectExtent l="0" t="0" r="0" b="0"/>
-            <wp:docPr id="678725027" name="Рисунок 1"/>
+            <wp:docPr id="378260674" name="Рисунок 1"/>
             <wp:cNvGraphicFramePr>
               <a:graphicFrameLocks xmlns:a="http://schemas.openxmlformats.org/drawingml/2006/main" noChangeAspect="1"/>
             </wp:cNvGraphicFramePr>
@@ -5537,173 +5970,7 @@
               <a:graphicData uri="http://schemas.openxmlformats.org/drawingml/2006/picture">
                 <pic:pic xmlns:pic="http://schemas.openxmlformats.org/drawingml/2006/picture">
                   <pic:nvPicPr>
-                    <pic:cNvPr id="678725027" name=""/>
-                    <pic:cNvPicPr/>
-                  </pic:nvPicPr>
-                  <pic:blipFill>
-                    <a:blip r:embed="rId17"/>
-                    <a:stretch>
-                      <a:fillRect/>
-                    </a:stretch>
-                  </pic:blipFill>
-                  <pic:spPr>
-                    <a:xfrm>
-                      <a:off x="0" y="0"/>
-                      <a:ext cx="6573520" cy="2498725"/>
-                    </a:xfrm>
-                    <a:prstGeom prst="rect">
-                      <a:avLst/>
-                    </a:prstGeom>
-                  </pic:spPr>
-                </pic:pic>
-              </a:graphicData>
-            </a:graphic>
-          </wp:inline>
-        </w:drawing>
-      </w:r>
-    </w:p>
-    <w:p>
-      <w:pPr>
-        <w:pStyle w:val="a3"/>
-        <w:jc w:val="center"/>
-        <w:rPr>
-          <w:noProof/>
-        </w:rPr>
-      </w:pPr>
-      <w:r>
-        <w:rPr>
-          <w:noProof/>
-        </w:rPr>
-        <w:t>Рисунок</w:t>
-      </w:r>
-      <w:r>
-        <w:rPr>
-          <w:noProof/>
-        </w:rPr>
-        <w:t xml:space="preserve"> </w:t>
-      </w:r>
-      <w:r>
-        <w:rPr>
-          <w:noProof/>
-        </w:rPr>
-        <w:t>10</w:t>
-      </w:r>
-      <w:r>
-        <w:rPr>
-          <w:noProof/>
-        </w:rPr>
-        <w:t xml:space="preserve"> </w:t>
-      </w:r>
-      <w:r>
-        <w:rPr>
-          <w:noProof/>
-        </w:rPr>
-        <w:t>–</w:t>
-      </w:r>
-      <w:r>
-        <w:rPr>
-          <w:noProof/>
-        </w:rPr>
-        <w:t xml:space="preserve"> </w:t>
-      </w:r>
-      <w:r>
-        <w:rPr>
-          <w:noProof/>
-        </w:rPr>
-        <w:t>Модель</w:t>
-      </w:r>
-      <w:r>
-        <w:rPr>
-          <w:noProof/>
-        </w:rPr>
-        <w:t xml:space="preserve"> </w:t>
-      </w:r>
-      <w:r>
-        <w:rPr>
-          <w:noProof/>
-        </w:rPr>
-        <w:t>управления</w:t>
-      </w:r>
-      <w:r>
-        <w:rPr>
-          <w:noProof/>
-        </w:rPr>
-        <w:t xml:space="preserve"> </w:t>
-      </w:r>
-      <w:r>
-        <w:rPr>
-          <w:noProof/>
-        </w:rPr>
-        <w:t>вентильным</w:t>
-      </w:r>
-      <w:r>
-        <w:rPr>
-          <w:noProof/>
-        </w:rPr>
-        <w:t xml:space="preserve"> двигателем</w:t>
-      </w:r>
-    </w:p>
-    <w:p>
-      <w:pPr>
-        <w:pStyle w:val="a3"/>
-        <w:tabs>
-          <w:tab w:val="left" w:pos="2059"/>
-          <w:tab w:val="left" w:pos="3637"/>
-          <w:tab w:val="left" w:pos="4961"/>
-          <w:tab w:val="left" w:pos="6649"/>
-          <w:tab w:val="left" w:pos="8463"/>
-          <w:tab w:val="left" w:pos="10126"/>
-        </w:tabs>
-        <w:spacing w:before="154" w:line="362" w:lineRule="auto"/>
-        <w:ind w:right="98" w:firstLine="709"/>
-        <w:rPr>
-          <w:spacing w:val="-2"/>
-        </w:rPr>
-      </w:pPr>
-    </w:p>
-    <w:p>
-      <w:pPr>
-        <w:pStyle w:val="a3"/>
-        <w:spacing w:before="154" w:line="362" w:lineRule="auto"/>
-        <w:ind w:right="98" w:firstLine="709"/>
-        <w:jc w:val="both"/>
-        <w:rPr>
-          <w:spacing w:val="-2"/>
-        </w:rPr>
-      </w:pPr>
-      <w:r>
-        <w:rPr>
-          <w:spacing w:val="-2"/>
-        </w:rPr>
-        <w:t>Далее получим графики при номинальном значении напряжения. Полученные графики приведены на рисунках 11 и 12.</w:t>
-      </w:r>
-    </w:p>
-    <w:p>
-      <w:pPr>
-        <w:pStyle w:val="a3"/>
-        <w:jc w:val="center"/>
-        <w:rPr>
-          <w:noProof/>
-        </w:rPr>
-      </w:pPr>
-      <w:r>
-        <w:rPr>
-          <w:noProof/>
-        </w:rPr>
-        <w:lastRenderedPageBreak/>
-        <w:drawing>
-          <wp:inline distT="0" distB="0" distL="0" distR="0" wp14:anchorId="5FDE7CF5" wp14:editId="756CBC9C">
-            <wp:extent cx="5981700" cy="4933950"/>
-            <wp:effectExtent l="0" t="0" r="0" b="0"/>
-            <wp:docPr id="606438392" name="Рисунок 1"/>
-            <wp:cNvGraphicFramePr>
-              <a:graphicFrameLocks xmlns:a="http://schemas.openxmlformats.org/drawingml/2006/main" noChangeAspect="1"/>
-            </wp:cNvGraphicFramePr>
-            <a:graphic xmlns:a="http://schemas.openxmlformats.org/drawingml/2006/main">
-              <a:graphicData uri="http://schemas.openxmlformats.org/drawingml/2006/picture">
-                <pic:pic xmlns:pic="http://schemas.openxmlformats.org/drawingml/2006/picture">
-                  <pic:nvPicPr>
-                    <pic:cNvPr id="606438392" name=""/>
+                    <pic:cNvPr id="378260674" name=""/>
                     <pic:cNvPicPr/>
                   </pic:nvPicPr>
                   <pic:blipFill>
@@ -5715,7 +5982,7 @@
                   <pic:spPr>
                     <a:xfrm>
                       <a:off x="0" y="0"/>
-                      <a:ext cx="5981700" cy="4933950"/>
+                      <a:ext cx="6573520" cy="2580640"/>
                     </a:xfrm>
                     <a:prstGeom prst="rect">
                       <a:avLst/>
@@ -5731,228 +5998,134 @@
     <w:p>
       <w:pPr>
         <w:pStyle w:val="a3"/>
+        <w:spacing w:before="160"/>
         <w:jc w:val="center"/>
-        <w:rPr>
-          <w:noProof/>
-        </w:rPr>
-      </w:pPr>
-      <w:r>
-        <w:rPr>
-          <w:noProof/>
-        </w:rPr>
+      </w:pPr>
+      <w:r>
         <w:t>Рисунок</w:t>
       </w:r>
       <w:r>
-        <w:rPr>
-          <w:noProof/>
-        </w:rPr>
-        <w:t xml:space="preserve"> </w:t>
-      </w:r>
-      <w:r>
-        <w:rPr>
-          <w:noProof/>
-        </w:rPr>
-        <w:t>11</w:t>
-      </w:r>
-      <w:r>
-        <w:rPr>
-          <w:noProof/>
-        </w:rPr>
-        <w:t xml:space="preserve"> </w:t>
-      </w:r>
-      <w:r>
-        <w:rPr>
-          <w:noProof/>
-        </w:rPr>
+        <w:t xml:space="preserve"> </w:t>
+      </w:r>
+      <w:r>
+        <w:t>1</w:t>
+      </w:r>
+      <w:r>
+        <w:t>1</w:t>
+      </w:r>
+      <w:r>
+        <w:t xml:space="preserve"> </w:t>
+      </w:r>
+      <w:r>
         <w:t>–</w:t>
       </w:r>
       <w:r>
-        <w:rPr>
-          <w:noProof/>
-        </w:rPr>
-        <w:t xml:space="preserve"> </w:t>
-      </w:r>
-      <w:r>
-        <w:rPr>
-          <w:noProof/>
-        </w:rPr>
-        <w:t>График</w:t>
-      </w:r>
-      <w:r>
-        <w:rPr>
-          <w:noProof/>
-        </w:rPr>
-        <w:t xml:space="preserve"> </w:t>
-      </w:r>
-      <w:r>
-        <w:rPr>
-          <w:noProof/>
-        </w:rPr>
-        <w:t>скорости</w:t>
-      </w:r>
-      <w:r>
-        <w:rPr>
-          <w:noProof/>
-        </w:rPr>
-        <w:t xml:space="preserve"> </w:t>
-      </w:r>
-      <w:r>
-        <w:rPr>
-          <w:noProof/>
-        </w:rPr>
-        <w:t>вращения</w:t>
-      </w:r>
-      <w:r>
-        <w:rPr>
-          <w:noProof/>
-        </w:rPr>
-        <w:t xml:space="preserve"> </w:t>
-      </w:r>
-      <w:r>
-        <w:rPr>
-          <w:noProof/>
-        </w:rPr>
-        <w:t>вала</w:t>
-      </w:r>
-      <w:r>
-        <w:rPr>
-          <w:noProof/>
-        </w:rPr>
-        <w:t xml:space="preserve"> двигателя</w:t>
-      </w:r>
-    </w:p>
-    <w:p>
-      <w:pPr>
-        <w:pStyle w:val="a3"/>
-        <w:spacing w:before="158" w:line="362" w:lineRule="auto"/>
-        <w:ind w:left="48" w:right="104" w:firstLine="710"/>
+        <w:t xml:space="preserve"> </w:t>
+      </w:r>
+      <w:r>
+        <w:t>Модель</w:t>
+      </w:r>
+      <w:r>
+        <w:t xml:space="preserve"> </w:t>
+      </w:r>
+      <w:r>
+        <w:t>управления</w:t>
+      </w:r>
+      <w:r>
+        <w:t xml:space="preserve"> </w:t>
+      </w:r>
+      <w:r>
+        <w:t>вентильным</w:t>
+      </w:r>
+      <w:r>
+        <w:t xml:space="preserve"> двигателем</w:t>
+      </w:r>
+    </w:p>
+    <w:p>
+      <w:pPr>
+        <w:pStyle w:val="a3"/>
+        <w:tabs>
+          <w:tab w:val="left" w:pos="2059"/>
+          <w:tab w:val="left" w:pos="3637"/>
+          <w:tab w:val="left" w:pos="4961"/>
+          <w:tab w:val="left" w:pos="6649"/>
+          <w:tab w:val="left" w:pos="8463"/>
+          <w:tab w:val="left" w:pos="10126"/>
+        </w:tabs>
+        <w:spacing w:before="154" w:line="362" w:lineRule="auto"/>
+        <w:ind w:right="98" w:firstLine="709"/>
+        <w:rPr>
+          <w:spacing w:val="-2"/>
+        </w:rPr>
+      </w:pPr>
+    </w:p>
+    <w:p>
+      <w:pPr>
+        <w:pStyle w:val="a3"/>
+        <w:spacing w:before="154" w:line="360" w:lineRule="auto"/>
+        <w:ind w:right="6" w:firstLine="709"/>
+        <w:contextualSpacing/>
         <w:jc w:val="both"/>
         <w:rPr>
           <w:spacing w:val="-2"/>
         </w:rPr>
       </w:pPr>
-    </w:p>
-    <w:p>
-      <w:pPr>
-        <w:pStyle w:val="a3"/>
-        <w:spacing w:before="158" w:line="362" w:lineRule="auto"/>
-        <w:ind w:left="48" w:right="104" w:firstLine="710"/>
-        <w:jc w:val="both"/>
-      </w:pPr>
-      <w:r>
-        <w:rPr>
-          <w:spacing w:val="-2"/>
-        </w:rPr>
-        <w:t>Как</w:t>
-      </w:r>
-      <w:r>
-        <w:rPr>
-          <w:spacing w:val="-2"/>
-        </w:rPr>
-        <w:tab/>
-        <w:t>можно</w:t>
-      </w:r>
-      <w:r>
-        <w:rPr>
-          <w:spacing w:val="-2"/>
-        </w:rPr>
-        <w:tab/>
-      </w:r>
-      <w:r>
-        <w:rPr>
-          <w:spacing w:val="-2"/>
-        </w:rPr>
-        <w:t>заметить</w:t>
-      </w:r>
-      <w:r>
-        <w:rPr>
-          <w:spacing w:val="-2"/>
-        </w:rPr>
-        <w:tab/>
-        <w:t>из</w:t>
-      </w:r>
-      <w:r>
-        <w:rPr>
-          <w:spacing w:val="-2"/>
-        </w:rPr>
-        <w:tab/>
-      </w:r>
-      <w:r>
-        <w:rPr>
-          <w:spacing w:val="-2"/>
-        </w:rPr>
-        <w:t>полученного</w:t>
-      </w:r>
-      <w:r>
-        <w:rPr>
-          <w:spacing w:val="-2"/>
-        </w:rPr>
-        <w:tab/>
-      </w:r>
-      <w:r>
-        <w:rPr>
-          <w:spacing w:val="-2"/>
-        </w:rPr>
-        <w:t>переходного</w:t>
-      </w:r>
-      <w:r>
-        <w:rPr>
-          <w:spacing w:val="-2"/>
-        </w:rPr>
-        <w:t xml:space="preserve"> </w:t>
-      </w:r>
-      <w:r>
-        <w:rPr>
-          <w:spacing w:val="-2"/>
-        </w:rPr>
-        <w:t>процесса</w:t>
-      </w:r>
-      <w:r>
-        <w:rPr>
-          <w:spacing w:val="-2"/>
-        </w:rPr>
-        <w:t xml:space="preserve"> </w:t>
-      </w:r>
-      <w:r>
-        <w:rPr>
-          <w:spacing w:val="-2"/>
-        </w:rPr>
-        <w:t xml:space="preserve">величина </w:t>
-      </w:r>
-      <w:r>
-        <w:rPr>
-          <w:spacing w:val="-2"/>
-        </w:rPr>
-        <w:t xml:space="preserve">установившейся скорости </w:t>
-      </w:r>
-      <w:r>
-        <w:rPr>
-          <w:spacing w:val="-2"/>
-        </w:rPr>
-        <w:t>достаточно сильно отличается от номинальной скорости</w:t>
-      </w:r>
-      <w:r>
+      <w:r>
+        <w:rPr>
+          <w:spacing w:val="-2"/>
+        </w:rPr>
+        <w:t>Далее получим графики при номинальном значении напряжения. Полученные графики приведены на рисунках 1</w:t>
+      </w:r>
+      <w:r>
+        <w:rPr>
+          <w:spacing w:val="-2"/>
+        </w:rPr>
+        <w:t>2</w:t>
+      </w:r>
+      <w:r>
+        <w:rPr>
+          <w:spacing w:val="-2"/>
+        </w:rPr>
+        <w:t xml:space="preserve"> </w:t>
+      </w:r>
+      <w:r>
+        <w:rPr>
+          <w:spacing w:val="-2"/>
+        </w:rPr>
+        <w:t xml:space="preserve">- </w:t>
+      </w:r>
+      <w:r>
+        <w:rPr>
+          <w:spacing w:val="-2"/>
+        </w:rPr>
+        <w:t>1</w:t>
+      </w:r>
+      <w:r>
+        <w:rPr>
+          <w:spacing w:val="-2"/>
+        </w:rPr>
+        <w:t>4</w:t>
+      </w:r>
+      <w:r>
+        <w:rPr>
+          <w:spacing w:val="-2"/>
+        </w:rPr>
         <w:t>.</w:t>
       </w:r>
     </w:p>
     <w:p>
       <w:pPr>
         <w:pStyle w:val="a3"/>
+        <w:spacing w:before="160"/>
         <w:jc w:val="center"/>
-        <w:rPr>
-          <w:noProof/>
-        </w:rPr>
-      </w:pPr>
-      <w:r>
-        <w:rPr>
-          <w:noProof/>
-        </w:rPr>
+      </w:pPr>
+      <w:r>
         <w:lastRenderedPageBreak/>
         <w:drawing>
-          <wp:inline distT="0" distB="0" distL="0" distR="0" wp14:anchorId="71701E62" wp14:editId="5DBF6191">
-            <wp:extent cx="6573520" cy="3230245"/>
+          <wp:inline distT="0" distB="0" distL="0" distR="0" wp14:anchorId="277A5D8D" wp14:editId="5B459C2F">
+            <wp:extent cx="6573520" cy="4754245"/>
             <wp:effectExtent l="0" t="0" r="0" b="8255"/>
-            <wp:docPr id="1619074454" name="Рисунок 1"/>
+            <wp:docPr id="1643094077" name="Рисунок 1"/>
             <wp:cNvGraphicFramePr>
               <a:graphicFrameLocks xmlns:a="http://schemas.openxmlformats.org/drawingml/2006/main" noChangeAspect="1"/>
             </wp:cNvGraphicFramePr>
@@ -5960,7 +6133,7 @@
               <a:graphicData uri="http://schemas.openxmlformats.org/drawingml/2006/picture">
                 <pic:pic xmlns:pic="http://schemas.openxmlformats.org/drawingml/2006/picture">
                   <pic:nvPicPr>
-                    <pic:cNvPr id="1619074454" name=""/>
+                    <pic:cNvPr id="1643094077" name=""/>
                     <pic:cNvPicPr/>
                   </pic:nvPicPr>
                   <pic:blipFill>
@@ -5972,7 +6145,7 @@
                   <pic:spPr>
                     <a:xfrm>
                       <a:off x="0" y="0"/>
-                      <a:ext cx="6573520" cy="3230245"/>
+                      <a:ext cx="6573520" cy="4754245"/>
                     </a:xfrm>
                     <a:prstGeom prst="rect">
                       <a:avLst/>
@@ -5988,7 +6161,348 @@
     <w:p>
       <w:pPr>
         <w:pStyle w:val="a3"/>
+        <w:spacing w:before="160"/>
         <w:jc w:val="center"/>
+      </w:pPr>
+      <w:r>
+        <w:t>Рисунок</w:t>
+      </w:r>
+      <w:r>
+        <w:t xml:space="preserve"> </w:t>
+      </w:r>
+      <w:r>
+        <w:t>1</w:t>
+      </w:r>
+      <w:r>
+        <w:t>2</w:t>
+      </w:r>
+      <w:r>
+        <w:t xml:space="preserve"> </w:t>
+      </w:r>
+      <w:r>
+        <w:t>–</w:t>
+      </w:r>
+      <w:r>
+        <w:t xml:space="preserve"> </w:t>
+      </w:r>
+      <w:r>
+        <w:t>График</w:t>
+      </w:r>
+      <w:r>
+        <w:t xml:space="preserve"> </w:t>
+      </w:r>
+      <w:r>
+        <w:t>скорости</w:t>
+      </w:r>
+      <w:r>
+        <w:t xml:space="preserve"> </w:t>
+      </w:r>
+      <w:r>
+        <w:t>вращения</w:t>
+      </w:r>
+      <w:r>
+        <w:t xml:space="preserve"> </w:t>
+      </w:r>
+      <w:r>
+        <w:t>вала</w:t>
+      </w:r>
+      <w:r>
+        <w:t xml:space="preserve"> двигателя</w:t>
+      </w:r>
+    </w:p>
+    <w:p>
+      <w:pPr>
+        <w:pStyle w:val="a3"/>
+        <w:spacing w:before="158" w:line="362" w:lineRule="auto"/>
+        <w:ind w:left="48" w:right="104" w:firstLine="710"/>
+        <w:jc w:val="both"/>
+        <w:rPr>
+          <w:spacing w:val="-2"/>
+        </w:rPr>
+      </w:pPr>
+    </w:p>
+    <w:p>
+      <w:pPr>
+        <w:pStyle w:val="a3"/>
+        <w:spacing w:before="154" w:line="360" w:lineRule="auto"/>
+        <w:ind w:right="6" w:firstLine="709"/>
+        <w:contextualSpacing/>
+        <w:jc w:val="both"/>
+        <w:rPr>
+          <w:spacing w:val="-2"/>
+        </w:rPr>
+      </w:pPr>
+      <w:r>
+        <w:rPr>
+          <w:spacing w:val="-2"/>
+        </w:rPr>
+        <w:t>Как</w:t>
+      </w:r>
+      <w:r>
+        <w:rPr>
+          <w:spacing w:val="-2"/>
+        </w:rPr>
+        <w:tab/>
+        <w:t>можно</w:t>
+      </w:r>
+      <w:r>
+        <w:rPr>
+          <w:spacing w:val="-2"/>
+        </w:rPr>
+        <w:tab/>
+      </w:r>
+      <w:r>
+        <w:rPr>
+          <w:spacing w:val="-2"/>
+        </w:rPr>
+        <w:t>заметить</w:t>
+      </w:r>
+      <w:r>
+        <w:rPr>
+          <w:spacing w:val="-2"/>
+        </w:rPr>
+        <w:tab/>
+        <w:t>из</w:t>
+      </w:r>
+      <w:r>
+        <w:rPr>
+          <w:spacing w:val="-2"/>
+        </w:rPr>
+        <w:tab/>
+      </w:r>
+      <w:r>
+        <w:rPr>
+          <w:spacing w:val="-2"/>
+        </w:rPr>
+        <w:t>полученного</w:t>
+      </w:r>
+      <w:r>
+        <w:rPr>
+          <w:spacing w:val="-2"/>
+        </w:rPr>
+        <w:tab/>
+      </w:r>
+      <w:r>
+        <w:rPr>
+          <w:spacing w:val="-2"/>
+        </w:rPr>
+        <w:t>переходного</w:t>
+      </w:r>
+      <w:r>
+        <w:rPr>
+          <w:spacing w:val="-2"/>
+        </w:rPr>
+        <w:t xml:space="preserve"> </w:t>
+      </w:r>
+      <w:r>
+        <w:rPr>
+          <w:spacing w:val="-2"/>
+        </w:rPr>
+        <w:t>процесса</w:t>
+      </w:r>
+      <w:r>
+        <w:rPr>
+          <w:spacing w:val="-2"/>
+        </w:rPr>
+        <w:t xml:space="preserve"> </w:t>
+      </w:r>
+      <w:r>
+        <w:rPr>
+          <w:spacing w:val="-2"/>
+        </w:rPr>
+        <w:t xml:space="preserve">величина </w:t>
+      </w:r>
+      <w:r>
+        <w:rPr>
+          <w:spacing w:val="-2"/>
+        </w:rPr>
+        <w:t>установившейся</w:t>
+      </w:r>
+      <w:r>
+        <w:rPr>
+          <w:spacing w:val="-2"/>
+        </w:rPr>
+        <w:t xml:space="preserve"> скорости</w:t>
+      </w:r>
+      <w:r>
+        <w:rPr>
+          <w:spacing w:val="-2"/>
+        </w:rPr>
+        <w:t xml:space="preserve"> </w:t>
+      </w:r>
+      <w:r>
+        <w:rPr>
+          <w:spacing w:val="-2"/>
+        </w:rPr>
+        <w:t>несколько превышает номинальную скорость, при управлении номинальным напряжением.</w:t>
+      </w:r>
+    </w:p>
+    <w:p>
+      <w:pPr>
+        <w:pStyle w:val="a3"/>
+        <w:spacing w:before="160"/>
+        <w:jc w:val="center"/>
+      </w:pPr>
+      <w:r>
+        <w:lastRenderedPageBreak/>
+        <w:drawing>
+          <wp:inline distT="0" distB="0" distL="0" distR="0" wp14:anchorId="2C3FD9E9" wp14:editId="3B2B0DA6">
+            <wp:extent cx="5564229" cy="3630831"/>
+            <wp:effectExtent l="0" t="0" r="0" b="8255"/>
+            <wp:docPr id="1390204065" name="Рисунок 1"/>
+            <wp:cNvGraphicFramePr>
+              <a:graphicFrameLocks xmlns:a="http://schemas.openxmlformats.org/drawingml/2006/main" noChangeAspect="1"/>
+            </wp:cNvGraphicFramePr>
+            <a:graphic xmlns:a="http://schemas.openxmlformats.org/drawingml/2006/main">
+              <a:graphicData uri="http://schemas.openxmlformats.org/drawingml/2006/picture">
+                <pic:pic xmlns:pic="http://schemas.openxmlformats.org/drawingml/2006/picture">
+                  <pic:nvPicPr>
+                    <pic:cNvPr id="1390204065" name=""/>
+                    <pic:cNvPicPr/>
+                  </pic:nvPicPr>
+                  <pic:blipFill>
+                    <a:blip r:embed="rId20"/>
+                    <a:stretch>
+                      <a:fillRect/>
+                    </a:stretch>
+                  </pic:blipFill>
+                  <pic:spPr>
+                    <a:xfrm>
+                      <a:off x="0" y="0"/>
+                      <a:ext cx="5578099" cy="3639881"/>
+                    </a:xfrm>
+                    <a:prstGeom prst="rect">
+                      <a:avLst/>
+                    </a:prstGeom>
+                  </pic:spPr>
+                </pic:pic>
+              </a:graphicData>
+            </a:graphic>
+          </wp:inline>
+        </w:drawing>
+      </w:r>
+    </w:p>
+    <w:p>
+      <w:pPr>
+        <w:pStyle w:val="a3"/>
+        <w:spacing w:before="160"/>
+        <w:jc w:val="center"/>
+      </w:pPr>
+      <w:r>
+        <w:t>Рисунок</w:t>
+      </w:r>
+      <w:r>
+        <w:t xml:space="preserve"> </w:t>
+      </w:r>
+      <w:r>
+        <w:t>1</w:t>
+      </w:r>
+      <w:r>
+        <w:t>3</w:t>
+      </w:r>
+      <w:r>
+        <w:t xml:space="preserve"> </w:t>
+      </w:r>
+      <w:r>
+        <w:t>–</w:t>
+      </w:r>
+      <w:r>
+        <w:t xml:space="preserve"> </w:t>
+      </w:r>
+      <w:r>
+        <w:t>Графики</w:t>
+      </w:r>
+      <w:r>
+        <w:t xml:space="preserve"> напряжени</w:t>
+      </w:r>
+      <w:r>
+        <w:t>й</w:t>
+      </w:r>
+    </w:p>
+    <w:p>
+      <w:pPr>
+        <w:pStyle w:val="a3"/>
+        <w:spacing w:before="160"/>
+        <w:jc w:val="center"/>
+      </w:pPr>
+      <w:r>
+        <w:drawing>
+          <wp:inline distT="0" distB="0" distL="0" distR="0" wp14:anchorId="4C8ABBB9" wp14:editId="07893DF6">
+            <wp:extent cx="5633050" cy="4025628"/>
+            <wp:effectExtent l="0" t="0" r="6350" b="0"/>
+            <wp:docPr id="1235196482" name="Рисунок 1"/>
+            <wp:cNvGraphicFramePr>
+              <a:graphicFrameLocks xmlns:a="http://schemas.openxmlformats.org/drawingml/2006/main" noChangeAspect="1"/>
+            </wp:cNvGraphicFramePr>
+            <a:graphic xmlns:a="http://schemas.openxmlformats.org/drawingml/2006/main">
+              <a:graphicData uri="http://schemas.openxmlformats.org/drawingml/2006/picture">
+                <pic:pic xmlns:pic="http://schemas.openxmlformats.org/drawingml/2006/picture">
+                  <pic:nvPicPr>
+                    <pic:cNvPr id="1235196482" name=""/>
+                    <pic:cNvPicPr/>
+                  </pic:nvPicPr>
+                  <pic:blipFill>
+                    <a:blip r:embed="rId21"/>
+                    <a:stretch>
+                      <a:fillRect/>
+                    </a:stretch>
+                  </pic:blipFill>
+                  <pic:spPr>
+                    <a:xfrm>
+                      <a:off x="0" y="0"/>
+                      <a:ext cx="5643640" cy="4033196"/>
+                    </a:xfrm>
+                    <a:prstGeom prst="rect">
+                      <a:avLst/>
+                    </a:prstGeom>
+                  </pic:spPr>
+                </pic:pic>
+              </a:graphicData>
+            </a:graphic>
+          </wp:inline>
+        </w:drawing>
+      </w:r>
+    </w:p>
+    <w:p>
+      <w:pPr>
+        <w:pStyle w:val="a3"/>
+        <w:spacing w:before="160"/>
+        <w:jc w:val="center"/>
+      </w:pPr>
+      <w:r>
+        <w:t>Рисунок</w:t>
+      </w:r>
+      <w:r>
+        <w:t xml:space="preserve"> </w:t>
+      </w:r>
+      <w:r>
+        <w:t>1</w:t>
+      </w:r>
+      <w:r>
+        <w:t>4</w:t>
+      </w:r>
+      <w:r>
+        <w:t xml:space="preserve"> </w:t>
+      </w:r>
+      <w:r>
+        <w:t>–</w:t>
+      </w:r>
+      <w:r>
+        <w:t xml:space="preserve"> </w:t>
+      </w:r>
+      <w:r>
+        <w:t>Графики</w:t>
+      </w:r>
+      <w:r>
+        <w:t xml:space="preserve"> напряжени</w:t>
+      </w:r>
+      <w:r>
+        <w:t>й</w:t>
+      </w:r>
+    </w:p>
+    <w:p>
+      <w:pPr>
+        <w:pStyle w:val="a3"/>
         <w:rPr>
           <w:noProof/>
         </w:rPr>
@@ -5997,78 +6511,20 @@
         <w:rPr>
           <w:noProof/>
         </w:rPr>
-        <w:t>Рисунок</w:t>
-      </w:r>
-      <w:r>
+        <w:tab/>
+      </w:r>
+    </w:p>
+    <w:p>
+      <w:pPr>
+        <w:pStyle w:val="a3"/>
         <w:rPr>
           <w:noProof/>
         </w:rPr>
-        <w:t xml:space="preserve"> </w:t>
-      </w:r>
-      <w:r>
-        <w:rPr>
-          <w:noProof/>
-        </w:rPr>
-        <w:t>12</w:t>
-      </w:r>
-      <w:r>
-        <w:rPr>
-          <w:noProof/>
-        </w:rPr>
-        <w:t xml:space="preserve"> </w:t>
-      </w:r>
-      <w:r>
-        <w:rPr>
-          <w:noProof/>
-        </w:rPr>
-        <w:t>–</w:t>
-      </w:r>
-      <w:r>
-        <w:rPr>
-          <w:noProof/>
-        </w:rPr>
-        <w:t xml:space="preserve"> </w:t>
-      </w:r>
-      <w:r>
-        <w:rPr>
-          <w:noProof/>
-        </w:rPr>
-        <w:t>Графики</w:t>
-      </w:r>
-      <w:r>
-        <w:rPr>
-          <w:noProof/>
-        </w:rPr>
-        <w:t xml:space="preserve"> </w:t>
-      </w:r>
-      <w:r>
-        <w:rPr>
-          <w:noProof/>
-        </w:rPr>
-        <w:t>тока</w:t>
-      </w:r>
-      <w:r>
-        <w:rPr>
-          <w:noProof/>
-        </w:rPr>
-        <w:t xml:space="preserve"> </w:t>
-      </w:r>
-      <w:r>
-        <w:rPr>
-          <w:noProof/>
-        </w:rPr>
-        <w:t>и</w:t>
-      </w:r>
-      <w:r>
-        <w:rPr>
-          <w:noProof/>
-        </w:rPr>
-        <w:t xml:space="preserve"> напряжения</w:t>
-      </w:r>
-    </w:p>
-    <w:p>
-      <w:pPr>
-        <w:pStyle w:val="a4"/>
+      </w:pPr>
+    </w:p>
+    <w:p>
+      <w:pPr>
+        <w:pStyle w:val="a5"/>
         <w:numPr>
           <w:ilvl w:val="0"/>
           <w:numId w:val="3"/>
@@ -6140,8 +6596,9 @@
     <w:p>
       <w:pPr>
         <w:pStyle w:val="a3"/>
-        <w:spacing w:before="154" w:line="362" w:lineRule="auto"/>
-        <w:ind w:right="98" w:firstLine="709"/>
+        <w:spacing w:before="154" w:line="360" w:lineRule="auto"/>
+        <w:ind w:right="6" w:firstLine="709"/>
+        <w:contextualSpacing/>
         <w:jc w:val="both"/>
         <w:rPr>
           <w:spacing w:val="-2"/>
@@ -6151,7 +6608,57 @@
         <w:rPr>
           <w:spacing w:val="-2"/>
         </w:rPr>
-        <w:t>Для добавления регулятора скорости необходимо добавить в модель блоки прямого преобразования Парка и прямого преобразования Кларк, как это было сделано в предыдущем пункте (рисунки 13 и 14). Регулятор скорости представляет из себя библиотечный ПИ регулятор с ограничением по вектору ud.</w:t>
+        <w:t xml:space="preserve">Для добавления регулятора скорости необходимо добавить в модель блоки прямого преобразования Парка и прямого преобразования Кларк, как это было сделано в предыдущем пункте (рисунки </w:t>
+      </w:r>
+      <w:r>
+        <w:rPr>
+          <w:spacing w:val="-2"/>
+        </w:rPr>
+        <w:t>9</w:t>
+      </w:r>
+      <w:r>
+        <w:rPr>
+          <w:spacing w:val="-2"/>
+        </w:rPr>
+        <w:t xml:space="preserve"> и 1</w:t>
+      </w:r>
+      <w:r>
+        <w:rPr>
+          <w:spacing w:val="-2"/>
+        </w:rPr>
+        <w:t>0</w:t>
+      </w:r>
+      <w:r>
+        <w:rPr>
+          <w:spacing w:val="-2"/>
+        </w:rPr>
+        <w:t>). Регулятор скорости представляет из себя библиотечный ПИ</w:t>
+      </w:r>
+      <w:r>
+        <w:rPr>
+          <w:spacing w:val="-2"/>
+        </w:rPr>
+        <w:t>Д</w:t>
+      </w:r>
+      <w:r>
+        <w:rPr>
+          <w:spacing w:val="-2"/>
+        </w:rPr>
+        <w:t xml:space="preserve"> регулятор с ограничением по вектору </w:t>
+      </w:r>
+      <w:proofErr w:type="spellStart"/>
+      <w:r>
+        <w:rPr>
+          <w:spacing w:val="-2"/>
+        </w:rPr>
+        <w:t>ud</w:t>
+      </w:r>
+      <w:proofErr w:type="spellEnd"/>
+      <w:r>
+        <w:rPr>
+          <w:spacing w:val="-2"/>
+        </w:rPr>
+        <w:t>.</w:t>
       </w:r>
     </w:p>
     <w:p>
@@ -6182,7 +6689,7 @@
                     <pic:cNvPicPr/>
                   </pic:nvPicPr>
                   <pic:blipFill>
-                    <a:blip r:embed="rId20" cstate="print"/>
+                    <a:blip r:embed="rId22" cstate="print"/>
                     <a:stretch>
                       <a:fillRect/>
                     </a:stretch>
@@ -6206,111 +6713,58 @@
     <w:p>
       <w:pPr>
         <w:pStyle w:val="a3"/>
+        <w:spacing w:before="160"/>
+      </w:pPr>
+    </w:p>
+    <w:p>
+      <w:pPr>
+        <w:pStyle w:val="a3"/>
+        <w:spacing w:before="160"/>
         <w:jc w:val="center"/>
-        <w:rPr>
-          <w:noProof/>
-        </w:rPr>
-      </w:pPr>
-    </w:p>
-    <w:p>
-      <w:pPr>
-        <w:pStyle w:val="a3"/>
-        <w:jc w:val="center"/>
-        <w:rPr>
-          <w:noProof/>
-        </w:rPr>
-      </w:pPr>
-    </w:p>
-    <w:p>
-      <w:pPr>
-        <w:pStyle w:val="a3"/>
-        <w:jc w:val="center"/>
-        <w:rPr>
-          <w:noProof/>
-        </w:rPr>
-      </w:pPr>
-      <w:r>
-        <w:rPr>
-          <w:noProof/>
-        </w:rPr>
+      </w:pPr>
+      <w:r>
         <w:t>Рисунок</w:t>
       </w:r>
       <w:r>
-        <w:rPr>
-          <w:noProof/>
-        </w:rPr>
-        <w:t xml:space="preserve"> </w:t>
-      </w:r>
-      <w:r>
-        <w:rPr>
-          <w:noProof/>
-        </w:rPr>
-        <w:t>13</w:t>
-      </w:r>
-      <w:r>
-        <w:rPr>
-          <w:noProof/>
-        </w:rPr>
-        <w:t xml:space="preserve"> </w:t>
-      </w:r>
-      <w:r>
-        <w:rPr>
-          <w:noProof/>
-        </w:rPr>
+        <w:t xml:space="preserve"> </w:t>
+      </w:r>
+      <w:r>
+        <w:t>1</w:t>
+      </w:r>
+      <w:r>
+        <w:t>5</w:t>
+      </w:r>
+      <w:r>
+        <w:t xml:space="preserve"> </w:t>
+      </w:r>
+      <w:r>
         <w:t>–</w:t>
       </w:r>
       <w:r>
-        <w:rPr>
-          <w:noProof/>
-        </w:rPr>
-        <w:t xml:space="preserve"> </w:t>
-      </w:r>
-      <w:r>
-        <w:rPr>
-          <w:noProof/>
-        </w:rPr>
+        <w:t xml:space="preserve"> </w:t>
+      </w:r>
+      <w:r>
         <w:t>Описание</w:t>
       </w:r>
       <w:r>
-        <w:rPr>
-          <w:noProof/>
-        </w:rPr>
-        <w:t xml:space="preserve"> </w:t>
-      </w:r>
-      <w:r>
-        <w:rPr>
-          <w:noProof/>
-        </w:rPr>
+        <w:t xml:space="preserve"> </w:t>
+      </w:r>
+      <w:r>
         <w:t>блока</w:t>
       </w:r>
       <w:r>
-        <w:rPr>
-          <w:noProof/>
-        </w:rPr>
-        <w:t xml:space="preserve"> </w:t>
-      </w:r>
-      <w:r>
-        <w:rPr>
-          <w:noProof/>
-        </w:rPr>
+        <w:t xml:space="preserve"> </w:t>
+      </w:r>
+      <w:r>
         <w:t>прямого</w:t>
       </w:r>
       <w:r>
-        <w:rPr>
-          <w:noProof/>
-        </w:rPr>
-        <w:t xml:space="preserve"> </w:t>
-      </w:r>
-      <w:r>
-        <w:rPr>
-          <w:noProof/>
-        </w:rPr>
+        <w:t xml:space="preserve"> </w:t>
+      </w:r>
+      <w:r>
         <w:t>преобразования</w:t>
       </w:r>
       <w:r>
-        <w:rPr>
-          <w:noProof/>
-        </w:rPr>
         <w:t xml:space="preserve"> Кларк</w:t>
       </w:r>
     </w:p>
@@ -6327,15 +6781,10 @@
     <w:p>
       <w:pPr>
         <w:pStyle w:val="a3"/>
+        <w:spacing w:before="160"/>
         <w:jc w:val="center"/>
-        <w:rPr>
-          <w:noProof/>
-        </w:rPr>
-      </w:pPr>
-      <w:r>
-        <w:rPr>
-          <w:noProof/>
-        </w:rPr>
+      </w:pPr>
+      <w:r>
         <w:lastRenderedPageBreak/>
         <w:drawing>
           <wp:inline distT="0" distB="0" distL="0" distR="0" wp14:anchorId="07A28D44" wp14:editId="02120D4C">
@@ -6353,7 +6802,7 @@
                     <pic:cNvPicPr/>
                   </pic:nvPicPr>
                   <pic:blipFill>
-                    <a:blip r:embed="rId21" cstate="print"/>
+                    <a:blip r:embed="rId23" cstate="print"/>
                     <a:stretch>
                       <a:fillRect/>
                     </a:stretch>
@@ -6377,7 +6826,65 @@
     <w:p>
       <w:pPr>
         <w:pStyle w:val="a3"/>
+        <w:spacing w:before="160"/>
+      </w:pPr>
+    </w:p>
+    <w:p>
+      <w:pPr>
+        <w:pStyle w:val="a3"/>
+        <w:spacing w:before="160"/>
         <w:jc w:val="center"/>
+      </w:pPr>
+      <w:r>
+        <w:t>Рисунок</w:t>
+      </w:r>
+      <w:r>
+        <w:t xml:space="preserve"> </w:t>
+      </w:r>
+      <w:r>
+        <w:t>1</w:t>
+      </w:r>
+      <w:r>
+        <w:t>6</w:t>
+      </w:r>
+      <w:r>
+        <w:t xml:space="preserve"> </w:t>
+      </w:r>
+      <w:r>
+        <w:t>–</w:t>
+      </w:r>
+      <w:r>
+        <w:t xml:space="preserve"> </w:t>
+      </w:r>
+      <w:r>
+        <w:t>Описание</w:t>
+      </w:r>
+      <w:r>
+        <w:t xml:space="preserve"> </w:t>
+      </w:r>
+      <w:r>
+        <w:t>блока</w:t>
+      </w:r>
+      <w:r>
+        <w:t xml:space="preserve"> </w:t>
+      </w:r>
+      <w:r>
+        <w:t>прямого</w:t>
+      </w:r>
+      <w:r>
+        <w:t xml:space="preserve"> </w:t>
+      </w:r>
+      <w:r>
+        <w:t>преобразования</w:t>
+      </w:r>
+      <w:r>
+        <w:t xml:space="preserve"> Парка</w:t>
+      </w:r>
+    </w:p>
+    <w:p>
+      <w:pPr>
+        <w:pStyle w:val="a3"/>
+        <w:jc w:val="center"/>
         <w:rPr>
           <w:noProof/>
         </w:rPr>
@@ -6386,152 +6893,58 @@
     <w:p>
       <w:pPr>
         <w:pStyle w:val="a3"/>
+        <w:spacing w:before="154" w:line="360" w:lineRule="auto"/>
+        <w:ind w:right="6" w:firstLine="709"/>
+        <w:contextualSpacing/>
+        <w:jc w:val="both"/>
+        <w:rPr>
+          <w:spacing w:val="-2"/>
+        </w:rPr>
+      </w:pPr>
+      <w:r>
+        <w:rPr>
+          <w:spacing w:val="-2"/>
+        </w:rPr>
+        <w:t xml:space="preserve">Блок схема блока ограничителя векторов управления представлена на </w:t>
+      </w:r>
+      <w:r>
+        <w:rPr>
+          <w:spacing w:val="-2"/>
+        </w:rPr>
+        <w:t>рисунке</w:t>
+      </w:r>
+      <w:r>
+        <w:rPr>
+          <w:spacing w:val="-2"/>
+        </w:rPr>
+        <w:t xml:space="preserve"> </w:t>
+      </w:r>
+      <w:r>
+        <w:rPr>
+          <w:spacing w:val="-2"/>
+        </w:rPr>
+        <w:t>1</w:t>
+      </w:r>
+      <w:r>
+        <w:rPr>
+          <w:spacing w:val="-2"/>
+        </w:rPr>
+        <w:t>7</w:t>
+      </w:r>
+      <w:r>
+        <w:rPr>
+          <w:spacing w:val="-2"/>
+        </w:rPr>
+        <w:t>.</w:t>
+      </w:r>
+    </w:p>
+    <w:p>
+      <w:pPr>
+        <w:pStyle w:val="a3"/>
+        <w:spacing w:before="160"/>
         <w:jc w:val="center"/>
-        <w:rPr>
-          <w:noProof/>
-        </w:rPr>
-      </w:pPr>
-    </w:p>
-    <w:p>
-      <w:pPr>
-        <w:pStyle w:val="a3"/>
-        <w:jc w:val="center"/>
-        <w:rPr>
-          <w:noProof/>
-        </w:rPr>
-      </w:pPr>
-      <w:r>
-        <w:rPr>
-          <w:noProof/>
-        </w:rPr>
-        <w:t>Рисунок</w:t>
-      </w:r>
-      <w:r>
-        <w:rPr>
-          <w:noProof/>
-        </w:rPr>
-        <w:t xml:space="preserve"> </w:t>
-      </w:r>
-      <w:r>
-        <w:rPr>
-          <w:noProof/>
-        </w:rPr>
-        <w:t>14</w:t>
-      </w:r>
-      <w:r>
-        <w:rPr>
-          <w:noProof/>
-        </w:rPr>
-        <w:t xml:space="preserve"> </w:t>
-      </w:r>
-      <w:r>
-        <w:rPr>
-          <w:noProof/>
-        </w:rPr>
-        <w:t>–</w:t>
-      </w:r>
-      <w:r>
-        <w:rPr>
-          <w:noProof/>
-        </w:rPr>
-        <w:t xml:space="preserve"> </w:t>
-      </w:r>
-      <w:r>
-        <w:rPr>
-          <w:noProof/>
-        </w:rPr>
-        <w:t>Описание</w:t>
-      </w:r>
-      <w:r>
-        <w:rPr>
-          <w:noProof/>
-        </w:rPr>
-        <w:t xml:space="preserve"> </w:t>
-      </w:r>
-      <w:r>
-        <w:rPr>
-          <w:noProof/>
-        </w:rPr>
-        <w:t>блока</w:t>
-      </w:r>
-      <w:r>
-        <w:rPr>
-          <w:noProof/>
-        </w:rPr>
-        <w:t xml:space="preserve"> </w:t>
-      </w:r>
-      <w:r>
-        <w:rPr>
-          <w:noProof/>
-        </w:rPr>
-        <w:t>прямого</w:t>
-      </w:r>
-      <w:r>
-        <w:rPr>
-          <w:noProof/>
-        </w:rPr>
-        <w:t xml:space="preserve"> </w:t>
-      </w:r>
-      <w:r>
-        <w:rPr>
-          <w:noProof/>
-        </w:rPr>
-        <w:t>преобразования</w:t>
-      </w:r>
-      <w:r>
-        <w:rPr>
-          <w:noProof/>
-        </w:rPr>
-        <w:t xml:space="preserve"> Парка</w:t>
-      </w:r>
-    </w:p>
-    <w:p>
-      <w:pPr>
-        <w:pStyle w:val="a3"/>
-        <w:spacing w:before="154" w:line="362" w:lineRule="auto"/>
-        <w:ind w:right="98" w:firstLine="709"/>
-        <w:jc w:val="both"/>
-        <w:rPr>
-          <w:spacing w:val="-2"/>
-        </w:rPr>
-      </w:pPr>
-      <w:r>
-        <w:rPr>
-          <w:spacing w:val="-2"/>
-        </w:rPr>
-        <w:t xml:space="preserve">Блок схема блока ограничителя векторов управления представлена на </w:t>
-      </w:r>
-      <w:r>
-        <w:rPr>
-          <w:spacing w:val="-2"/>
-        </w:rPr>
-        <w:t>рисунке</w:t>
-      </w:r>
-      <w:r>
-        <w:rPr>
-          <w:spacing w:val="-2"/>
-        </w:rPr>
-        <w:t xml:space="preserve"> </w:t>
-      </w:r>
-      <w:r>
-        <w:rPr>
-          <w:spacing w:val="-2"/>
-        </w:rPr>
-        <w:t>15.</w:t>
-      </w:r>
-    </w:p>
-    <w:p>
-      <w:pPr>
-        <w:pStyle w:val="a3"/>
-        <w:jc w:val="center"/>
-        <w:rPr>
-          <w:noProof/>
-        </w:rPr>
-      </w:pPr>
-      <w:r>
-        <w:rPr>
-          <w:noProof/>
-        </w:rPr>
+      </w:pPr>
+      <w:r>
         <w:drawing>
           <wp:inline distT="0" distB="0" distL="0" distR="0" wp14:anchorId="2E31C65C" wp14:editId="46939216">
             <wp:extent cx="6457950" cy="3343275"/>
@@ -6548,7 +6961,7 @@
                     <pic:cNvPicPr/>
                   </pic:nvPicPr>
                   <pic:blipFill>
-                    <a:blip r:embed="rId22"/>
+                    <a:blip r:embed="rId24"/>
                     <a:stretch>
                       <a:fillRect/>
                     </a:stretch>
@@ -6572,89 +6985,55 @@
     <w:p>
       <w:pPr>
         <w:pStyle w:val="a3"/>
+        <w:spacing w:before="160"/>
         <w:jc w:val="center"/>
-        <w:rPr>
-          <w:noProof/>
-        </w:rPr>
-      </w:pPr>
-      <w:r>
-        <w:rPr>
-          <w:noProof/>
-        </w:rPr>
+      </w:pPr>
+      <w:r>
         <w:t>Рисунок</w:t>
       </w:r>
       <w:r>
-        <w:rPr>
-          <w:noProof/>
-        </w:rPr>
-        <w:t xml:space="preserve"> </w:t>
-      </w:r>
-      <w:r>
-        <w:rPr>
-          <w:noProof/>
-        </w:rPr>
-        <w:t>15</w:t>
-      </w:r>
-      <w:r>
-        <w:rPr>
-          <w:noProof/>
-        </w:rPr>
-        <w:t xml:space="preserve"> </w:t>
-      </w:r>
-      <w:r>
-        <w:rPr>
-          <w:noProof/>
-        </w:rPr>
+        <w:t xml:space="preserve"> </w:t>
+      </w:r>
+      <w:r>
+        <w:t>1</w:t>
+      </w:r>
+      <w:r>
+        <w:t>7</w:t>
+      </w:r>
+      <w:r>
+        <w:t xml:space="preserve"> </w:t>
+      </w:r>
+      <w:r>
         <w:t>–</w:t>
       </w:r>
       <w:r>
-        <w:rPr>
-          <w:noProof/>
-        </w:rPr>
-        <w:t xml:space="preserve"> </w:t>
-      </w:r>
-      <w:r>
-        <w:rPr>
-          <w:noProof/>
-        </w:rPr>
+        <w:t xml:space="preserve"> </w:t>
+      </w:r>
+      <w:r>
         <w:t>Блок</w:t>
       </w:r>
       <w:r>
-        <w:rPr>
-          <w:noProof/>
-        </w:rPr>
-        <w:t xml:space="preserve"> </w:t>
-      </w:r>
-      <w:r>
-        <w:rPr>
-          <w:noProof/>
-        </w:rPr>
+        <w:t xml:space="preserve"> </w:t>
+      </w:r>
+      <w:r>
         <w:t>схема</w:t>
       </w:r>
       <w:r>
-        <w:rPr>
-          <w:noProof/>
-        </w:rPr>
-        <w:t xml:space="preserve"> </w:t>
-      </w:r>
-      <w:r>
-        <w:rPr>
-          <w:noProof/>
-        </w:rPr>
+        <w:t xml:space="preserve"> </w:t>
+      </w:r>
+      <w:r>
         <w:t>блока</w:t>
       </w:r>
       <w:r>
-        <w:rPr>
-          <w:noProof/>
-        </w:rPr>
         <w:t xml:space="preserve"> U_lim</w:t>
       </w:r>
     </w:p>
     <w:p>
       <w:pPr>
         <w:pStyle w:val="a3"/>
-        <w:spacing w:before="154" w:line="362" w:lineRule="auto"/>
-        <w:ind w:right="98" w:firstLine="709"/>
+        <w:spacing w:before="154" w:line="360" w:lineRule="auto"/>
+        <w:ind w:right="6" w:firstLine="709"/>
+        <w:contextualSpacing/>
         <w:jc w:val="both"/>
         <w:rPr>
           <w:spacing w:val="-2"/>
@@ -6778,38 +7157,46 @@
         <w:rPr>
           <w:spacing w:val="-2"/>
         </w:rPr>
-        <w:t>регулятором по скорости. Данная схема изображена на рисунке 16.</w:t>
-      </w:r>
-    </w:p>
-    <w:p>
-      <w:pPr>
-        <w:pStyle w:val="a3"/>
+        <w:t>регулятором по скорости. Данная схема изображена на рисунке 1</w:t>
+      </w:r>
+      <w:r>
+        <w:rPr>
+          <w:spacing w:val="-2"/>
+        </w:rPr>
+        <w:t>8</w:t>
+      </w:r>
+      <w:r>
+        <w:rPr>
+          <w:spacing w:val="-2"/>
+        </w:rPr>
+        <w:t>.</w:t>
+      </w:r>
+    </w:p>
+    <w:p>
+      <w:pPr>
+        <w:pStyle w:val="a3"/>
+        <w:spacing w:before="160"/>
         <w:jc w:val="center"/>
-        <w:rPr>
-          <w:noProof/>
-        </w:rPr>
-      </w:pPr>
-      <w:r>
-        <w:rPr>
-          <w:noProof/>
-        </w:rPr>
+      </w:pPr>
+      <w:r>
+        <w:lastRenderedPageBreak/>
         <w:drawing>
-          <wp:inline distT="0" distB="0" distL="0" distR="0" wp14:anchorId="010B6983" wp14:editId="2DDB6559">
-            <wp:extent cx="5596898" cy="1706880"/>
+          <wp:inline distT="0" distB="0" distL="0" distR="0" wp14:anchorId="70339509" wp14:editId="119A3786">
+            <wp:extent cx="6573520" cy="2748915"/>
             <wp:effectExtent l="0" t="0" r="0" b="0"/>
-            <wp:docPr id="24" name="Image 24"/>
+            <wp:docPr id="2111941155" name="Рисунок 1"/>
             <wp:cNvGraphicFramePr>
-              <a:graphicFrameLocks xmlns:a="http://schemas.openxmlformats.org/drawingml/2006/main"/>
+              <a:graphicFrameLocks xmlns:a="http://schemas.openxmlformats.org/drawingml/2006/main" noChangeAspect="1"/>
             </wp:cNvGraphicFramePr>
             <a:graphic xmlns:a="http://schemas.openxmlformats.org/drawingml/2006/main">
               <a:graphicData uri="http://schemas.openxmlformats.org/drawingml/2006/picture">
                 <pic:pic xmlns:pic="http://schemas.openxmlformats.org/drawingml/2006/picture">
                   <pic:nvPicPr>
-                    <pic:cNvPr id="24" name="Image 24"/>
+                    <pic:cNvPr id="2111941155" name=""/>
                     <pic:cNvPicPr/>
                   </pic:nvPicPr>
                   <pic:blipFill>
-                    <a:blip r:embed="rId23" cstate="print"/>
+                    <a:blip r:embed="rId25"/>
                     <a:stretch>
                       <a:fillRect/>
                     </a:stretch>
@@ -6817,7 +7204,7 @@
                   <pic:spPr>
                     <a:xfrm>
                       <a:off x="0" y="0"/>
-                      <a:ext cx="5596898" cy="1706880"/>
+                      <a:ext cx="6573520" cy="2748915"/>
                     </a:xfrm>
                     <a:prstGeom prst="rect">
                       <a:avLst/>
@@ -6833,690 +7220,113 @@
     <w:p>
       <w:pPr>
         <w:pStyle w:val="a3"/>
+        <w:spacing w:before="160"/>
         <w:jc w:val="center"/>
-        <w:rPr>
-          <w:noProof/>
-        </w:rPr>
-      </w:pPr>
-      <w:r>
-        <w:rPr>
-          <w:noProof/>
-        </w:rPr>
+      </w:pPr>
+      <w:r>
         <w:t>Рисунок</w:t>
       </w:r>
       <w:r>
-        <w:rPr>
-          <w:noProof/>
-        </w:rPr>
-        <w:t xml:space="preserve"> </w:t>
-      </w:r>
-      <w:r>
-        <w:rPr>
-          <w:noProof/>
-        </w:rPr>
-        <w:t>16</w:t>
-      </w:r>
-      <w:r>
-        <w:rPr>
-          <w:noProof/>
-        </w:rPr>
-        <w:t xml:space="preserve"> </w:t>
-      </w:r>
-      <w:r>
-        <w:rPr>
-          <w:noProof/>
-        </w:rPr>
+        <w:t xml:space="preserve"> </w:t>
+      </w:r>
+      <w:r>
+        <w:t>1</w:t>
+      </w:r>
+      <w:r>
+        <w:t>8</w:t>
+      </w:r>
+      <w:r>
+        <w:t xml:space="preserve"> </w:t>
+      </w:r>
+      <w:r>
         <w:t>–</w:t>
       </w:r>
       <w:r>
-        <w:rPr>
-          <w:noProof/>
-        </w:rPr>
-        <w:t xml:space="preserve"> </w:t>
-      </w:r>
-      <w:r>
-        <w:rPr>
-          <w:noProof/>
-        </w:rPr>
+        <w:t xml:space="preserve"> </w:t>
+      </w:r>
+      <w:r>
         <w:t>Смеха</w:t>
       </w:r>
       <w:r>
-        <w:rPr>
-          <w:noProof/>
-        </w:rPr>
-        <w:t xml:space="preserve"> </w:t>
-      </w:r>
-      <w:r>
-        <w:rPr>
-          <w:noProof/>
-        </w:rPr>
+        <w:t xml:space="preserve"> </w:t>
+      </w:r>
+      <w:r>
         <w:t>управления</w:t>
       </w:r>
       <w:r>
-        <w:rPr>
-          <w:noProof/>
-        </w:rPr>
-        <w:t xml:space="preserve"> </w:t>
-      </w:r>
-      <w:r>
-        <w:rPr>
-          <w:noProof/>
-        </w:rPr>
+        <w:t xml:space="preserve"> </w:t>
+      </w:r>
+      <w:r>
         <w:t>СДПМ</w:t>
       </w:r>
       <w:r>
-        <w:rPr>
-          <w:noProof/>
-        </w:rPr>
-        <w:t xml:space="preserve"> </w:t>
-      </w:r>
-      <w:r>
-        <w:rPr>
-          <w:noProof/>
-        </w:rPr>
+        <w:t xml:space="preserve"> </w:t>
+      </w:r>
+      <w:r>
         <w:t>с</w:t>
       </w:r>
       <w:r>
-        <w:rPr>
-          <w:noProof/>
-        </w:rPr>
-        <w:t xml:space="preserve"> </w:t>
-      </w:r>
-      <w:r>
-        <w:rPr>
-          <w:noProof/>
-        </w:rPr>
+        <w:t xml:space="preserve"> </w:t>
+      </w:r>
+      <w:r>
         <w:t>регулятором</w:t>
       </w:r>
       <w:r>
-        <w:rPr>
-          <w:noProof/>
-        </w:rPr>
         <w:t xml:space="preserve"> скорости</w:t>
       </w:r>
     </w:p>
     <w:p>
       <w:pPr>
         <w:pStyle w:val="a3"/>
-        <w:spacing w:before="154" w:line="362" w:lineRule="auto"/>
-        <w:ind w:right="98" w:firstLine="709"/>
-        <w:jc w:val="both"/>
-        <w:rPr>
-          <w:spacing w:val="-2"/>
-        </w:rPr>
-      </w:pPr>
-      <w:r>
-        <w:rPr>
-          <w:spacing w:val="-2"/>
-        </w:rPr>
-        <w:lastRenderedPageBreak/>
-        <w:t>Подберем коэффициенты ПИ регулятора, так чтобы перерегулирование было меньше 10%.</w:t>
-      </w:r>
-    </w:p>
-    <w:p>
-      <w:pPr>
-        <w:pStyle w:val="a3"/>
-        <w:spacing w:before="154" w:line="362" w:lineRule="auto"/>
-        <w:ind w:right="98" w:firstLine="709"/>
-        <w:jc w:val="both"/>
-        <w:rPr>
-          <w:spacing w:val="-2"/>
-        </w:rPr>
-      </w:pPr>
-      <w:r>
-        <w:rPr>
-          <w:spacing w:val="-2"/>
-        </w:rPr>
-        <w:t xml:space="preserve">Полученные коэффициенты составили Kp = </w:t>
-      </w:r>
-      <w:r>
-        <w:rPr>
-          <w:spacing w:val="-2"/>
-        </w:rPr>
-        <w:t>2</w:t>
-      </w:r>
-      <w:r>
-        <w:rPr>
-          <w:spacing w:val="-2"/>
-        </w:rPr>
-        <w:t xml:space="preserve">, Ki = 2.5. В таком случае перерегулирование составляет примерно </w:t>
-      </w:r>
-      <w:r>
-        <w:rPr>
-          <w:spacing w:val="-2"/>
-        </w:rPr>
-        <w:t>6</w:t>
-      </w:r>
-      <w:r>
-        <w:rPr>
-          <w:spacing w:val="-2"/>
-        </w:rPr>
-        <w:t>%, время регулирование около 1.</w:t>
-      </w:r>
-      <w:r>
-        <w:rPr>
-          <w:spacing w:val="-2"/>
-        </w:rPr>
-        <w:t>4</w:t>
-      </w:r>
-      <w:r>
-        <w:rPr>
-          <w:spacing w:val="-2"/>
-        </w:rPr>
-        <w:t xml:space="preserve"> с. Полученные графики при таких значениях регулятора представлены на рисунках 17 – 18.</w:t>
-      </w:r>
-    </w:p>
-    <w:p>
-      <w:pPr>
-        <w:pStyle w:val="a3"/>
+        <w:ind w:firstLine="709"/>
         <w:jc w:val="center"/>
         <w:rPr>
-          <w:noProof/>
-        </w:rPr>
-      </w:pPr>
-      <w:r>
-        <w:rPr>
-          <w:noProof/>
-        </w:rPr>
+          <w:spacing w:val="-2"/>
+        </w:rPr>
+      </w:pPr>
+      <w:r>
+        <w:rPr>
+          <w:spacing w:val="-2"/>
+        </w:rPr>
+        <w:t xml:space="preserve">Полученные графики при таких значениях регулятора представлены на рисунках </w:t>
+      </w:r>
+      <w:r>
+        <w:rPr>
+          <w:spacing w:val="-2"/>
+        </w:rPr>
+        <w:t>1</w:t>
+      </w:r>
+      <w:r>
+        <w:rPr>
+          <w:spacing w:val="-2"/>
+        </w:rPr>
+        <w:t>9</w:t>
+      </w:r>
+      <w:r>
+        <w:rPr>
+          <w:spacing w:val="-2"/>
+        </w:rPr>
+        <w:t>-</w:t>
+      </w:r>
+      <w:r>
+        <w:rPr>
+          <w:spacing w:val="-2"/>
+        </w:rPr>
+        <w:t>21</w:t>
+      </w:r>
+    </w:p>
+    <w:p>
+      <w:pPr>
+        <w:pStyle w:val="a3"/>
+        <w:spacing w:before="160"/>
+        <w:jc w:val="center"/>
+      </w:pPr>
+      <w:r>
         <w:drawing>
-          <wp:inline distT="0" distB="0" distL="0" distR="0" wp14:anchorId="54CBE39B" wp14:editId="2CE79DF5">
-            <wp:extent cx="4590482" cy="3558444"/>
-            <wp:effectExtent l="0" t="0" r="0" b="0"/>
-            <wp:docPr id="25" name="Image 25"/>
-            <wp:cNvGraphicFramePr>
-              <a:graphicFrameLocks xmlns:a="http://schemas.openxmlformats.org/drawingml/2006/main"/>
-            </wp:cNvGraphicFramePr>
-            <a:graphic xmlns:a="http://schemas.openxmlformats.org/drawingml/2006/main">
-              <a:graphicData uri="http://schemas.openxmlformats.org/drawingml/2006/picture">
-                <pic:pic xmlns:pic="http://schemas.openxmlformats.org/drawingml/2006/picture">
-                  <pic:nvPicPr>
-                    <pic:cNvPr id="25" name="Image 25"/>
-                    <pic:cNvPicPr/>
-                  </pic:nvPicPr>
-                  <pic:blipFill>
-                    <a:blip r:embed="rId24" cstate="print"/>
-                    <a:stretch>
-                      <a:fillRect/>
-                    </a:stretch>
-                  </pic:blipFill>
-                  <pic:spPr>
-                    <a:xfrm>
-                      <a:off x="0" y="0"/>
-                      <a:ext cx="4590482" cy="3558444"/>
-                    </a:xfrm>
-                    <a:prstGeom prst="rect">
-                      <a:avLst/>
-                    </a:prstGeom>
-                  </pic:spPr>
-                </pic:pic>
-              </a:graphicData>
-            </a:graphic>
-          </wp:inline>
-        </w:drawing>
-      </w:r>
-    </w:p>
-    <w:p>
-      <w:pPr>
-        <w:pStyle w:val="a3"/>
-        <w:jc w:val="center"/>
-        <w:rPr>
-          <w:noProof/>
-        </w:rPr>
-      </w:pPr>
-      <w:r>
-        <w:rPr>
-          <w:noProof/>
-        </w:rPr>
-        <w:t>Рисунок</w:t>
-      </w:r>
-      <w:r>
-        <w:rPr>
-          <w:noProof/>
-        </w:rPr>
-        <w:t xml:space="preserve"> </w:t>
-      </w:r>
-      <w:r>
-        <w:rPr>
-          <w:noProof/>
-        </w:rPr>
-        <w:t>17</w:t>
-      </w:r>
-      <w:r>
-        <w:rPr>
-          <w:noProof/>
-        </w:rPr>
-        <w:t xml:space="preserve"> </w:t>
-      </w:r>
-      <w:r>
-        <w:rPr>
-          <w:noProof/>
-        </w:rPr>
-        <w:t>–</w:t>
-      </w:r>
-      <w:r>
-        <w:rPr>
-          <w:noProof/>
-        </w:rPr>
-        <w:t xml:space="preserve"> </w:t>
-      </w:r>
-      <w:r>
-        <w:rPr>
-          <w:noProof/>
-        </w:rPr>
-        <w:t>График</w:t>
-      </w:r>
-      <w:r>
-        <w:rPr>
-          <w:noProof/>
-        </w:rPr>
-        <w:t xml:space="preserve"> </w:t>
-      </w:r>
-      <w:r>
-        <w:rPr>
-          <w:noProof/>
-        </w:rPr>
-        <w:t>скорости</w:t>
-      </w:r>
-      <w:r>
-        <w:rPr>
-          <w:noProof/>
-        </w:rPr>
-        <w:t xml:space="preserve"> </w:t>
-      </w:r>
-      <w:r>
-        <w:rPr>
-          <w:noProof/>
-        </w:rPr>
-        <w:t>вращения</w:t>
-      </w:r>
-      <w:r>
-        <w:rPr>
-          <w:noProof/>
-        </w:rPr>
-        <w:t xml:space="preserve"> </w:t>
-      </w:r>
-      <w:r>
-        <w:rPr>
-          <w:noProof/>
-        </w:rPr>
-        <w:t>СДПМ</w:t>
-      </w:r>
-      <w:r>
-        <w:rPr>
-          <w:noProof/>
-        </w:rPr>
-        <w:t xml:space="preserve"> </w:t>
-      </w:r>
-      <w:r>
-        <w:rPr>
-          <w:noProof/>
-        </w:rPr>
-        <w:t>с</w:t>
-      </w:r>
-      <w:r>
-        <w:rPr>
-          <w:noProof/>
-        </w:rPr>
-        <w:t xml:space="preserve"> </w:t>
-      </w:r>
-      <w:r>
-        <w:rPr>
-          <w:noProof/>
-        </w:rPr>
-        <w:t>регулятором</w:t>
-      </w:r>
-      <w:r>
-        <w:rPr>
-          <w:noProof/>
-        </w:rPr>
-        <w:t xml:space="preserve"> </w:t>
-      </w:r>
-      <w:r>
-        <w:rPr>
-          <w:noProof/>
-        </w:rPr>
-        <w:t>по</w:t>
-      </w:r>
-      <w:r>
-        <w:rPr>
-          <w:noProof/>
-        </w:rPr>
-        <w:t xml:space="preserve"> скорости</w:t>
-      </w:r>
-    </w:p>
-    <w:p>
-      <w:pPr>
-        <w:pStyle w:val="a3"/>
-        <w:jc w:val="center"/>
-        <w:rPr>
-          <w:noProof/>
-        </w:rPr>
-      </w:pPr>
-    </w:p>
-    <w:p>
-      <w:pPr>
-        <w:pStyle w:val="a3"/>
-        <w:jc w:val="center"/>
-        <w:rPr>
-          <w:noProof/>
-        </w:rPr>
-      </w:pPr>
-    </w:p>
-    <w:p>
-      <w:pPr>
-        <w:pStyle w:val="a3"/>
-        <w:jc w:val="center"/>
-        <w:rPr>
-          <w:noProof/>
-        </w:rPr>
-      </w:pPr>
-    </w:p>
-    <w:p>
-      <w:pPr>
-        <w:pStyle w:val="a3"/>
-        <w:jc w:val="center"/>
-        <w:rPr>
-          <w:noProof/>
-        </w:rPr>
-      </w:pPr>
-      <w:r>
-        <w:rPr>
-          <w:noProof/>
-        </w:rPr>
-        <w:lastRenderedPageBreak/>
-        <w:drawing>
-          <wp:inline distT="0" distB="0" distL="0" distR="0" wp14:anchorId="4CA38204" wp14:editId="071F6C79">
-            <wp:extent cx="5964039" cy="2580322"/>
-            <wp:effectExtent l="0" t="0" r="0" b="0"/>
-            <wp:docPr id="26" name="Image 26"/>
-            <wp:cNvGraphicFramePr>
-              <a:graphicFrameLocks xmlns:a="http://schemas.openxmlformats.org/drawingml/2006/main"/>
-            </wp:cNvGraphicFramePr>
-            <a:graphic xmlns:a="http://schemas.openxmlformats.org/drawingml/2006/main">
-              <a:graphicData uri="http://schemas.openxmlformats.org/drawingml/2006/picture">
-                <pic:pic xmlns:pic="http://schemas.openxmlformats.org/drawingml/2006/picture">
-                  <pic:nvPicPr>
-                    <pic:cNvPr id="26" name="Image 26"/>
-                    <pic:cNvPicPr/>
-                  </pic:nvPicPr>
-                  <pic:blipFill>
-                    <a:blip r:embed="rId25" cstate="print">
-                      <a:extLst>
-                        <a:ext uri="{28A0092B-C50C-407E-A947-70E740481C1C}">
-                          <a14:useLocalDpi xmlns:a14="http://schemas.microsoft.com/office/drawing/2010/main" val="0"/>
-                        </a:ext>
-                      </a:extLst>
-                    </a:blip>
-                    <a:stretch>
-                      <a:fillRect/>
-                    </a:stretch>
-                  </pic:blipFill>
-                  <pic:spPr>
-                    <a:xfrm>
-                      <a:off x="0" y="0"/>
-                      <a:ext cx="5964039" cy="2580322"/>
-                    </a:xfrm>
-                    <a:prstGeom prst="rect">
-                      <a:avLst/>
-                    </a:prstGeom>
-                  </pic:spPr>
-                </pic:pic>
-              </a:graphicData>
-            </a:graphic>
-          </wp:inline>
-        </w:drawing>
-      </w:r>
-    </w:p>
-    <w:p>
-      <w:pPr>
-        <w:pStyle w:val="a3"/>
-        <w:jc w:val="center"/>
-        <w:rPr>
-          <w:noProof/>
-        </w:rPr>
-      </w:pPr>
-    </w:p>
-    <w:p>
-      <w:pPr>
-        <w:pStyle w:val="a3"/>
-        <w:jc w:val="center"/>
-        <w:rPr>
-          <w:noProof/>
-        </w:rPr>
-      </w:pPr>
-      <w:r>
-        <w:rPr>
-          <w:noProof/>
-        </w:rPr>
-        <w:t>Рисунок</w:t>
-      </w:r>
-      <w:r>
-        <w:rPr>
-          <w:noProof/>
-        </w:rPr>
-        <w:t xml:space="preserve"> </w:t>
-      </w:r>
-      <w:r>
-        <w:rPr>
-          <w:noProof/>
-        </w:rPr>
-        <w:t>18</w:t>
-      </w:r>
-      <w:r>
-        <w:rPr>
-          <w:noProof/>
-        </w:rPr>
-        <w:t xml:space="preserve"> </w:t>
-      </w:r>
-      <w:r>
-        <w:rPr>
-          <w:noProof/>
-        </w:rPr>
-        <w:t>–</w:t>
-      </w:r>
-      <w:r>
-        <w:rPr>
-          <w:noProof/>
-        </w:rPr>
-        <w:t xml:space="preserve"> </w:t>
-      </w:r>
-      <w:r>
-        <w:rPr>
-          <w:noProof/>
-        </w:rPr>
-        <w:t>Графики</w:t>
-      </w:r>
-      <w:r>
-        <w:rPr>
-          <w:noProof/>
-        </w:rPr>
-        <w:t xml:space="preserve"> </w:t>
-      </w:r>
-      <w:r>
-        <w:rPr>
-          <w:noProof/>
-        </w:rPr>
-        <w:t>тока</w:t>
-      </w:r>
-      <w:r>
-        <w:rPr>
-          <w:noProof/>
-        </w:rPr>
-        <w:t xml:space="preserve"> </w:t>
-      </w:r>
-      <w:r>
-        <w:rPr>
-          <w:noProof/>
-        </w:rPr>
-        <w:t>и</w:t>
-      </w:r>
-      <w:r>
-        <w:rPr>
-          <w:noProof/>
-        </w:rPr>
-        <w:t xml:space="preserve"> </w:t>
-      </w:r>
-      <w:r>
-        <w:rPr>
-          <w:noProof/>
-        </w:rPr>
-        <w:t>напряжения</w:t>
-      </w:r>
-      <w:r>
-        <w:rPr>
-          <w:noProof/>
-        </w:rPr>
-        <w:t xml:space="preserve"> </w:t>
-      </w:r>
-      <w:r>
-        <w:rPr>
-          <w:noProof/>
-        </w:rPr>
-        <w:t>СДПМ</w:t>
-      </w:r>
-      <w:r>
-        <w:rPr>
-          <w:noProof/>
-        </w:rPr>
-        <w:t xml:space="preserve"> </w:t>
-      </w:r>
-      <w:r>
-        <w:rPr>
-          <w:noProof/>
-        </w:rPr>
-        <w:t>с</w:t>
-      </w:r>
-      <w:r>
-        <w:rPr>
-          <w:noProof/>
-        </w:rPr>
-        <w:t xml:space="preserve"> </w:t>
-      </w:r>
-      <w:r>
-        <w:rPr>
-          <w:noProof/>
-        </w:rPr>
-        <w:t>включением</w:t>
-      </w:r>
-      <w:r>
-        <w:rPr>
-          <w:noProof/>
-        </w:rPr>
-        <w:t xml:space="preserve"> </w:t>
-      </w:r>
-      <w:r>
-        <w:rPr>
-          <w:noProof/>
-        </w:rPr>
-        <w:t xml:space="preserve">регулятора по </w:t>
-      </w:r>
-      <w:r>
-        <w:rPr>
-          <w:noProof/>
-        </w:rPr>
-        <w:t>скорости</w:t>
-      </w:r>
-    </w:p>
-    <w:p>
-      <w:pPr>
-        <w:pStyle w:val="a3"/>
-        <w:jc w:val="center"/>
-        <w:rPr>
-          <w:noProof/>
-        </w:rPr>
-      </w:pPr>
-    </w:p>
-    <w:p>
-      <w:pPr>
-        <w:pStyle w:val="a4"/>
-        <w:numPr>
-          <w:ilvl w:val="0"/>
-          <w:numId w:val="3"/>
-        </w:numPr>
-        <w:spacing w:before="159"/>
-        <w:ind w:left="0" w:firstLine="709"/>
-        <w:rPr>
-          <w:b/>
-          <w:sz w:val="28"/>
-        </w:rPr>
-      </w:pPr>
-      <w:r>
-        <w:rPr>
-          <w:b/>
-          <w:sz w:val="28"/>
-        </w:rPr>
-        <w:t>Добавление</w:t>
-      </w:r>
-      <w:r>
-        <w:rPr>
-          <w:b/>
-          <w:sz w:val="28"/>
-        </w:rPr>
-        <w:t xml:space="preserve"> </w:t>
-      </w:r>
-      <w:r>
-        <w:rPr>
-          <w:b/>
-          <w:sz w:val="28"/>
-        </w:rPr>
-        <w:t>регуляторов</w:t>
-      </w:r>
-      <w:r>
-        <w:rPr>
-          <w:b/>
-          <w:sz w:val="28"/>
-        </w:rPr>
-        <w:t xml:space="preserve"> </w:t>
-      </w:r>
-      <w:r>
-        <w:rPr>
-          <w:b/>
-          <w:sz w:val="28"/>
-        </w:rPr>
-        <w:t>по</w:t>
-      </w:r>
-      <w:r>
-        <w:rPr>
-          <w:b/>
-          <w:sz w:val="28"/>
-        </w:rPr>
-        <w:t xml:space="preserve"> току:</w:t>
-      </w:r>
-    </w:p>
-    <w:p>
-      <w:pPr>
-        <w:pStyle w:val="a3"/>
-        <w:spacing w:before="154" w:line="362" w:lineRule="auto"/>
-        <w:ind w:right="98" w:firstLine="709"/>
-        <w:jc w:val="both"/>
-        <w:rPr>
-          <w:spacing w:val="-2"/>
-        </w:rPr>
-      </w:pPr>
-      <w:r>
-        <w:rPr>
-          <w:spacing w:val="-2"/>
-        </w:rPr>
-        <w:t>Включим в схему ПИ регуляторы по току. Полученная модель представлена на рисунке 19.</w:t>
-      </w:r>
-    </w:p>
-    <w:p>
-      <w:pPr>
-        <w:pStyle w:val="a3"/>
-        <w:jc w:val="center"/>
-        <w:rPr>
-          <w:noProof/>
-        </w:rPr>
-      </w:pPr>
-      <w:r>
-        <w:rPr>
-          <w:noProof/>
-        </w:rPr>
-        <w:drawing>
-          <wp:inline distT="0" distB="0" distL="0" distR="0" wp14:anchorId="77CDAC1E" wp14:editId="007D9CA7">
-            <wp:extent cx="6573520" cy="2133600"/>
-            <wp:effectExtent l="0" t="0" r="0" b="0"/>
-            <wp:docPr id="1556933187" name="Рисунок 1"/>
+          <wp:inline distT="0" distB="0" distL="0" distR="0" wp14:anchorId="57C03B6D" wp14:editId="343FCBBC">
+            <wp:extent cx="6573520" cy="4469765"/>
+            <wp:effectExtent l="0" t="0" r="0" b="6985"/>
+            <wp:docPr id="1625526870" name="Рисунок 1"/>
             <wp:cNvGraphicFramePr>
               <a:graphicFrameLocks xmlns:a="http://schemas.openxmlformats.org/drawingml/2006/main" noChangeAspect="1"/>
             </wp:cNvGraphicFramePr>
@@ -7524,7 +7334,7 @@
               <a:graphicData uri="http://schemas.openxmlformats.org/drawingml/2006/picture">
                 <pic:pic xmlns:pic="http://schemas.openxmlformats.org/drawingml/2006/picture">
                   <pic:nvPicPr>
-                    <pic:cNvPr id="1556933187" name=""/>
+                    <pic:cNvPr id="1625526870" name=""/>
                     <pic:cNvPicPr/>
                   </pic:nvPicPr>
                   <pic:blipFill>
@@ -7536,7 +7346,7 @@
                   <pic:spPr>
                     <a:xfrm>
                       <a:off x="0" y="0"/>
-                      <a:ext cx="6573520" cy="2133600"/>
+                      <a:ext cx="6573520" cy="4469765"/>
                     </a:xfrm>
                     <a:prstGeom prst="rect">
                       <a:avLst/>
@@ -7552,225 +7362,112 @@
     <w:p>
       <w:pPr>
         <w:pStyle w:val="a3"/>
+        <w:spacing w:before="160"/>
         <w:jc w:val="center"/>
+      </w:pPr>
+      <w:r>
+        <w:t>Рисунок</w:t>
+      </w:r>
+      <w:r>
+        <w:t xml:space="preserve"> </w:t>
+      </w:r>
+      <w:r>
+        <w:t>1</w:t>
+      </w:r>
+      <w:r>
+        <w:t>9</w:t>
+      </w:r>
+      <w:r>
+        <w:t xml:space="preserve"> </w:t>
+      </w:r>
+      <w:r>
+        <w:t>–</w:t>
+      </w:r>
+      <w:r>
+        <w:t xml:space="preserve"> </w:t>
+      </w:r>
+      <w:r>
+        <w:t>График</w:t>
+      </w:r>
+      <w:r>
+        <w:t xml:space="preserve"> </w:t>
+      </w:r>
+      <w:r>
+        <w:t>скорости</w:t>
+      </w:r>
+      <w:r>
+        <w:t xml:space="preserve"> </w:t>
+      </w:r>
+      <w:r>
+        <w:t>вращения</w:t>
+      </w:r>
+      <w:r>
+        <w:t xml:space="preserve"> </w:t>
+      </w:r>
+      <w:r>
+        <w:t>СДПМ</w:t>
+      </w:r>
+      <w:r>
+        <w:t xml:space="preserve"> </w:t>
+      </w:r>
+      <w:r>
+        <w:t>с</w:t>
+      </w:r>
+      <w:r>
+        <w:t xml:space="preserve"> </w:t>
+      </w:r>
+      <w:r>
+        <w:t>регулятором</w:t>
+      </w:r>
+      <w:r>
+        <w:t xml:space="preserve"> </w:t>
+      </w:r>
+      <w:r>
+        <w:t>по</w:t>
+      </w:r>
+      <w:r>
+        <w:t xml:space="preserve"> скорости</w:t>
+      </w:r>
+    </w:p>
+    <w:p>
+      <w:pPr>
+        <w:pStyle w:val="a3"/>
+        <w:jc w:val="center"/>
         <w:rPr>
           <w:noProof/>
         </w:rPr>
       </w:pPr>
-      <w:r>
+    </w:p>
+    <w:p>
+      <w:pPr>
+        <w:pStyle w:val="a3"/>
+        <w:jc w:val="center"/>
         <w:rPr>
           <w:noProof/>
         </w:rPr>
-        <w:t>Рисунок</w:t>
-      </w:r>
-      <w:r>
+      </w:pPr>
+    </w:p>
+    <w:p>
+      <w:pPr>
+        <w:pStyle w:val="a3"/>
+        <w:jc w:val="center"/>
         <w:rPr>
           <w:noProof/>
         </w:rPr>
-        <w:t xml:space="preserve"> </w:t>
-      </w:r>
-      <w:r>
-        <w:rPr>
-          <w:noProof/>
-        </w:rPr>
-        <w:t>19</w:t>
-      </w:r>
-      <w:r>
-        <w:rPr>
-          <w:noProof/>
-        </w:rPr>
-        <w:t xml:space="preserve"> </w:t>
-      </w:r>
-      <w:r>
-        <w:rPr>
-          <w:noProof/>
-        </w:rPr>
-        <w:t>–</w:t>
-      </w:r>
-      <w:r>
-        <w:rPr>
-          <w:noProof/>
-        </w:rPr>
-        <w:t xml:space="preserve"> </w:t>
-      </w:r>
-      <w:r>
-        <w:rPr>
-          <w:noProof/>
-        </w:rPr>
-        <w:t>Модель</w:t>
-      </w:r>
-      <w:r>
-        <w:rPr>
-          <w:noProof/>
-        </w:rPr>
-        <w:t xml:space="preserve"> </w:t>
-      </w:r>
-      <w:r>
-        <w:rPr>
-          <w:noProof/>
-        </w:rPr>
-        <w:t>с</w:t>
-      </w:r>
-      <w:r>
-        <w:rPr>
-          <w:noProof/>
-        </w:rPr>
-        <w:t xml:space="preserve"> </w:t>
-      </w:r>
-      <w:r>
-        <w:rPr>
-          <w:noProof/>
-        </w:rPr>
-        <w:t>добавленными</w:t>
-      </w:r>
-      <w:r>
-        <w:rPr>
-          <w:noProof/>
-        </w:rPr>
-        <w:t xml:space="preserve"> </w:t>
-      </w:r>
-      <w:r>
-        <w:rPr>
-          <w:noProof/>
-        </w:rPr>
-        <w:t>регуляторами</w:t>
-      </w:r>
-      <w:r>
-        <w:rPr>
-          <w:noProof/>
-        </w:rPr>
-        <w:t xml:space="preserve"> </w:t>
-      </w:r>
-      <w:r>
-        <w:rPr>
-          <w:noProof/>
-        </w:rPr>
-        <w:t>по</w:t>
-      </w:r>
-      <w:r>
-        <w:rPr>
-          <w:noProof/>
-        </w:rPr>
-        <w:t xml:space="preserve"> току</w:t>
-      </w:r>
-    </w:p>
-    <w:p>
-      <w:pPr>
-        <w:pStyle w:val="a3"/>
+      </w:pPr>
+    </w:p>
+    <w:p>
+      <w:pPr>
+        <w:pStyle w:val="a3"/>
+        <w:spacing w:before="160"/>
         <w:jc w:val="center"/>
-        <w:rPr>
-          <w:noProof/>
-        </w:rPr>
-      </w:pPr>
-    </w:p>
-    <w:p>
-      <w:pPr>
-        <w:pStyle w:val="a3"/>
-        <w:spacing w:before="154" w:line="362" w:lineRule="auto"/>
-        <w:ind w:right="4" w:firstLine="709"/>
-        <w:jc w:val="both"/>
-        <w:rPr>
-          <w:spacing w:val="-2"/>
-        </w:rPr>
-      </w:pPr>
-      <w:r>
-        <w:rPr>
-          <w:spacing w:val="-2"/>
-        </w:rPr>
-        <w:t>Подобрав</w:t>
-      </w:r>
-      <w:r>
-        <w:rPr>
-          <w:spacing w:val="-2"/>
-        </w:rPr>
-        <w:tab/>
-      </w:r>
-      <w:r>
-        <w:rPr>
-          <w:spacing w:val="-2"/>
-        </w:rPr>
-        <w:t>коэффициенты</w:t>
-      </w:r>
-      <w:r>
-        <w:rPr>
-          <w:spacing w:val="-2"/>
-        </w:rPr>
-        <w:tab/>
-      </w:r>
-      <w:r>
-        <w:rPr>
-          <w:spacing w:val="-2"/>
-        </w:rPr>
-        <w:t>регуляторов</w:t>
-      </w:r>
-      <w:r>
-        <w:rPr>
-          <w:spacing w:val="-2"/>
-        </w:rPr>
-        <w:t xml:space="preserve"> </w:t>
-      </w:r>
-      <w:r>
-        <w:rPr>
-          <w:spacing w:val="-2"/>
-        </w:rPr>
-        <w:t>для</w:t>
-      </w:r>
-      <w:r>
-        <w:rPr>
-          <w:spacing w:val="-2"/>
-        </w:rPr>
-        <w:tab/>
-        <w:t>двух</w:t>
-      </w:r>
-      <w:r>
-        <w:rPr>
-          <w:spacing w:val="-2"/>
-        </w:rPr>
-        <w:tab/>
-      </w:r>
-      <w:r>
-        <w:rPr>
-          <w:spacing w:val="-2"/>
-        </w:rPr>
-        <w:t>векторов</w:t>
-      </w:r>
-      <w:r>
-        <w:rPr>
-          <w:spacing w:val="-2"/>
-        </w:rPr>
-        <w:t xml:space="preserve"> </w:t>
-      </w:r>
-      <w:r>
-        <w:rPr>
-          <w:spacing w:val="-2"/>
-        </w:rPr>
-        <w:t xml:space="preserve">управления, </w:t>
-      </w:r>
-      <w:r>
-        <w:rPr>
-          <w:spacing w:val="-2"/>
-        </w:rPr>
-        <w:t>получилось добиться результатов, представленных на рисунках 20 – 21.</w:t>
-      </w:r>
-    </w:p>
-    <w:p>
-      <w:pPr>
-        <w:pStyle w:val="a3"/>
-        <w:jc w:val="center"/>
-        <w:rPr>
-          <w:noProof/>
-        </w:rPr>
-      </w:pPr>
-      <w:r>
-        <w:rPr>
-          <w:noProof/>
-        </w:rPr>
-        <w:lastRenderedPageBreak/>
+      </w:pPr>
+      <w:r>
         <w:drawing>
-          <wp:inline distT="0" distB="0" distL="0" distR="0" wp14:anchorId="3216344E" wp14:editId="11D863C6">
-            <wp:extent cx="3745064" cy="3160440"/>
-            <wp:effectExtent l="0" t="0" r="8255" b="1905"/>
-            <wp:docPr id="1490761201" name="Рисунок 1"/>
+          <wp:inline distT="0" distB="0" distL="0" distR="0" wp14:anchorId="631EE4A6" wp14:editId="154AB38D">
+            <wp:extent cx="6573520" cy="4616450"/>
+            <wp:effectExtent l="0" t="0" r="0" b="0"/>
+            <wp:docPr id="1101276809" name="Рисунок 1"/>
             <wp:cNvGraphicFramePr>
               <a:graphicFrameLocks xmlns:a="http://schemas.openxmlformats.org/drawingml/2006/main" noChangeAspect="1"/>
             </wp:cNvGraphicFramePr>
@@ -7778,7 +7475,7 @@
               <a:graphicData uri="http://schemas.openxmlformats.org/drawingml/2006/picture">
                 <pic:pic xmlns:pic="http://schemas.openxmlformats.org/drawingml/2006/picture">
                   <pic:nvPicPr>
-                    <pic:cNvPr id="1490761201" name=""/>
+                    <pic:cNvPr id="1101276809" name=""/>
                     <pic:cNvPicPr/>
                   </pic:nvPicPr>
                   <pic:blipFill>
@@ -7790,7 +7487,7 @@
                   <pic:spPr>
                     <a:xfrm>
                       <a:off x="0" y="0"/>
-                      <a:ext cx="3767965" cy="3179766"/>
+                      <a:ext cx="6573520" cy="4616450"/>
                     </a:xfrm>
                     <a:prstGeom prst="rect">
                       <a:avLst/>
@@ -7806,203 +7503,77 @@
     <w:p>
       <w:pPr>
         <w:pStyle w:val="a3"/>
+        <w:spacing w:before="160"/>
         <w:jc w:val="center"/>
-        <w:rPr>
-          <w:noProof/>
-        </w:rPr>
-      </w:pPr>
-      <w:r>
-        <w:rPr>
-          <w:noProof/>
-        </w:rPr>
+      </w:pPr>
+      <w:r>
         <w:t>Рисунок</w:t>
       </w:r>
       <w:r>
-        <w:rPr>
-          <w:noProof/>
-        </w:rPr>
-        <w:t xml:space="preserve"> </w:t>
-      </w:r>
-      <w:r>
-        <w:rPr>
-          <w:noProof/>
-        </w:rPr>
+        <w:t xml:space="preserve"> </w:t>
+      </w:r>
+      <w:r>
         <w:t>20</w:t>
       </w:r>
       <w:r>
-        <w:rPr>
-          <w:noProof/>
-        </w:rPr>
-        <w:t xml:space="preserve"> </w:t>
-      </w:r>
-      <w:r>
-        <w:rPr>
-          <w:noProof/>
-        </w:rPr>
+        <w:t xml:space="preserve"> </w:t>
+      </w:r>
+      <w:r>
         <w:t>–</w:t>
       </w:r>
       <w:r>
-        <w:rPr>
-          <w:noProof/>
-        </w:rPr>
-        <w:t xml:space="preserve"> </w:t>
-      </w:r>
-      <w:r>
-        <w:rPr>
-          <w:noProof/>
-        </w:rPr>
-        <w:t>Скорость</w:t>
-      </w:r>
-      <w:r>
-        <w:rPr>
-          <w:noProof/>
-        </w:rPr>
-        <w:t xml:space="preserve"> </w:t>
-      </w:r>
-      <w:r>
-        <w:rPr>
-          <w:noProof/>
-        </w:rPr>
-        <w:t>вращения</w:t>
-      </w:r>
-      <w:r>
-        <w:rPr>
-          <w:noProof/>
-        </w:rPr>
-        <w:t xml:space="preserve"> </w:t>
-      </w:r>
-      <w:r>
-        <w:rPr>
-          <w:noProof/>
-        </w:rPr>
+        <w:t xml:space="preserve"> </w:t>
+      </w:r>
+      <w:r>
+        <w:t>График</w:t>
+      </w:r>
+      <w:r>
+        <w:t xml:space="preserve"> </w:t>
+      </w:r>
+      <w:r>
+        <w:t>напряжения</w:t>
+      </w:r>
+      <w:r>
+        <w:t xml:space="preserve"> </w:t>
+      </w:r>
+      <w:r>
         <w:t>СДПМ</w:t>
       </w:r>
       <w:r>
-        <w:rPr>
-          <w:noProof/>
-        </w:rPr>
-        <w:t xml:space="preserve"> </w:t>
-      </w:r>
-      <w:r>
-        <w:rPr>
-          <w:noProof/>
-        </w:rPr>
-        <w:t>при</w:t>
-      </w:r>
-      <w:r>
-        <w:rPr>
-          <w:noProof/>
-        </w:rPr>
-        <w:t xml:space="preserve"> </w:t>
-      </w:r>
-      <w:r>
-        <w:rPr>
-          <w:noProof/>
-        </w:rPr>
-        <w:t>добавлении</w:t>
-      </w:r>
-      <w:r>
-        <w:rPr>
-          <w:noProof/>
-        </w:rPr>
-        <w:t xml:space="preserve"> </w:t>
-      </w:r>
-      <w:r>
-        <w:rPr>
-          <w:noProof/>
-        </w:rPr>
-        <w:t>регуляторов</w:t>
-      </w:r>
-      <w:r>
-        <w:rPr>
-          <w:noProof/>
-        </w:rPr>
-        <w:t xml:space="preserve"> </w:t>
-      </w:r>
-      <w:r>
-        <w:rPr>
-          <w:noProof/>
-        </w:rPr>
-        <w:t>по</w:t>
-      </w:r>
-      <w:r>
-        <w:rPr>
-          <w:noProof/>
-        </w:rPr>
-        <w:t xml:space="preserve"> току</w:t>
-      </w:r>
-    </w:p>
-    <w:p>
-      <w:pPr>
-        <w:pStyle w:val="a3"/>
+        <w:t xml:space="preserve"> </w:t>
+      </w:r>
+      <w:r>
+        <w:t>с</w:t>
+      </w:r>
+      <w:r>
+        <w:t xml:space="preserve"> </w:t>
+      </w:r>
+      <w:r>
+        <w:t>включением</w:t>
+      </w:r>
+      <w:r>
+        <w:t xml:space="preserve"> </w:t>
+      </w:r>
+      <w:r>
+        <w:t xml:space="preserve">регулятора по </w:t>
+      </w:r>
+      <w:r>
+        <w:t>скорости</w:t>
+      </w:r>
+    </w:p>
+    <w:p>
+      <w:pPr>
+        <w:pStyle w:val="a3"/>
+        <w:spacing w:before="160"/>
         <w:jc w:val="center"/>
-        <w:rPr>
-          <w:noProof/>
-        </w:rPr>
-      </w:pPr>
-    </w:p>
-    <w:p>
-      <w:pPr>
-        <w:pStyle w:val="a3"/>
-        <w:spacing w:before="154" w:line="362" w:lineRule="auto"/>
-        <w:ind w:right="98" w:firstLine="709"/>
-        <w:jc w:val="both"/>
-        <w:rPr>
-          <w:spacing w:val="-2"/>
-        </w:rPr>
-      </w:pPr>
-      <w:r>
-        <w:rPr>
-          <w:spacing w:val="-2"/>
-        </w:rPr>
-        <w:t xml:space="preserve">Номинальная скорость вращения вала двигателя достигается примерно за </w:t>
-      </w:r>
-      <w:r>
-        <w:rPr>
-          <w:spacing w:val="-2"/>
-        </w:rPr>
-        <w:t>1</w:t>
-      </w:r>
-      <w:r>
-        <w:rPr>
-          <w:spacing w:val="-2"/>
-        </w:rPr>
-        <w:t xml:space="preserve"> с, что говорит о правильном подборе коэффициентов регуляторов.</w:t>
-      </w:r>
-    </w:p>
-    <w:p>
-      <w:pPr>
-        <w:pStyle w:val="a3"/>
-        <w:spacing w:before="154" w:line="362" w:lineRule="auto"/>
-        <w:ind w:right="98" w:firstLine="709"/>
-        <w:jc w:val="both"/>
-        <w:rPr>
-          <w:spacing w:val="-2"/>
-        </w:rPr>
-      </w:pPr>
-    </w:p>
-    <w:p>
-      <w:pPr>
-        <w:pStyle w:val="a3"/>
-      </w:pPr>
-    </w:p>
-    <w:p>
-      <w:pPr>
-        <w:pStyle w:val="a3"/>
-        <w:jc w:val="center"/>
-        <w:rPr>
-          <w:noProof/>
-        </w:rPr>
-      </w:pPr>
-      <w:r>
-        <w:rPr>
-          <w:noProof/>
-        </w:rPr>
+      </w:pPr>
+      <w:r>
+        <w:lastRenderedPageBreak/>
         <w:drawing>
-          <wp:inline distT="0" distB="0" distL="0" distR="0" wp14:anchorId="51B5F102" wp14:editId="4BEBC52C">
-            <wp:extent cx="6183906" cy="3302225"/>
-            <wp:effectExtent l="0" t="0" r="7620" b="0"/>
-            <wp:docPr id="1295229704" name="Рисунок 1"/>
+          <wp:inline distT="0" distB="0" distL="0" distR="0" wp14:anchorId="54059F98" wp14:editId="15D4B474">
+            <wp:extent cx="6573520" cy="5542915"/>
+            <wp:effectExtent l="0" t="0" r="0" b="635"/>
+            <wp:docPr id="2127502123" name="Рисунок 1"/>
             <wp:cNvGraphicFramePr>
               <a:graphicFrameLocks xmlns:a="http://schemas.openxmlformats.org/drawingml/2006/main" noChangeAspect="1"/>
             </wp:cNvGraphicFramePr>
@@ -8010,7 +7581,7 @@
               <a:graphicData uri="http://schemas.openxmlformats.org/drawingml/2006/picture">
                 <pic:pic xmlns:pic="http://schemas.openxmlformats.org/drawingml/2006/picture">
                   <pic:nvPicPr>
-                    <pic:cNvPr id="1295229704" name=""/>
+                    <pic:cNvPr id="2127502123" name=""/>
                     <pic:cNvPicPr/>
                   </pic:nvPicPr>
                   <pic:blipFill>
@@ -8022,7 +7593,7 @@
                   <pic:spPr>
                     <a:xfrm>
                       <a:off x="0" y="0"/>
-                      <a:ext cx="6190247" cy="3305611"/>
+                      <a:ext cx="6573520" cy="5542915"/>
                     </a:xfrm>
                     <a:prstGeom prst="rect">
                       <a:avLst/>
@@ -8038,77 +7609,76 @@
     <w:p>
       <w:pPr>
         <w:pStyle w:val="a3"/>
+        <w:spacing w:before="160"/>
         <w:jc w:val="center"/>
+      </w:pPr>
+      <w:r>
+        <w:t>Рисунок</w:t>
+      </w:r>
+      <w:r>
+        <w:t xml:space="preserve"> </w:t>
+      </w:r>
+      <w:r>
+        <w:t>21</w:t>
+      </w:r>
+      <w:r>
+        <w:t xml:space="preserve"> </w:t>
+      </w:r>
+      <w:r>
+        <w:t>–</w:t>
+      </w:r>
+      <w:r>
+        <w:t xml:space="preserve"> </w:t>
+      </w:r>
+      <w:r>
+        <w:t>График</w:t>
+      </w:r>
+      <w:r>
+        <w:t xml:space="preserve"> </w:t>
+      </w:r>
+      <w:r>
+        <w:t>тока</w:t>
+      </w:r>
+      <w:r>
+        <w:t xml:space="preserve"> </w:t>
+      </w:r>
+      <w:r>
+        <w:t>СДПМ</w:t>
+      </w:r>
+      <w:r>
+        <w:t xml:space="preserve"> </w:t>
+      </w:r>
+      <w:r>
+        <w:t>с</w:t>
+      </w:r>
+      <w:r>
+        <w:t xml:space="preserve"> </w:t>
+      </w:r>
+      <w:r>
+        <w:t>включением</w:t>
+      </w:r>
+      <w:r>
+        <w:t xml:space="preserve"> </w:t>
+      </w:r>
+      <w:r>
+        <w:t xml:space="preserve">регулятора по </w:t>
+      </w:r>
+      <w:r>
+        <w:t>скорости</w:t>
+      </w:r>
+    </w:p>
+    <w:p>
+      <w:pPr>
+        <w:pStyle w:val="a3"/>
+        <w:jc w:val="center"/>
         <w:rPr>
           <w:noProof/>
         </w:rPr>
       </w:pPr>
-      <w:r>
-        <w:rPr>
-          <w:noProof/>
-        </w:rPr>
-        <w:t xml:space="preserve">Рисунок 21 – Графики тока и напряжения при добавлении регулятора по току </w:t>
-      </w:r>
-    </w:p>
-    <w:p>
-      <w:pPr>
-        <w:pStyle w:val="a3"/>
-        <w:spacing w:line="362" w:lineRule="auto"/>
-        <w:ind w:left="759" w:firstLine="91"/>
-      </w:pPr>
-    </w:p>
-    <w:p>
-      <w:pPr>
-        <w:pStyle w:val="a3"/>
-        <w:spacing w:before="154" w:line="362" w:lineRule="auto"/>
-        <w:ind w:right="98" w:firstLine="720"/>
-        <w:jc w:val="both"/>
-        <w:rPr>
-          <w:spacing w:val="-2"/>
-        </w:rPr>
-      </w:pPr>
-      <w:r>
-        <w:rPr>
-          <w:spacing w:val="-2"/>
-        </w:rPr>
-        <w:lastRenderedPageBreak/>
-        <w:t>Вся система с регуляторами по току и скорости представляет из себя</w:t>
-      </w:r>
-      <w:r>
-        <w:rPr>
-          <w:spacing w:val="-2"/>
-        </w:rPr>
-        <w:t xml:space="preserve">       </w:t>
-      </w:r>
-      <w:r>
-        <w:rPr>
-          <w:spacing w:val="-2"/>
-        </w:rPr>
-        <w:t>полеориентированное</w:t>
-      </w:r>
-      <w:r>
-        <w:rPr>
-          <w:spacing w:val="-2"/>
-        </w:rPr>
-        <w:t xml:space="preserve"> </w:t>
-      </w:r>
-      <w:r>
-        <w:rPr>
-          <w:spacing w:val="-2"/>
-        </w:rPr>
-        <w:t>управление СДПМ.</w:t>
-      </w:r>
-    </w:p>
-    <w:p>
-      <w:pPr>
-        <w:pStyle w:val="a3"/>
-        <w:spacing w:line="315" w:lineRule="exact"/>
-        <w:ind w:left="48"/>
-      </w:pPr>
-    </w:p>
-    <w:p>
-      <w:pPr>
-        <w:pStyle w:val="a4"/>
+    </w:p>
+    <w:p>
+      <w:pPr>
+        <w:pStyle w:val="a5"/>
         <w:numPr>
           <w:ilvl w:val="0"/>
           <w:numId w:val="3"/>
@@ -8139,63 +7709,36 @@
           <w:b/>
           <w:sz w:val="28"/>
         </w:rPr>
-        <w:t>однополярной</w:t>
-      </w:r>
-      <w:r>
-        <w:rPr>
-          <w:b/>
-          <w:sz w:val="28"/>
-        </w:rPr>
-        <w:t xml:space="preserve"> </w:t>
-      </w:r>
-      <w:r>
-        <w:rPr>
-          <w:b/>
-          <w:sz w:val="28"/>
-        </w:rPr>
-        <w:t>ШИМ</w:t>
-      </w:r>
-      <w:r>
-        <w:rPr>
-          <w:b/>
-          <w:sz w:val="28"/>
-        </w:rPr>
-        <w:t xml:space="preserve"> </w:t>
-      </w:r>
-      <w:r>
-        <w:rPr>
-          <w:b/>
-          <w:sz w:val="28"/>
-        </w:rPr>
-        <w:t>и</w:t>
-      </w:r>
-      <w:r>
-        <w:rPr>
-          <w:b/>
-          <w:sz w:val="28"/>
-        </w:rPr>
-        <w:t xml:space="preserve"> </w:t>
-      </w:r>
-      <w:r>
-        <w:rPr>
-          <w:b/>
-          <w:sz w:val="28"/>
-        </w:rPr>
-        <w:t>фильтрацию</w:t>
-      </w:r>
-      <w:r>
-        <w:rPr>
-          <w:b/>
-          <w:sz w:val="28"/>
-        </w:rPr>
-        <w:t xml:space="preserve"> токов:</w:t>
-      </w:r>
-    </w:p>
-    <w:p>
-      <w:pPr>
-        <w:pStyle w:val="a3"/>
-        <w:spacing w:before="154" w:line="362" w:lineRule="auto"/>
-        <w:ind w:right="98" w:firstLine="709"/>
+        <w:t>регуляторов</w:t>
+      </w:r>
+      <w:r>
+        <w:rPr>
+          <w:b/>
+          <w:sz w:val="28"/>
+        </w:rPr>
+        <w:t xml:space="preserve"> </w:t>
+      </w:r>
+      <w:r>
+        <w:rPr>
+          <w:b/>
+          <w:sz w:val="28"/>
+        </w:rPr>
+        <w:t>по</w:t>
+      </w:r>
+      <w:r>
+        <w:rPr>
+          <w:b/>
+          <w:sz w:val="28"/>
+        </w:rPr>
+        <w:t xml:space="preserve"> току:</w:t>
+      </w:r>
+    </w:p>
+    <w:p>
+      <w:pPr>
+        <w:pStyle w:val="a3"/>
+        <w:spacing w:before="154" w:line="360" w:lineRule="auto"/>
+        <w:ind w:right="6" w:firstLine="709"/>
+        <w:contextualSpacing/>
         <w:jc w:val="both"/>
         <w:rPr>
           <w:spacing w:val="-2"/>
@@ -8205,50 +7748,58 @@
         <w:rPr>
           <w:spacing w:val="-2"/>
         </w:rPr>
-        <w:t xml:space="preserve">На рисунке 22 представлена модель полеориентированного управления </w:t>
-      </w:r>
-      <w:r>
-        <w:rPr>
-          <w:spacing w:val="-2"/>
-        </w:rPr>
-        <w:t>СДПМ.</w:t>
-      </w:r>
-    </w:p>
-    <w:p>
-      <w:pPr>
-        <w:pStyle w:val="a3"/>
+        <w:t>Включим в схему ПИ</w:t>
+      </w:r>
+      <w:r>
+        <w:rPr>
+          <w:spacing w:val="-2"/>
+        </w:rPr>
+        <w:t>Д</w:t>
+      </w:r>
+      <w:r>
+        <w:rPr>
+          <w:spacing w:val="-2"/>
+        </w:rPr>
+        <w:t xml:space="preserve"> регуляторы по току. Полученная модель представлена на рисунке </w:t>
+      </w:r>
+      <w:r>
+        <w:rPr>
+          <w:spacing w:val="-2"/>
+        </w:rPr>
+        <w:t>22</w:t>
+      </w:r>
+      <w:r>
+        <w:rPr>
+          <w:spacing w:val="-2"/>
+        </w:rPr>
+        <w:t>.</w:t>
+      </w:r>
+    </w:p>
+    <w:p>
+      <w:pPr>
+        <w:pStyle w:val="a3"/>
+        <w:spacing w:before="160"/>
         <w:jc w:val="center"/>
-        <w:rPr>
-          <w:noProof/>
-        </w:rPr>
-      </w:pPr>
-      <w:r>
-        <w:rPr>
-          <w:noProof/>
-        </w:rPr>
+      </w:pPr>
+      <w:r>
+        <w:lastRenderedPageBreak/>
         <w:drawing>
-          <wp:inline distT="0" distB="0" distL="0" distR="0" wp14:anchorId="0EBBA1C4" wp14:editId="42656D83">
-            <wp:extent cx="6022195" cy="3099625"/>
-            <wp:effectExtent l="0" t="0" r="0" b="5715"/>
-            <wp:docPr id="30" name="Image 30"/>
+          <wp:inline distT="0" distB="0" distL="0" distR="0" wp14:anchorId="6B586986" wp14:editId="0A3A692A">
+            <wp:extent cx="6573520" cy="2842895"/>
+            <wp:effectExtent l="0" t="0" r="0" b="0"/>
+            <wp:docPr id="1219081227" name="Рисунок 1"/>
             <wp:cNvGraphicFramePr>
-              <a:graphicFrameLocks xmlns:a="http://schemas.openxmlformats.org/drawingml/2006/main"/>
+              <a:graphicFrameLocks xmlns:a="http://schemas.openxmlformats.org/drawingml/2006/main" noChangeAspect="1"/>
             </wp:cNvGraphicFramePr>
             <a:graphic xmlns:a="http://schemas.openxmlformats.org/drawingml/2006/main">
               <a:graphicData uri="http://schemas.openxmlformats.org/drawingml/2006/picture">
                 <pic:pic xmlns:pic="http://schemas.openxmlformats.org/drawingml/2006/picture">
                   <pic:nvPicPr>
-                    <pic:cNvPr id="30" name="Image 30"/>
+                    <pic:cNvPr id="1219081227" name=""/>
                     <pic:cNvPicPr/>
                   </pic:nvPicPr>
                   <pic:blipFill>
-                    <a:blip r:embed="rId29" cstate="print">
-                      <a:extLst>
-                        <a:ext uri="{28A0092B-C50C-407E-A947-70E740481C1C}">
-                          <a14:useLocalDpi xmlns:a14="http://schemas.microsoft.com/office/drawing/2010/main" val="0"/>
-                        </a:ext>
-                      </a:extLst>
-                    </a:blip>
+                    <a:blip r:embed="rId29"/>
                     <a:stretch>
                       <a:fillRect/>
                     </a:stretch>
@@ -8256,7 +7807,7 @@
                   <pic:spPr>
                     <a:xfrm>
                       <a:off x="0" y="0"/>
-                      <a:ext cx="6022195" cy="3099625"/>
+                      <a:ext cx="6573520" cy="2842895"/>
                     </a:xfrm>
                     <a:prstGeom prst="rect">
                       <a:avLst/>
@@ -8272,108 +7823,796 @@
     <w:p>
       <w:pPr>
         <w:pStyle w:val="a3"/>
+        <w:spacing w:before="160"/>
         <w:jc w:val="center"/>
+      </w:pPr>
+      <w:r>
+        <w:t>Рисунок</w:t>
+      </w:r>
+      <w:r>
+        <w:t xml:space="preserve"> </w:t>
+      </w:r>
+      <w:r>
+        <w:t>22</w:t>
+      </w:r>
+      <w:r>
+        <w:t xml:space="preserve"> </w:t>
+      </w:r>
+      <w:r>
+        <w:t>–</w:t>
+      </w:r>
+      <w:r>
+        <w:t xml:space="preserve"> </w:t>
+      </w:r>
+      <w:r>
+        <w:t>Модель</w:t>
+      </w:r>
+      <w:r>
+        <w:t xml:space="preserve"> </w:t>
+      </w:r>
+      <w:r>
+        <w:t>с</w:t>
+      </w:r>
+      <w:r>
+        <w:t xml:space="preserve"> </w:t>
+      </w:r>
+      <w:r>
+        <w:t>добавленными</w:t>
+      </w:r>
+      <w:r>
+        <w:t xml:space="preserve"> </w:t>
+      </w:r>
+      <w:r>
+        <w:t>регуляторами</w:t>
+      </w:r>
+      <w:r>
+        <w:t xml:space="preserve"> </w:t>
+      </w:r>
+      <w:r>
+        <w:t>по</w:t>
+      </w:r>
+      <w:r>
+        <w:t xml:space="preserve"> току</w:t>
+      </w:r>
+    </w:p>
+    <w:p>
+      <w:pPr>
+        <w:pStyle w:val="a3"/>
+        <w:jc w:val="center"/>
         <w:rPr>
           <w:noProof/>
         </w:rPr>
       </w:pPr>
-      <w:r>
+    </w:p>
+    <w:p>
+      <w:pPr>
+        <w:pStyle w:val="a3"/>
+        <w:spacing w:before="154" w:line="360" w:lineRule="auto"/>
+        <w:ind w:right="6" w:firstLine="709"/>
+        <w:contextualSpacing/>
+        <w:jc w:val="both"/>
+        <w:rPr>
+          <w:spacing w:val="-2"/>
+        </w:rPr>
+      </w:pPr>
+      <w:r>
+        <w:rPr>
+          <w:spacing w:val="-2"/>
+        </w:rPr>
+        <w:t>Подобрав</w:t>
+      </w:r>
+      <w:r>
+        <w:rPr>
+          <w:spacing w:val="-2"/>
+        </w:rPr>
+        <w:tab/>
+      </w:r>
+      <w:r>
+        <w:rPr>
+          <w:spacing w:val="-2"/>
+        </w:rPr>
+        <w:t>коэффициенты</w:t>
+      </w:r>
+      <w:r>
+        <w:rPr>
+          <w:spacing w:val="-2"/>
+        </w:rPr>
+        <w:tab/>
+      </w:r>
+      <w:r>
+        <w:rPr>
+          <w:spacing w:val="-2"/>
+        </w:rPr>
+        <w:t>регуляторов</w:t>
+      </w:r>
+      <w:r>
+        <w:rPr>
+          <w:spacing w:val="-2"/>
+        </w:rPr>
+        <w:t xml:space="preserve"> </w:t>
+      </w:r>
+      <w:r>
+        <w:rPr>
+          <w:spacing w:val="-2"/>
+        </w:rPr>
+        <w:t>для</w:t>
+      </w:r>
+      <w:r>
+        <w:rPr>
+          <w:spacing w:val="-2"/>
+        </w:rPr>
+        <w:tab/>
+        <w:t>двух</w:t>
+      </w:r>
+      <w:r>
+        <w:rPr>
+          <w:spacing w:val="-2"/>
+        </w:rPr>
+        <w:tab/>
+      </w:r>
+      <w:r>
+        <w:rPr>
+          <w:spacing w:val="-2"/>
+        </w:rPr>
+        <w:t>векторов</w:t>
+      </w:r>
+      <w:r>
+        <w:rPr>
+          <w:spacing w:val="-2"/>
+        </w:rPr>
+        <w:t xml:space="preserve"> </w:t>
+      </w:r>
+      <w:r>
+        <w:rPr>
+          <w:spacing w:val="-2"/>
+        </w:rPr>
+        <w:t xml:space="preserve">управления, </w:t>
+      </w:r>
+      <w:r>
+        <w:rPr>
+          <w:spacing w:val="-2"/>
+        </w:rPr>
+        <w:t>получилось добиться результатов, представленных на рисунках 2</w:t>
+      </w:r>
+      <w:r>
+        <w:rPr>
+          <w:spacing w:val="-2"/>
+        </w:rPr>
+        <w:t>3</w:t>
+      </w:r>
+      <w:r>
+        <w:rPr>
+          <w:spacing w:val="-2"/>
+        </w:rPr>
+        <w:t xml:space="preserve"> – 2</w:t>
+      </w:r>
+      <w:r>
+        <w:rPr>
+          <w:spacing w:val="-2"/>
+        </w:rPr>
+        <w:t>5</w:t>
+      </w:r>
+      <w:r>
+        <w:rPr>
+          <w:spacing w:val="-2"/>
+        </w:rPr>
+        <w:t>.</w:t>
+      </w:r>
+    </w:p>
+    <w:p>
+      <w:pPr>
+        <w:pStyle w:val="a3"/>
+        <w:spacing w:before="160"/>
+        <w:jc w:val="center"/>
+      </w:pPr>
+      <w:r>
+        <w:drawing>
+          <wp:inline distT="0" distB="0" distL="0" distR="0" wp14:anchorId="6ECEB163" wp14:editId="12A61A22">
+            <wp:extent cx="5937829" cy="4003675"/>
+            <wp:effectExtent l="0" t="0" r="6350" b="0"/>
+            <wp:docPr id="1666699694" name="Рисунок 1"/>
+            <wp:cNvGraphicFramePr>
+              <a:graphicFrameLocks xmlns:a="http://schemas.openxmlformats.org/drawingml/2006/main" noChangeAspect="1"/>
+            </wp:cNvGraphicFramePr>
+            <a:graphic xmlns:a="http://schemas.openxmlformats.org/drawingml/2006/main">
+              <a:graphicData uri="http://schemas.openxmlformats.org/drawingml/2006/picture">
+                <pic:pic xmlns:pic="http://schemas.openxmlformats.org/drawingml/2006/picture">
+                  <pic:nvPicPr>
+                    <pic:cNvPr id="1666699694" name=""/>
+                    <pic:cNvPicPr/>
+                  </pic:nvPicPr>
+                  <pic:blipFill>
+                    <a:blip r:embed="rId30"/>
+                    <a:stretch>
+                      <a:fillRect/>
+                    </a:stretch>
+                  </pic:blipFill>
+                  <pic:spPr>
+                    <a:xfrm>
+                      <a:off x="0" y="0"/>
+                      <a:ext cx="5943106" cy="4007233"/>
+                    </a:xfrm>
+                    <a:prstGeom prst="rect">
+                      <a:avLst/>
+                    </a:prstGeom>
+                  </pic:spPr>
+                </pic:pic>
+              </a:graphicData>
+            </a:graphic>
+          </wp:inline>
+        </w:drawing>
+      </w:r>
+    </w:p>
+    <w:p>
+      <w:pPr>
+        <w:pStyle w:val="a3"/>
+        <w:spacing w:before="160"/>
+        <w:jc w:val="center"/>
+      </w:pPr>
+      <w:r>
+        <w:t>Рисунок</w:t>
+      </w:r>
+      <w:r>
+        <w:t xml:space="preserve"> </w:t>
+      </w:r>
+      <w:r>
+        <w:t>2</w:t>
+      </w:r>
+      <w:r>
+        <w:t>3</w:t>
+      </w:r>
+      <w:r>
+        <w:t xml:space="preserve"> </w:t>
+      </w:r>
+      <w:r>
+        <w:t>–</w:t>
+      </w:r>
+      <w:r>
+        <w:t xml:space="preserve"> </w:t>
+      </w:r>
+      <w:r>
+        <w:t>Скорость</w:t>
+      </w:r>
+      <w:r>
+        <w:t xml:space="preserve"> </w:t>
+      </w:r>
+      <w:r>
+        <w:t>вращения</w:t>
+      </w:r>
+      <w:r>
+        <w:t xml:space="preserve"> </w:t>
+      </w:r>
+      <w:r>
+        <w:t>СДПМ</w:t>
+      </w:r>
+      <w:r>
+        <w:t xml:space="preserve"> </w:t>
+      </w:r>
+      <w:r>
+        <w:t>при</w:t>
+      </w:r>
+      <w:r>
+        <w:t xml:space="preserve"> </w:t>
+      </w:r>
+      <w:r>
+        <w:t>добавлении</w:t>
+      </w:r>
+      <w:r>
+        <w:t xml:space="preserve"> </w:t>
+      </w:r>
+      <w:r>
+        <w:t>регуляторов</w:t>
+      </w:r>
+      <w:r>
+        <w:t xml:space="preserve"> </w:t>
+      </w:r>
+      <w:r>
+        <w:t>по</w:t>
+      </w:r>
+      <w:r>
+        <w:t xml:space="preserve"> току</w:t>
+      </w:r>
+    </w:p>
+    <w:p>
+      <w:pPr>
+        <w:pStyle w:val="a3"/>
+        <w:spacing w:before="160"/>
+        <w:jc w:val="center"/>
+      </w:pPr>
+    </w:p>
+    <w:p>
+      <w:pPr>
+        <w:pStyle w:val="a3"/>
+        <w:spacing w:before="154" w:line="360" w:lineRule="auto"/>
+        <w:ind w:right="6" w:firstLine="709"/>
+        <w:contextualSpacing/>
+        <w:jc w:val="both"/>
+        <w:rPr>
+          <w:spacing w:val="-2"/>
+        </w:rPr>
+      </w:pPr>
+      <w:r>
+        <w:rPr>
+          <w:spacing w:val="-2"/>
+        </w:rPr>
+        <w:lastRenderedPageBreak/>
+        <w:t xml:space="preserve">Номинальная скорость вращения вала двигателя достигается примерно за </w:t>
+      </w:r>
+      <w:r>
+        <w:rPr>
+          <w:spacing w:val="-2"/>
+        </w:rPr>
+        <w:t>0.</w:t>
+      </w:r>
+      <w:r>
+        <w:rPr>
+          <w:spacing w:val="-2"/>
+        </w:rPr>
+        <w:t>1</w:t>
+      </w:r>
+      <w:r>
+        <w:rPr>
+          <w:spacing w:val="-2"/>
+        </w:rPr>
+        <w:t>5</w:t>
+      </w:r>
+      <w:r>
+        <w:rPr>
+          <w:spacing w:val="-2"/>
+        </w:rPr>
+        <w:t xml:space="preserve"> с, что говорит о правильном подборе коэффициентов регуляторов.</w:t>
+      </w:r>
+    </w:p>
+    <w:p>
+      <w:pPr>
+        <w:pStyle w:val="a3"/>
+      </w:pPr>
+    </w:p>
+    <w:p>
+      <w:pPr>
+        <w:pStyle w:val="a3"/>
+        <w:spacing w:before="160"/>
+        <w:jc w:val="center"/>
+      </w:pPr>
+      <w:r>
+        <w:drawing>
+          <wp:inline distT="0" distB="0" distL="0" distR="0" wp14:anchorId="09CAE372" wp14:editId="671F1614">
+            <wp:extent cx="6573520" cy="4608830"/>
+            <wp:effectExtent l="0" t="0" r="0" b="1270"/>
+            <wp:docPr id="353620960" name="Рисунок 1"/>
+            <wp:cNvGraphicFramePr>
+              <a:graphicFrameLocks xmlns:a="http://schemas.openxmlformats.org/drawingml/2006/main" noChangeAspect="1"/>
+            </wp:cNvGraphicFramePr>
+            <a:graphic xmlns:a="http://schemas.openxmlformats.org/drawingml/2006/main">
+              <a:graphicData uri="http://schemas.openxmlformats.org/drawingml/2006/picture">
+                <pic:pic xmlns:pic="http://schemas.openxmlformats.org/drawingml/2006/picture">
+                  <pic:nvPicPr>
+                    <pic:cNvPr id="353620960" name=""/>
+                    <pic:cNvPicPr/>
+                  </pic:nvPicPr>
+                  <pic:blipFill>
+                    <a:blip r:embed="rId31"/>
+                    <a:stretch>
+                      <a:fillRect/>
+                    </a:stretch>
+                  </pic:blipFill>
+                  <pic:spPr>
+                    <a:xfrm>
+                      <a:off x="0" y="0"/>
+                      <a:ext cx="6573520" cy="4608830"/>
+                    </a:xfrm>
+                    <a:prstGeom prst="rect">
+                      <a:avLst/>
+                    </a:prstGeom>
+                  </pic:spPr>
+                </pic:pic>
+              </a:graphicData>
+            </a:graphic>
+          </wp:inline>
+        </w:drawing>
+      </w:r>
+    </w:p>
+    <w:p>
+      <w:pPr>
+        <w:pStyle w:val="a3"/>
+        <w:spacing w:before="160"/>
+        <w:jc w:val="center"/>
+      </w:pPr>
+      <w:r>
+        <w:t>Рисунок 2</w:t>
+      </w:r>
+      <w:r>
+        <w:t>4</w:t>
+      </w:r>
+      <w:r>
+        <w:t xml:space="preserve"> – График напряжения при добавлении регулятора по току </w:t>
+      </w:r>
+    </w:p>
+    <w:p>
+      <w:pPr>
+        <w:pStyle w:val="a3"/>
+        <w:spacing w:before="160"/>
+        <w:jc w:val="center"/>
+      </w:pPr>
+      <w:r>
+        <w:lastRenderedPageBreak/>
+        <w:drawing>
+          <wp:inline distT="0" distB="0" distL="0" distR="0" wp14:anchorId="74E42D27" wp14:editId="100A1C56">
+            <wp:extent cx="6573520" cy="5570855"/>
+            <wp:effectExtent l="0" t="0" r="0" b="0"/>
+            <wp:docPr id="656383567" name="Рисунок 1"/>
+            <wp:cNvGraphicFramePr>
+              <a:graphicFrameLocks xmlns:a="http://schemas.openxmlformats.org/drawingml/2006/main" noChangeAspect="1"/>
+            </wp:cNvGraphicFramePr>
+            <a:graphic xmlns:a="http://schemas.openxmlformats.org/drawingml/2006/main">
+              <a:graphicData uri="http://schemas.openxmlformats.org/drawingml/2006/picture">
+                <pic:pic xmlns:pic="http://schemas.openxmlformats.org/drawingml/2006/picture">
+                  <pic:nvPicPr>
+                    <pic:cNvPr id="656383567" name=""/>
+                    <pic:cNvPicPr/>
+                  </pic:nvPicPr>
+                  <pic:blipFill>
+                    <a:blip r:embed="rId32"/>
+                    <a:stretch>
+                      <a:fillRect/>
+                    </a:stretch>
+                  </pic:blipFill>
+                  <pic:spPr>
+                    <a:xfrm>
+                      <a:off x="0" y="0"/>
+                      <a:ext cx="6573520" cy="5570855"/>
+                    </a:xfrm>
+                    <a:prstGeom prst="rect">
+                      <a:avLst/>
+                    </a:prstGeom>
+                  </pic:spPr>
+                </pic:pic>
+              </a:graphicData>
+            </a:graphic>
+          </wp:inline>
+        </w:drawing>
+      </w:r>
+    </w:p>
+    <w:p>
+      <w:pPr>
+        <w:pStyle w:val="a3"/>
+        <w:spacing w:before="160"/>
+        <w:jc w:val="center"/>
+      </w:pPr>
+      <w:r>
+        <w:t>Рисунок 2</w:t>
+      </w:r>
+      <w:r>
+        <w:t>5</w:t>
+      </w:r>
+      <w:r>
+        <w:t xml:space="preserve"> – График тока при добавлении регулятора по току </w:t>
+      </w:r>
+    </w:p>
+    <w:p>
+      <w:pPr>
+        <w:pStyle w:val="a3"/>
+        <w:jc w:val="center"/>
         <w:rPr>
           <w:noProof/>
         </w:rPr>
+      </w:pPr>
+    </w:p>
+    <w:p>
+      <w:pPr>
+        <w:pStyle w:val="a3"/>
+        <w:spacing w:before="154" w:line="360" w:lineRule="auto"/>
+        <w:ind w:right="6" w:firstLine="709"/>
+        <w:contextualSpacing/>
+        <w:jc w:val="both"/>
+        <w:rPr>
+          <w:spacing w:val="-2"/>
+        </w:rPr>
+      </w:pPr>
+      <w:r>
+        <w:rPr>
+          <w:spacing w:val="-2"/>
+        </w:rPr>
+        <w:t xml:space="preserve">Как мы видим, при добавлении регулятора по току у нас перестали бесконтрольно расти </w:t>
+      </w:r>
+      <w:r>
+        <w:rPr>
+          <w:spacing w:val="-2"/>
+        </w:rPr>
+        <w:t xml:space="preserve">токи и напряжения, и двигатель стал держать обороты, которые </w:t>
+      </w:r>
+      <w:r>
+        <w:rPr>
+          <w:spacing w:val="-2"/>
+        </w:rPr>
+        <w:t>максимально</w:t>
+      </w:r>
+      <w:r>
+        <w:rPr>
+          <w:spacing w:val="-2"/>
+        </w:rPr>
+        <w:t xml:space="preserve"> приближены к номинальным.</w:t>
+      </w:r>
+    </w:p>
+    <w:p>
+      <w:pPr>
+        <w:pStyle w:val="a3"/>
+        <w:spacing w:before="154" w:line="360" w:lineRule="auto"/>
+        <w:ind w:right="6" w:firstLine="709"/>
+        <w:contextualSpacing/>
+        <w:jc w:val="both"/>
+        <w:rPr>
+          <w:spacing w:val="-2"/>
+        </w:rPr>
+      </w:pPr>
+      <w:r>
+        <w:rPr>
+          <w:spacing w:val="-2"/>
+        </w:rPr>
+        <w:t>Вся система с регуляторами по току и скорости представляет из себя</w:t>
+      </w:r>
+      <w:r>
+        <w:rPr>
+          <w:spacing w:val="-2"/>
+        </w:rPr>
+        <w:t xml:space="preserve">       </w:t>
+      </w:r>
+      <w:proofErr w:type="spellStart"/>
+      <w:r>
+        <w:rPr>
+          <w:spacing w:val="-2"/>
+        </w:rPr>
+        <w:t>полеориентированное</w:t>
+      </w:r>
+      <w:proofErr w:type="spellEnd"/>
+      <w:r>
+        <w:rPr>
+          <w:spacing w:val="-2"/>
+        </w:rPr>
+        <w:t xml:space="preserve"> </w:t>
+      </w:r>
+      <w:r>
+        <w:rPr>
+          <w:spacing w:val="-2"/>
+        </w:rPr>
+        <w:t>управление СДПМ.</w:t>
+      </w:r>
+    </w:p>
+    <w:p>
+      <w:pPr>
+        <w:pStyle w:val="a3"/>
+        <w:spacing w:line="315" w:lineRule="exact"/>
+        <w:ind w:left="48"/>
+      </w:pPr>
+    </w:p>
+    <w:p>
+      <w:pPr>
+        <w:pStyle w:val="a5"/>
+        <w:numPr>
+          <w:ilvl w:val="0"/>
+          <w:numId w:val="3"/>
+        </w:numPr>
+        <w:spacing w:before="159"/>
+        <w:ind w:left="0" w:firstLine="709"/>
+        <w:rPr>
+          <w:b/>
+          <w:sz w:val="28"/>
+        </w:rPr>
+      </w:pPr>
+      <w:r>
+        <w:rPr>
+          <w:b/>
+          <w:sz w:val="28"/>
+        </w:rPr>
+        <w:t>Добавление</w:t>
+      </w:r>
+      <w:r>
+        <w:rPr>
+          <w:b/>
+          <w:sz w:val="28"/>
+        </w:rPr>
+        <w:t xml:space="preserve"> </w:t>
+      </w:r>
+      <w:r>
+        <w:rPr>
+          <w:b/>
+          <w:sz w:val="28"/>
+        </w:rPr>
+        <w:t>однополярной</w:t>
+      </w:r>
+      <w:r>
+        <w:rPr>
+          <w:b/>
+          <w:sz w:val="28"/>
+        </w:rPr>
+        <w:t xml:space="preserve"> </w:t>
+      </w:r>
+      <w:r>
+        <w:rPr>
+          <w:b/>
+          <w:sz w:val="28"/>
+        </w:rPr>
+        <w:t>ШИМ</w:t>
+      </w:r>
+      <w:r>
+        <w:rPr>
+          <w:b/>
+          <w:sz w:val="28"/>
+        </w:rPr>
+        <w:t>:</w:t>
+      </w:r>
+    </w:p>
+    <w:p>
+      <w:pPr>
+        <w:pStyle w:val="a3"/>
+        <w:spacing w:before="154" w:line="362" w:lineRule="auto"/>
+        <w:ind w:right="98" w:firstLine="709"/>
+        <w:jc w:val="both"/>
+        <w:rPr>
+          <w:spacing w:val="-2"/>
+        </w:rPr>
+      </w:pPr>
+      <w:r>
+        <w:rPr>
+          <w:spacing w:val="-2"/>
+        </w:rPr>
+        <w:t>На рисунке 2</w:t>
+      </w:r>
+      <w:r>
+        <w:rPr>
+          <w:spacing w:val="-2"/>
+        </w:rPr>
+        <w:t>6</w:t>
+      </w:r>
+      <w:r>
+        <w:rPr>
+          <w:spacing w:val="-2"/>
+        </w:rPr>
+        <w:t xml:space="preserve"> представлена модель </w:t>
+      </w:r>
+      <w:proofErr w:type="spellStart"/>
+      <w:r>
+        <w:rPr>
+          <w:spacing w:val="-2"/>
+        </w:rPr>
+        <w:t>полеориентированного</w:t>
+      </w:r>
+      <w:proofErr w:type="spellEnd"/>
+      <w:r>
+        <w:rPr>
+          <w:spacing w:val="-2"/>
+        </w:rPr>
+        <w:t xml:space="preserve"> управления </w:t>
+      </w:r>
+      <w:r>
+        <w:rPr>
+          <w:spacing w:val="-2"/>
+        </w:rPr>
+        <w:t>СДПМ</w:t>
+      </w:r>
+      <w:r>
+        <w:rPr>
+          <w:spacing w:val="-2"/>
+        </w:rPr>
+        <w:t xml:space="preserve"> </w:t>
+      </w:r>
+      <w:r>
+        <w:rPr>
+          <w:spacing w:val="-2"/>
+        </w:rPr>
+        <w:t>с добавлением однополярной ШИМ</w:t>
+      </w:r>
+      <w:r>
+        <w:rPr>
+          <w:spacing w:val="-2"/>
+        </w:rPr>
+        <w:t>.</w:t>
+      </w:r>
+    </w:p>
+    <w:p>
+      <w:pPr>
+        <w:pStyle w:val="a3"/>
+        <w:spacing w:before="160"/>
+        <w:jc w:val="center"/>
+      </w:pPr>
+      <w:r>
+        <w:lastRenderedPageBreak/>
+        <w:drawing>
+          <wp:inline distT="0" distB="0" distL="0" distR="0" wp14:anchorId="31D86F38" wp14:editId="6AFB16B1">
+            <wp:extent cx="6573520" cy="2792095"/>
+            <wp:effectExtent l="0" t="0" r="0" b="8255"/>
+            <wp:docPr id="256561321" name="Рисунок 1"/>
+            <wp:cNvGraphicFramePr>
+              <a:graphicFrameLocks xmlns:a="http://schemas.openxmlformats.org/drawingml/2006/main" noChangeAspect="1"/>
+            </wp:cNvGraphicFramePr>
+            <a:graphic xmlns:a="http://schemas.openxmlformats.org/drawingml/2006/main">
+              <a:graphicData uri="http://schemas.openxmlformats.org/drawingml/2006/picture">
+                <pic:pic xmlns:pic="http://schemas.openxmlformats.org/drawingml/2006/picture">
+                  <pic:nvPicPr>
+                    <pic:cNvPr id="256561321" name=""/>
+                    <pic:cNvPicPr/>
+                  </pic:nvPicPr>
+                  <pic:blipFill>
+                    <a:blip r:embed="rId33"/>
+                    <a:stretch>
+                      <a:fillRect/>
+                    </a:stretch>
+                  </pic:blipFill>
+                  <pic:spPr>
+                    <a:xfrm>
+                      <a:off x="0" y="0"/>
+                      <a:ext cx="6573520" cy="2792095"/>
+                    </a:xfrm>
+                    <a:prstGeom prst="rect">
+                      <a:avLst/>
+                    </a:prstGeom>
+                  </pic:spPr>
+                </pic:pic>
+              </a:graphicData>
+            </a:graphic>
+          </wp:inline>
+        </w:drawing>
+      </w:r>
+    </w:p>
+    <w:p>
+      <w:pPr>
+        <w:pStyle w:val="a3"/>
+        <w:spacing w:before="160"/>
+        <w:jc w:val="center"/>
+      </w:pPr>
+      <w:r>
         <w:t>Рисунок</w:t>
       </w:r>
       <w:r>
-        <w:rPr>
-          <w:noProof/>
-        </w:rPr>
-        <w:t xml:space="preserve"> </w:t>
-      </w:r>
-      <w:r>
-        <w:rPr>
-          <w:noProof/>
-        </w:rPr>
-        <w:t>22</w:t>
-      </w:r>
-      <w:r>
-        <w:rPr>
-          <w:noProof/>
-        </w:rPr>
-        <w:t xml:space="preserve"> </w:t>
-      </w:r>
-      <w:r>
-        <w:rPr>
-          <w:noProof/>
-        </w:rPr>
+        <w:t xml:space="preserve"> </w:t>
+      </w:r>
+      <w:r>
+        <w:t>2</w:t>
+      </w:r>
+      <w:r>
+        <w:t>6</w:t>
+      </w:r>
+      <w:r>
+        <w:t xml:space="preserve"> </w:t>
+      </w:r>
+      <w:r>
         <w:t>–</w:t>
       </w:r>
       <w:r>
-        <w:rPr>
-          <w:noProof/>
-        </w:rPr>
-        <w:t xml:space="preserve"> </w:t>
-      </w:r>
-      <w:r>
-        <w:rPr>
-          <w:noProof/>
-        </w:rPr>
+        <w:t xml:space="preserve"> </w:t>
+      </w:r>
+      <w:r>
         <w:t>Модель</w:t>
       </w:r>
       <w:r>
-        <w:rPr>
-          <w:noProof/>
-        </w:rPr>
-        <w:t xml:space="preserve"> </w:t>
-      </w:r>
-      <w:r>
-        <w:rPr>
-          <w:noProof/>
-        </w:rPr>
+        <w:t xml:space="preserve"> </w:t>
+      </w:r>
+      <w:r>
         <w:t>полеориентированного</w:t>
       </w:r>
       <w:r>
-        <w:rPr>
-          <w:noProof/>
-        </w:rPr>
-        <w:t xml:space="preserve"> </w:t>
-      </w:r>
-      <w:r>
-        <w:rPr>
-          <w:noProof/>
-        </w:rPr>
+        <w:t xml:space="preserve"> </w:t>
+      </w:r>
+      <w:r>
         <w:t>управления</w:t>
       </w:r>
       <w:r>
-        <w:rPr>
-          <w:noProof/>
-        </w:rPr>
-        <w:t xml:space="preserve"> </w:t>
-      </w:r>
-      <w:r>
-        <w:rPr>
-          <w:noProof/>
-        </w:rPr>
+        <w:t xml:space="preserve"> </w:t>
+      </w:r>
+      <w:r>
         <w:t>с</w:t>
       </w:r>
       <w:r>
-        <w:rPr>
-          <w:noProof/>
-        </w:rPr>
         <w:t xml:space="preserve"> однополярным</w:t>
       </w:r>
     </w:p>
     <w:p>
       <w:pPr>
         <w:pStyle w:val="a3"/>
+        <w:spacing w:before="160"/>
         <w:jc w:val="center"/>
-        <w:rPr>
-          <w:noProof/>
-        </w:rPr>
-      </w:pPr>
-      <w:r>
-        <w:rPr>
-          <w:noProof/>
-        </w:rPr>
+      </w:pPr>
+      <w:r>
         <w:t>ШИМ</w:t>
       </w:r>
     </w:p>
@@ -8398,8 +8637,9 @@
     <w:p>
       <w:pPr>
         <w:pStyle w:val="a3"/>
-        <w:spacing w:before="154" w:line="362" w:lineRule="auto"/>
-        <w:ind w:right="98" w:firstLine="709"/>
+        <w:spacing w:before="154" w:line="360" w:lineRule="auto"/>
+        <w:ind w:right="6" w:firstLine="709"/>
+        <w:contextualSpacing/>
         <w:jc w:val="both"/>
         <w:rPr>
           <w:spacing w:val="-2"/>
@@ -8409,7 +8649,13 @@
         <w:rPr>
           <w:spacing w:val="-2"/>
         </w:rPr>
-        <w:t>При таком способе управления были получены следующие графики (рисунок 23</w:t>
+        <w:t>При таком способе управления были получены следующие графики (рисунок 2</w:t>
+      </w:r>
+      <w:r>
+        <w:rPr>
+          <w:spacing w:val="-2"/>
+        </w:rPr>
+        <w:t>7</w:t>
       </w:r>
       <w:r>
         <w:rPr>
@@ -8421,40 +8667,45 @@
         <w:rPr>
           <w:spacing w:val="-2"/>
         </w:rPr>
-        <w:t xml:space="preserve"> – 25).</w:t>
-      </w:r>
-    </w:p>
-    <w:p>
-      <w:pPr>
-        <w:pStyle w:val="a3"/>
-        <w:spacing w:before="154" w:line="362" w:lineRule="auto"/>
-        <w:ind w:right="98"/>
+        <w:t xml:space="preserve"> – </w:t>
+      </w:r>
+      <w:r>
+        <w:rPr>
+          <w:spacing w:val="-2"/>
+        </w:rPr>
+        <w:t>29</w:t>
+      </w:r>
+      <w:r>
+        <w:rPr>
+          <w:spacing w:val="-2"/>
+        </w:rPr>
+        <w:t>).</w:t>
+      </w:r>
+    </w:p>
+    <w:p>
+      <w:pPr>
+        <w:pStyle w:val="a3"/>
+        <w:spacing w:before="160"/>
         <w:jc w:val="center"/>
-        <w:rPr>
-          <w:noProof/>
-        </w:rPr>
-      </w:pPr>
-      <w:r>
-        <w:rPr>
-          <w:noProof/>
-        </w:rPr>
+      </w:pPr>
+      <w:r>
         <w:drawing>
-          <wp:inline distT="0" distB="0" distL="0" distR="0" wp14:anchorId="7BDFFAC5" wp14:editId="18A06733">
-            <wp:extent cx="4214191" cy="2035533"/>
-            <wp:effectExtent l="0" t="0" r="0" b="3175"/>
-            <wp:docPr id="31" name="Image 31"/>
+          <wp:inline distT="0" distB="0" distL="0" distR="0" wp14:anchorId="0B346D1B" wp14:editId="1799528B">
+            <wp:extent cx="5495027" cy="3869663"/>
+            <wp:effectExtent l="0" t="0" r="0" b="0"/>
+            <wp:docPr id="1258507404" name="Рисунок 1"/>
             <wp:cNvGraphicFramePr>
-              <a:graphicFrameLocks xmlns:a="http://schemas.openxmlformats.org/drawingml/2006/main"/>
+              <a:graphicFrameLocks xmlns:a="http://schemas.openxmlformats.org/drawingml/2006/main" noChangeAspect="1"/>
             </wp:cNvGraphicFramePr>
             <a:graphic xmlns:a="http://schemas.openxmlformats.org/drawingml/2006/main">
               <a:graphicData uri="http://schemas.openxmlformats.org/drawingml/2006/picture">
                 <pic:pic xmlns:pic="http://schemas.openxmlformats.org/drawingml/2006/picture">
                   <pic:nvPicPr>
-                    <pic:cNvPr id="31" name="Image 31"/>
+                    <pic:cNvPr id="1258507404" name=""/>
                     <pic:cNvPicPr/>
                   </pic:nvPicPr>
                   <pic:blipFill>
-                    <a:blip r:embed="rId30" cstate="print"/>
+                    <a:blip r:embed="rId34"/>
                     <a:stretch>
                       <a:fillRect/>
                     </a:stretch>
@@ -8462,7 +8713,7 @@
                   <pic:spPr>
                     <a:xfrm>
                       <a:off x="0" y="0"/>
-                      <a:ext cx="4220148" cy="2038411"/>
+                      <a:ext cx="5499445" cy="3872774"/>
                     </a:xfrm>
                     <a:prstGeom prst="rect">
                       <a:avLst/>
@@ -8478,120 +8729,74 @@
     <w:p>
       <w:pPr>
         <w:pStyle w:val="a3"/>
+        <w:spacing w:before="160"/>
         <w:jc w:val="center"/>
-        <w:rPr>
-          <w:noProof/>
-        </w:rPr>
-      </w:pPr>
-      <w:r>
-        <w:rPr>
-          <w:noProof/>
-        </w:rPr>
+      </w:pPr>
+      <w:r>
         <w:t>Рисунок</w:t>
       </w:r>
       <w:r>
-        <w:rPr>
-          <w:noProof/>
-        </w:rPr>
-        <w:t xml:space="preserve"> </w:t>
-      </w:r>
-      <w:r>
-        <w:rPr>
-          <w:noProof/>
-        </w:rPr>
-        <w:t>23</w:t>
-      </w:r>
-      <w:r>
-        <w:rPr>
-          <w:noProof/>
-        </w:rPr>
-        <w:t xml:space="preserve"> </w:t>
-      </w:r>
-      <w:r>
-        <w:rPr>
-          <w:noProof/>
-        </w:rPr>
+        <w:t xml:space="preserve"> </w:t>
+      </w:r>
+      <w:r>
+        <w:t>2</w:t>
+      </w:r>
+      <w:r>
+        <w:t>7</w:t>
+      </w:r>
+      <w:r>
+        <w:t xml:space="preserve"> </w:t>
+      </w:r>
+      <w:r>
         <w:t>–</w:t>
       </w:r>
       <w:r>
-        <w:rPr>
-          <w:noProof/>
-        </w:rPr>
-        <w:t xml:space="preserve"> </w:t>
-      </w:r>
-      <w:r>
-        <w:rPr>
-          <w:noProof/>
-        </w:rPr>
+        <w:t xml:space="preserve"> </w:t>
+      </w:r>
+      <w:r>
         <w:t>Графики</w:t>
       </w:r>
       <w:r>
-        <w:rPr>
-          <w:noProof/>
-        </w:rPr>
-        <w:t xml:space="preserve"> </w:t>
-      </w:r>
-      <w:r>
-        <w:rPr>
-          <w:noProof/>
-        </w:rPr>
+        <w:t xml:space="preserve"> </w:t>
+      </w:r>
+      <w:r>
         <w:t>фазных</w:t>
       </w:r>
       <w:r>
-        <w:rPr>
-          <w:noProof/>
-        </w:rPr>
-        <w:t xml:space="preserve"> </w:t>
-      </w:r>
-      <w:r>
-        <w:rPr>
-          <w:noProof/>
-        </w:rPr>
+        <w:t xml:space="preserve"> </w:t>
+      </w:r>
+      <w:r>
         <w:t>выходных</w:t>
       </w:r>
       <w:r>
-        <w:rPr>
-          <w:noProof/>
-        </w:rPr>
         <w:t xml:space="preserve"> напряжений</w:t>
       </w:r>
     </w:p>
     <w:p>
       <w:pPr>
         <w:pStyle w:val="a3"/>
+        <w:spacing w:before="160"/>
         <w:jc w:val="center"/>
-        <w:rPr>
-          <w:noProof/>
-        </w:rPr>
-      </w:pPr>
-      <w:r>
-        <w:rPr>
-          <w:noProof/>
-        </w:rPr>
+      </w:pPr>
+      <w:r>
         <w:lastRenderedPageBreak/>
         <w:drawing>
-          <wp:inline distT="0" distB="0" distL="0" distR="0" wp14:anchorId="2FACCE50" wp14:editId="78741066">
-            <wp:extent cx="4277802" cy="2886323"/>
-            <wp:effectExtent l="0" t="0" r="8890" b="0"/>
-            <wp:docPr id="32" name="Image 32"/>
+          <wp:inline distT="0" distB="0" distL="0" distR="0" wp14:anchorId="64894AD8" wp14:editId="5BBB7175">
+            <wp:extent cx="5287993" cy="4304667"/>
+            <wp:effectExtent l="0" t="0" r="8255" b="635"/>
+            <wp:docPr id="1755014614" name="Рисунок 1"/>
             <wp:cNvGraphicFramePr>
-              <a:graphicFrameLocks xmlns:a="http://schemas.openxmlformats.org/drawingml/2006/main"/>
+              <a:graphicFrameLocks xmlns:a="http://schemas.openxmlformats.org/drawingml/2006/main" noChangeAspect="1"/>
             </wp:cNvGraphicFramePr>
             <a:graphic xmlns:a="http://schemas.openxmlformats.org/drawingml/2006/main">
               <a:graphicData uri="http://schemas.openxmlformats.org/drawingml/2006/picture">
                 <pic:pic xmlns:pic="http://schemas.openxmlformats.org/drawingml/2006/picture">
                   <pic:nvPicPr>
-                    <pic:cNvPr id="32" name="Image 32"/>
+                    <pic:cNvPr id="1755014614" name=""/>
                     <pic:cNvPicPr/>
                   </pic:nvPicPr>
                   <pic:blipFill>
-                    <a:blip r:embed="rId31" cstate="print">
-                      <a:extLst>
-                        <a:ext uri="{28A0092B-C50C-407E-A947-70E740481C1C}">
-                          <a14:useLocalDpi xmlns:a14="http://schemas.microsoft.com/office/drawing/2010/main" val="0"/>
-                        </a:ext>
-                      </a:extLst>
-                    </a:blip>
+                    <a:blip r:embed="rId35"/>
                     <a:stretch>
                       <a:fillRect/>
                     </a:stretch>
@@ -8599,7 +8804,7 @@
                   <pic:spPr>
                     <a:xfrm>
                       <a:off x="0" y="0"/>
-                      <a:ext cx="4288521" cy="2893555"/>
+                      <a:ext cx="5293869" cy="4309451"/>
                     </a:xfrm>
                     <a:prstGeom prst="rect">
                       <a:avLst/>
@@ -8615,134 +8820,89 @@
     <w:p>
       <w:pPr>
         <w:pStyle w:val="a3"/>
+        <w:spacing w:before="160"/>
         <w:jc w:val="center"/>
+      </w:pPr>
+      <w:r>
+        <w:t>Рисунок</w:t>
+      </w:r>
+      <w:r>
+        <w:t xml:space="preserve"> </w:t>
+      </w:r>
+      <w:r>
+        <w:t>2</w:t>
+      </w:r>
+      <w:r>
+        <w:t>8</w:t>
+      </w:r>
+      <w:r>
+        <w:t xml:space="preserve"> </w:t>
+      </w:r>
+      <w:r>
+        <w:t>–</w:t>
+      </w:r>
+      <w:r>
+        <w:t xml:space="preserve"> </w:t>
+      </w:r>
+      <w:r>
+        <w:t>График</w:t>
+      </w:r>
+      <w:r>
+        <w:t xml:space="preserve"> </w:t>
+      </w:r>
+      <w:r>
+        <w:t>скорости</w:t>
+      </w:r>
+      <w:r>
+        <w:t xml:space="preserve"> </w:t>
+      </w:r>
+      <w:r>
+        <w:t>вращения</w:t>
+      </w:r>
+      <w:r>
+        <w:t xml:space="preserve"> </w:t>
+      </w:r>
+      <w:r>
+        <w:t>вала</w:t>
+      </w:r>
+      <w:r>
+        <w:t xml:space="preserve"> двигателя</w:t>
+      </w:r>
+    </w:p>
+    <w:p>
+      <w:pPr>
+        <w:pStyle w:val="a3"/>
+        <w:jc w:val="center"/>
         <w:rPr>
           <w:noProof/>
         </w:rPr>
       </w:pPr>
-      <w:r>
-        <w:rPr>
-          <w:noProof/>
-        </w:rPr>
-        <w:t>Рисунок</w:t>
-      </w:r>
-      <w:r>
-        <w:rPr>
-          <w:noProof/>
-        </w:rPr>
-        <w:t xml:space="preserve"> </w:t>
-      </w:r>
-      <w:r>
-        <w:rPr>
-          <w:noProof/>
-        </w:rPr>
-        <w:t>24</w:t>
-      </w:r>
-      <w:r>
-        <w:rPr>
-          <w:noProof/>
-        </w:rPr>
-        <w:t xml:space="preserve"> </w:t>
-      </w:r>
-      <w:r>
-        <w:rPr>
-          <w:noProof/>
-        </w:rPr>
-        <w:t>–</w:t>
-      </w:r>
-      <w:r>
-        <w:rPr>
-          <w:noProof/>
-        </w:rPr>
-        <w:t xml:space="preserve"> </w:t>
-      </w:r>
-      <w:r>
-        <w:rPr>
-          <w:noProof/>
-        </w:rPr>
-        <w:t>График</w:t>
-      </w:r>
-      <w:r>
-        <w:rPr>
-          <w:noProof/>
-        </w:rPr>
-        <w:t xml:space="preserve"> </w:t>
-      </w:r>
-      <w:r>
-        <w:rPr>
-          <w:noProof/>
-        </w:rPr>
-        <w:t>скорости</w:t>
-      </w:r>
-      <w:r>
-        <w:rPr>
-          <w:noProof/>
-        </w:rPr>
-        <w:t xml:space="preserve"> </w:t>
-      </w:r>
-      <w:r>
-        <w:rPr>
-          <w:noProof/>
-        </w:rPr>
-        <w:t>вращения</w:t>
-      </w:r>
-      <w:r>
-        <w:rPr>
-          <w:noProof/>
-        </w:rPr>
-        <w:t xml:space="preserve"> </w:t>
-      </w:r>
-      <w:r>
-        <w:rPr>
-          <w:noProof/>
-        </w:rPr>
-        <w:t>вала</w:t>
-      </w:r>
-      <w:r>
-        <w:rPr>
-          <w:noProof/>
-        </w:rPr>
-        <w:t xml:space="preserve"> двигателя</w:t>
-      </w:r>
-    </w:p>
-    <w:p>
-      <w:pPr>
-        <w:pStyle w:val="a3"/>
+    </w:p>
+    <w:p>
+      <w:pPr>
+        <w:pStyle w:val="a3"/>
+        <w:spacing w:before="160"/>
         <w:jc w:val="center"/>
-        <w:rPr>
-          <w:noProof/>
-        </w:rPr>
-      </w:pPr>
-    </w:p>
-    <w:p>
-      <w:pPr>
-        <w:pStyle w:val="a3"/>
-        <w:jc w:val="center"/>
-        <w:rPr>
-          <w:noProof/>
-        </w:rPr>
-      </w:pPr>
-      <w:r>
-        <w:rPr>
-          <w:noProof/>
-        </w:rPr>
+      </w:pPr>
+      <w:r>
+        <w:lastRenderedPageBreak/>
         <w:drawing>
-          <wp:inline distT="0" distB="0" distL="0" distR="0" wp14:anchorId="58890268" wp14:editId="1B2E377C">
-            <wp:extent cx="4383387" cy="3277362"/>
+          <wp:inline distT="0" distB="0" distL="0" distR="0" wp14:anchorId="3BADF489" wp14:editId="5434EE9F">
+            <wp:extent cx="6573520" cy="5456555"/>
             <wp:effectExtent l="0" t="0" r="0" b="0"/>
-            <wp:docPr id="33" name="Image 33"/>
+            <wp:docPr id="1955110512" name="Рисунок 1"/>
             <wp:cNvGraphicFramePr>
-              <a:graphicFrameLocks xmlns:a="http://schemas.openxmlformats.org/drawingml/2006/main"/>
+              <a:graphicFrameLocks xmlns:a="http://schemas.openxmlformats.org/drawingml/2006/main" noChangeAspect="1"/>
             </wp:cNvGraphicFramePr>
             <a:graphic xmlns:a="http://schemas.openxmlformats.org/drawingml/2006/main">
               <a:graphicData uri="http://schemas.openxmlformats.org/drawingml/2006/picture">
                 <pic:pic xmlns:pic="http://schemas.openxmlformats.org/drawingml/2006/picture">
                   <pic:nvPicPr>
-                    <pic:cNvPr id="33" name="Image 33"/>
+                    <pic:cNvPr id="1955110512" name=""/>
                     <pic:cNvPicPr/>
                   </pic:nvPicPr>
                   <pic:blipFill>
-                    <a:blip r:embed="rId32" cstate="print"/>
+                    <a:blip r:embed="rId36"/>
                     <a:stretch>
                       <a:fillRect/>
                     </a:stretch>
@@ -8750,7 +8910,7 @@
                   <pic:spPr>
                     <a:xfrm>
                       <a:off x="0" y="0"/>
-                      <a:ext cx="4383387" cy="3277362"/>
+                      <a:ext cx="6573520" cy="5456555"/>
                     </a:xfrm>
                     <a:prstGeom prst="rect">
                       <a:avLst/>
@@ -8766,90 +8926,194 @@
     <w:p>
       <w:pPr>
         <w:pStyle w:val="a3"/>
+        <w:spacing w:before="160"/>
         <w:jc w:val="center"/>
-        <w:rPr>
-          <w:noProof/>
-        </w:rPr>
-      </w:pPr>
-      <w:r>
-        <w:rPr>
-          <w:noProof/>
-        </w:rPr>
+      </w:pPr>
+      <w:r>
         <w:t>Рисунок</w:t>
       </w:r>
       <w:r>
-        <w:rPr>
-          <w:noProof/>
-        </w:rPr>
-        <w:t xml:space="preserve"> </w:t>
-      </w:r>
-      <w:r>
-        <w:rPr>
-          <w:noProof/>
-        </w:rPr>
-        <w:t>25</w:t>
-      </w:r>
-      <w:r>
-        <w:rPr>
-          <w:noProof/>
-        </w:rPr>
-        <w:t xml:space="preserve"> </w:t>
-      </w:r>
-      <w:r>
-        <w:rPr>
-          <w:noProof/>
-        </w:rPr>
+        <w:t xml:space="preserve"> </w:t>
+      </w:r>
+      <w:r>
+        <w:t>2</w:t>
+      </w:r>
+      <w:r>
+        <w:t>9</w:t>
+      </w:r>
+      <w:r>
+        <w:t xml:space="preserve"> </w:t>
+      </w:r>
+      <w:r>
         <w:t>–</w:t>
       </w:r>
       <w:r>
-        <w:rPr>
-          <w:noProof/>
-        </w:rPr>
-        <w:t xml:space="preserve"> </w:t>
-      </w:r>
-      <w:r>
-        <w:rPr>
-          <w:noProof/>
-        </w:rPr>
+        <w:t xml:space="preserve"> </w:t>
+      </w:r>
+      <w:r>
         <w:t>Графики</w:t>
       </w:r>
       <w:r>
-        <w:rPr>
-          <w:noProof/>
-        </w:rPr>
-        <w:t xml:space="preserve"> </w:t>
-      </w:r>
-      <w:r>
-        <w:rPr>
-          <w:noProof/>
-        </w:rPr>
+        <w:t xml:space="preserve"> </w:t>
+      </w:r>
+      <w:r>
         <w:t>фазных</w:t>
       </w:r>
       <w:r>
-        <w:rPr>
-          <w:noProof/>
-        </w:rPr>
         <w:t xml:space="preserve"> токов</w:t>
       </w:r>
     </w:p>
     <w:p>
       <w:pPr>
+        <w:pStyle w:val="a3"/>
+        <w:spacing w:before="154" w:line="360" w:lineRule="auto"/>
+        <w:ind w:right="6" w:firstLine="709"/>
+        <w:contextualSpacing/>
+        <w:jc w:val="both"/>
+        <w:rPr>
+          <w:spacing w:val="-2"/>
+        </w:rPr>
+      </w:pPr>
+      <w:r>
         <w:rPr>
           <w:b/>
           <w:bCs/>
           <w:spacing w:val="-2"/>
+        </w:rPr>
+        <w:tab/>
+      </w:r>
+      <w:r>
+        <w:rPr>
+          <w:spacing w:val="-2"/>
+        </w:rPr>
+        <w:t xml:space="preserve">На рисунке </w:t>
+      </w:r>
+      <w:r>
+        <w:rPr>
+          <w:spacing w:val="-2"/>
+        </w:rPr>
+        <w:t>30</w:t>
+      </w:r>
+      <w:r>
+        <w:rPr>
+          <w:spacing w:val="-2"/>
+        </w:rPr>
+        <w:t xml:space="preserve"> </w:t>
+      </w:r>
+      <w:r>
+        <w:rPr>
+          <w:spacing w:val="-2"/>
+        </w:rPr>
+        <w:t>представлены</w:t>
+      </w:r>
+      <w:r>
+        <w:rPr>
+          <w:spacing w:val="-2"/>
+        </w:rPr>
+        <w:t xml:space="preserve"> графики на выходе из ШИМ</w:t>
+      </w:r>
+      <w:r>
+        <w:rPr>
+          <w:spacing w:val="-2"/>
+        </w:rPr>
+        <w:t>.</w:t>
+      </w:r>
+    </w:p>
+    <w:p>
+      <w:pPr>
+        <w:pStyle w:val="a3"/>
+        <w:spacing w:before="160"/>
+        <w:jc w:val="center"/>
+      </w:pPr>
+      <w:r>
+        <w:rPr>
+          <w:spacing w:val="-2"/>
+        </w:rPr>
+        <w:br w:type="page"/>
+      </w:r>
+      <w:r>
+        <w:lastRenderedPageBreak/>
+        <w:drawing>
+          <wp:inline distT="0" distB="0" distL="0" distR="0" wp14:anchorId="137C5178" wp14:editId="179F25F6">
+            <wp:extent cx="6573520" cy="3273425"/>
+            <wp:effectExtent l="0" t="0" r="0" b="3175"/>
+            <wp:docPr id="912976900" name="Рисунок 1"/>
+            <wp:cNvGraphicFramePr>
+              <a:graphicFrameLocks xmlns:a="http://schemas.openxmlformats.org/drawingml/2006/main" noChangeAspect="1"/>
+            </wp:cNvGraphicFramePr>
+            <a:graphic xmlns:a="http://schemas.openxmlformats.org/drawingml/2006/main">
+              <a:graphicData uri="http://schemas.openxmlformats.org/drawingml/2006/picture">
+                <pic:pic xmlns:pic="http://schemas.openxmlformats.org/drawingml/2006/picture">
+                  <pic:nvPicPr>
+                    <pic:cNvPr id="912976900" name=""/>
+                    <pic:cNvPicPr/>
+                  </pic:nvPicPr>
+                  <pic:blipFill>
+                    <a:blip r:embed="rId37"/>
+                    <a:stretch>
+                      <a:fillRect/>
+                    </a:stretch>
+                  </pic:blipFill>
+                  <pic:spPr>
+                    <a:xfrm>
+                      <a:off x="0" y="0"/>
+                      <a:ext cx="6573520" cy="3273425"/>
+                    </a:xfrm>
+                    <a:prstGeom prst="rect">
+                      <a:avLst/>
+                    </a:prstGeom>
+                  </pic:spPr>
+                </pic:pic>
+              </a:graphicData>
+            </a:graphic>
+          </wp:inline>
+        </w:drawing>
+      </w:r>
+    </w:p>
+    <w:p>
+      <w:pPr>
+        <w:pStyle w:val="a3"/>
+        <w:spacing w:before="160"/>
+        <w:jc w:val="center"/>
+      </w:pPr>
+      <w:r>
+        <w:t>Рисунок</w:t>
+      </w:r>
+      <w:r>
+        <w:t xml:space="preserve"> </w:t>
+      </w:r>
+      <w:r>
+        <w:t>30</w:t>
+      </w:r>
+      <w:r>
+        <w:t xml:space="preserve"> </w:t>
+      </w:r>
+      <w:r>
+        <w:t>–</w:t>
+      </w:r>
+      <w:r>
+        <w:t xml:space="preserve"> </w:t>
+      </w:r>
+      <w:r>
+        <w:t>Графики</w:t>
+      </w:r>
+      <w:r>
+        <w:t xml:space="preserve"> </w:t>
+      </w:r>
+      <w:r>
+        <w:t>ШИМ</w:t>
+      </w:r>
+    </w:p>
+    <w:p>
+      <w:pPr>
+        <w:rPr>
+          <w:b/>
+          <w:bCs/>
+          <w:spacing w:val="-2"/>
           <w:sz w:val="28"/>
           <w:szCs w:val="28"/>
         </w:rPr>
       </w:pPr>
-      <w:r>
-        <w:rPr>
-          <w:b/>
-          <w:bCs/>
-          <w:spacing w:val="-2"/>
-        </w:rPr>
-        <w:br w:type="page"/>
-      </w:r>
     </w:p>
     <w:p>
       <w:pPr>
@@ -8869,15 +9133,15 @@
           <w:bCs/>
           <w:spacing w:val="-2"/>
         </w:rPr>
-        <w:lastRenderedPageBreak/>
         <w:t>Вывод</w:t>
       </w:r>
     </w:p>
     <w:p>
       <w:pPr>
         <w:pStyle w:val="a3"/>
-        <w:spacing w:before="154" w:line="362" w:lineRule="auto"/>
-        <w:ind w:right="4" w:firstLine="709"/>
+        <w:spacing w:before="154" w:line="360" w:lineRule="auto"/>
+        <w:ind w:right="6" w:firstLine="709"/>
+        <w:contextualSpacing/>
         <w:jc w:val="both"/>
         <w:rPr>
           <w:spacing w:val="-2"/>
@@ -8887,7 +9151,111 @@
         <w:rPr>
           <w:spacing w:val="-2"/>
         </w:rPr>
-        <w:t>В рамках лабораторной работы было проведено исследование методов управления синхронным двигателем с постоянными магнитами (СДПМ). Анализ прямого пуска от сети показал, что максимальная частота запуска составляет 25 Гц, что в четыре раза ниже номинальной. Были разработаны системы управления на основе преобразований Кларк и Парка. Наиболее простая конфигурация (вентильный двигатель) не обеспечила выход на номинальную скорость в установившемся режиме. Введение регулятора скорости позволило достичь номинальных оборотов, однако сопровождалось перерегулированием в 6%. Последующее добавление регуляторов тока позволило реализовать полеориентированное управление, которое устранило перерегулирование и обеспечило время регулирования 1 с. Интеграция ШИМ-модуляции сократила время переходного процесса до 0,05 с, но привела к установившейся ошибке по скорости.</w:t>
+        <w:t>В рамках лабораторной работы было проведено исследование методов управления синхронным двигателем с постоянными магнитами (СДПМ). Анализ прямого пуска от сети показал, что максимальная частота запуска составляет 2</w:t>
+      </w:r>
+      <w:r>
+        <w:rPr>
+          <w:spacing w:val="-2"/>
+        </w:rPr>
+        <w:t>6</w:t>
+      </w:r>
+      <w:r>
+        <w:rPr>
+          <w:spacing w:val="-2"/>
+        </w:rPr>
+        <w:t xml:space="preserve"> Гц, что в четыре раза ниже номинальной. </w:t>
+      </w:r>
+    </w:p>
+    <w:p>
+      <w:pPr>
+        <w:pStyle w:val="a3"/>
+        <w:spacing w:before="154" w:line="360" w:lineRule="auto"/>
+        <w:ind w:right="6" w:firstLine="709"/>
+        <w:contextualSpacing/>
+        <w:jc w:val="both"/>
+        <w:rPr>
+          <w:spacing w:val="-2"/>
+        </w:rPr>
+      </w:pPr>
+      <w:r>
+        <w:rPr>
+          <w:spacing w:val="-2"/>
+        </w:rPr>
+        <w:t xml:space="preserve">Были разработаны системы управления на основе преобразований Кларк и Парка. </w:t>
+      </w:r>
+      <w:r>
+        <w:rPr>
+          <w:spacing w:val="-2"/>
+        </w:rPr>
+        <w:t>Вентильный двигатель</w:t>
+      </w:r>
+      <w:r>
+        <w:rPr>
+          <w:spacing w:val="-2"/>
+        </w:rPr>
+        <w:t xml:space="preserve"> в установившемся режиме</w:t>
+      </w:r>
+      <w:r>
+        <w:rPr>
+          <w:spacing w:val="-2"/>
+        </w:rPr>
+        <w:t xml:space="preserve"> развил скорость больше, чем номинальная</w:t>
+      </w:r>
+      <w:r>
+        <w:rPr>
+          <w:spacing w:val="-2"/>
+        </w:rPr>
+        <w:t xml:space="preserve">. </w:t>
+      </w:r>
+    </w:p>
+    <w:p>
+      <w:pPr>
+        <w:pStyle w:val="a3"/>
+        <w:spacing w:before="154" w:line="360" w:lineRule="auto"/>
+        <w:ind w:right="6" w:firstLine="709"/>
+        <w:contextualSpacing/>
+        <w:jc w:val="both"/>
+        <w:rPr>
+          <w:spacing w:val="-2"/>
+        </w:rPr>
+      </w:pPr>
+      <w:r>
+        <w:rPr>
+          <w:spacing w:val="-2"/>
+        </w:rPr>
+        <w:t xml:space="preserve">Введение регулятора скорости позволило достичь номинальных оборотов. Последующее добавление регуляторов тока позволило реализовать </w:t>
+      </w:r>
+      <w:proofErr w:type="spellStart"/>
+      <w:r>
+        <w:rPr>
+          <w:spacing w:val="-2"/>
+        </w:rPr>
+        <w:t>полеориентированное</w:t>
+      </w:r>
+      <w:proofErr w:type="spellEnd"/>
+      <w:r>
+        <w:rPr>
+          <w:spacing w:val="-2"/>
+        </w:rPr>
+        <w:t xml:space="preserve"> управление, которое </w:t>
+      </w:r>
+      <w:r>
+        <w:rPr>
+          <w:spacing w:val="-2"/>
+        </w:rPr>
+        <w:t>увеличило быстродействие системы</w:t>
+      </w:r>
+      <w:r>
+        <w:rPr>
+          <w:spacing w:val="-2"/>
+        </w:rPr>
+        <w:t xml:space="preserve">. Интеграция ШИМ-модуляции </w:t>
+      </w:r>
+      <w:r>
+        <w:rPr>
+          <w:spacing w:val="-2"/>
+        </w:rPr>
+        <w:t>увеличила КПД, однако добавило в систему систематическую ошибку, а также немного уменьшило быстродействие системы.</w:t>
       </w:r>
     </w:p>
     <w:sectPr>
@@ -9900,6 +10268,7 @@
   <w:style w:type="paragraph" w:styleId="a3">
     <w:name w:val="Body Text"/>
     <w:basedOn w:val="a"/>
+    <w:link w:val="a4"/>
     <w:uiPriority w:val="1"/>
     <w:qFormat/>
     <w:rPr>
@@ -9907,7 +10276,7 @@
       <w:szCs w:val="28"/>
     </w:rPr>
   </w:style>
-  <w:style w:type="paragraph" w:styleId="a4">
+  <w:style w:type="paragraph" w:styleId="a5">
     <w:name w:val="List Paragraph"/>
     <w:basedOn w:val="a"/>
     <w:uiPriority w:val="1"/>
@@ -9923,10 +10292,10 @@
     <w:uiPriority w:val="1"/>
     <w:qFormat/>
   </w:style>
-  <w:style w:type="paragraph" w:styleId="a5">
+  <w:style w:type="paragraph" w:styleId="a6">
     <w:name w:val="header"/>
     <w:basedOn w:val="a"/>
-    <w:link w:val="a6"/>
+    <w:link w:val="a7"/>
     <w:uiPriority w:val="99"/>
     <w:unhideWhenUsed/>
     <w:rsid w:val="00134F73"/>
@@ -9937,10 +10306,10 @@
       </w:tabs>
     </w:pPr>
   </w:style>
-  <w:style w:type="character" w:customStyle="1" w:styleId="a6">
+  <w:style w:type="character" w:customStyle="1" w:styleId="a7">
     <w:name w:val="Верхний колонтитул Знак"/>
     <w:basedOn w:val="a0"/>
-    <w:link w:val="a5"/>
+    <w:link w:val="a6"/>
     <w:uiPriority w:val="99"/>
     <w:rsid w:val="00134F73"/>
     <w:rPr>
@@ -9948,10 +10317,10 @@
       <w:lang w:val="ru-RU"/>
     </w:rPr>
   </w:style>
-  <w:style w:type="paragraph" w:styleId="a7">
+  <w:style w:type="paragraph" w:styleId="a8">
     <w:name w:val="footer"/>
     <w:basedOn w:val="a"/>
-    <w:link w:val="a8"/>
+    <w:link w:val="a9"/>
     <w:uiPriority w:val="99"/>
     <w:unhideWhenUsed/>
     <w:rsid w:val="00134F73"/>
@@ -9962,10 +10331,10 @@
       </w:tabs>
     </w:pPr>
   </w:style>
-  <w:style w:type="character" w:customStyle="1" w:styleId="a8">
+  <w:style w:type="character" w:customStyle="1" w:styleId="a9">
     <w:name w:val="Нижний колонтитул Знак"/>
     <w:basedOn w:val="a0"/>
-    <w:link w:val="a7"/>
+    <w:link w:val="a8"/>
     <w:uiPriority w:val="99"/>
     <w:rsid w:val="00134F73"/>
     <w:rPr>
@@ -9973,7 +10342,7 @@
       <w:lang w:val="ru-RU"/>
     </w:rPr>
   </w:style>
-  <w:style w:type="character" w:styleId="a9">
+  <w:style w:type="character" w:styleId="aa">
     <w:name w:val="Placeholder Text"/>
     <w:basedOn w:val="a0"/>
     <w:uiPriority w:val="99"/>
@@ -9981,6 +10350,19 @@
     <w:rsid w:val="00A471D2"/>
     <w:rPr>
       <w:color w:val="808080"/>
+    </w:rPr>
+  </w:style>
+  <w:style w:type="character" w:customStyle="1" w:styleId="a4">
+    <w:name w:val="Основной текст Знак"/>
+    <w:basedOn w:val="a0"/>
+    <w:link w:val="a3"/>
+    <w:uiPriority w:val="1"/>
+    <w:rsid w:val="00FB14D2"/>
+    <w:rPr>
+      <w:rFonts w:ascii="Times New Roman" w:eastAsia="Times New Roman" w:hAnsi="Times New Roman" w:cs="Times New Roman"/>
+      <w:sz w:val="28"/>
+      <w:szCs w:val="28"/>
+      <w:lang w:val="ru-RU"/>
     </w:rPr>
   </w:style>
 </w:styles>
